--- a/src/templates/contingency-dates-letter.docx
+++ b/src/templates/contingency-dates-letter.docx
@@ -1,179 +1,1100 @@
 
 <file path=word/document.xml><?xml version="1.0" encoding="utf-8"?>
-<w:document xmlns:wpc="http://schemas.microsoft.com/office/word/2010/wordprocessingCanvas" xmlns:cx="http://schemas.microsoft.com/office/drawing/2014/chartex" xmlns:cx1="http://schemas.microsoft.com/office/drawing/2015/9/8/chartex" xmlns:cx2="http://schemas.microsoft.com/office/drawing/2015/10/21/chartex" xmlns:cx3="http://schemas.microsoft.com/office/drawing/2016/5/9/chartex" xmlns:cx4="http://schemas.microsoft.com/office/drawing/2016/5/10/chartex" xmlns:cx5="http://schemas.microsoft.com/office/drawing/2016/5/11/chartex" xmlns:mc="http://schemas.openxmlformats.org/markup-compatibility/2006" xmlns:o="urn:schemas-microsoft-com:office:office" xmlns:r="http://schemas.openxmlformats.org/officeDocument/2006/relationships" xmlns:m="http://schemas.openxmlformats.org/officeDocument/2006/math" xmlns:v="urn:schemas-microsoft-com:vml" xmlns:wp14="http://schemas.microsoft.com/office/word/2010/wordprocessingDrawing" xmlns:wp="http://schemas.openxmlformats.org/drawingml/2006/wordprocessingDrawing" xmlns:w10="urn:schemas-microsoft-com:office:word" xmlns:w="http://schemas.openxmlformats.org/wordprocessingml/2006/main" xmlns:w14="http://schemas.microsoft.com/office/word/2010/wordml" xmlns:w15="http://schemas.microsoft.com/office/word/2012/wordml" xmlns:wne="http://schemas.microsoft.com/office/word/2006/wordml" xmlns:wpg="http://schemas.microsoft.com/office/word/2010/wordprocessingGroup" xmlns:wpi="http://schemas.microsoft.com/office/word/2010/wordprocessingInk" xmlns:wps="http://schemas.microsoft.com/office/word/2010/wordprocessingShape" mc:Ignorable="w14 w15 wp14">
-  <!-- Generated by Aspose.Words for .NET 20.4 -->
+<w:document xmlns:wpc="http://schemas.microsoft.com/office/word/2010/wordprocessingCanvas" xmlns:cx="http://schemas.microsoft.com/office/drawing/2014/chartex" xmlns:cx1="http://schemas.microsoft.com/office/drawing/2015/9/8/chartex" xmlns:cx2="http://schemas.microsoft.com/office/drawing/2015/10/21/chartex" xmlns:cx3="http://schemas.microsoft.com/office/drawing/2016/5/9/chartex" xmlns:cx4="http://schemas.microsoft.com/office/drawing/2016/5/10/chartex" xmlns:cx5="http://schemas.microsoft.com/office/drawing/2016/5/11/chartex" xmlns:cx6="http://schemas.microsoft.com/office/drawing/2016/5/12/chartex" xmlns:cx7="http://schemas.microsoft.com/office/drawing/2016/5/13/chartex" xmlns:cx8="http://schemas.microsoft.com/office/drawing/2016/5/14/chartex" xmlns:mc="http://schemas.openxmlformats.org/markup-compatibility/2006" xmlns:aink="http://schemas.microsoft.com/office/drawing/2016/ink" xmlns:am3d="http://schemas.microsoft.com/office/drawing/2017/model3d" xmlns:o="urn:schemas-microsoft-com:office:office" xmlns:oel="http://schemas.microsoft.com/office/2019/extlst" xmlns:r="http://schemas.openxmlformats.org/officeDocument/2006/relationships" xmlns:m="http://schemas.openxmlformats.org/officeDocument/2006/math" xmlns:v="urn:schemas-microsoft-com:vml" xmlns:wp14="http://schemas.microsoft.com/office/word/2010/wordprocessingDrawing" xmlns:wp="http://schemas.openxmlformats.org/drawingml/2006/wordprocessingDrawing" xmlns:w10="urn:schemas-microsoft-com:office:word" xmlns:w="http://schemas.openxmlformats.org/wordprocessingml/2006/main" xmlns:w14="http://schemas.microsoft.com/office/word/2010/wordml" xmlns:w15="http://schemas.microsoft.com/office/word/2012/wordml" xmlns:w16cex="http://schemas.microsoft.com/office/word/2018/wordml/cex" xmlns:w16cid="http://schemas.microsoft.com/office/word/2016/wordml/cid" xmlns:w16="http://schemas.microsoft.com/office/word/2018/wordml" xmlns:w16du="http://schemas.microsoft.com/office/word/2023/wordml/word16du" xmlns:w16sdtdh="http://schemas.microsoft.com/office/word/2020/wordml/sdtdatahash" xmlns:w16sdtfl="http://schemas.microsoft.com/office/word/2024/wordml/sdtformatlock" xmlns:w16se="http://schemas.microsoft.com/office/word/2015/wordml/symex" xmlns:wpg="http://schemas.microsoft.com/office/word/2010/wordprocessingGroup" xmlns:wpi="http://schemas.microsoft.com/office/word/2010/wordprocessingInk" xmlns:wne="http://schemas.microsoft.com/office/word/2006/wordml" xmlns:wps="http://schemas.microsoft.com/office/word/2010/wordprocessingShape" mc:Ignorable="w14 w15 w16se w16cid w16 w16cex w16sdtdh w16sdtfl w16du wp14">
   <w:body>
     <w:p>
       <w:pPr>
-        <w:ind w:left="5328"/>
-        <w:rPr>
-          <w:sz w:val="18"/>
+        <w:ind w:left="5040" w:right="0"/>
+        <w:jc w:val="right"/>
+        <w:rPr>
+          <w:lang w:val="en-US"/>
         </w:rPr>
       </w:pPr>
-      <w:bookmarkStart w:id="0" w:name="_Hlk506471024"/>
-      <w:bookmarkStart w:id="1" w:name="Body"/>
+      <w:r>
+        <w:rPr>
+          <w:lang w:val="en-US"/>
+        </w:rPr>
+        <w:t xml:space="preserve">{{DATE}}</w:t>
+      </w:r>
+    </w:p>
+    <w:p>
+      <w:pPr>
+        <w:ind w:right="0"/>
+        <w:rPr>
+          <w:lang w:val="en-US"/>
+        </w:rPr>
+      </w:pPr>
+      <w:r>
+        <w:rPr>
+          <w:b/>
+          <w:bCs/>
+          <w:u w:val="single"/>
+          <w:lang w:val="en-US"/>
+        </w:rPr>
+        <w:t xml:space="preserve">{{DELIVERY}}</w:t>
+      </w:r>
+    </w:p>
+    <w:p>
+      <w:pPr>
+        <w:ind w:right="0"/>
+        <w:rPr>
+          <w:lang w:val="en-US"/>
+        </w:rPr>
+      </w:pPr>
+      <w:r>
+        <w:rPr>
+          <w:lang w:val="en-US"/>
+        </w:rPr>
+        <w:t xml:space="preserve">{{ADDRESSEE}}</w:t>
+      </w:r>
+    </w:p>
+    <w:p>
+      <w:pPr>
+        <w:ind w:right="0"/>
+        <w:rPr>
+          <w:lang w:val="en-US"/>
+        </w:rPr>
+      </w:pPr>
+      <w:r>
+        <w:rPr>
+          <w:lang w:val="en-US"/>
+        </w:rPr>
+        <w:t xml:space="preserve">{{ADDRESS}}</w:t>
+      </w:r>
+    </w:p>
+    <w:p>
+      <w:pPr>
+        <w:ind w:right="0"/>
+        <w:rPr>
+          <w:lang w:val="en-US"/>
+        </w:rPr>
+      </w:pPr>
+    </w:p>
+    <w:p>
+      <w:pPr>
+        <w:ind w:right="0"/>
+        <w:rPr>
+          <w:b/>
+          <w:bCs/>
+          <w:lang w:val="en-US"/>
+        </w:rPr>
+      </w:pPr>
+      <w:r>
+        <w:rPr>
+          <w:lang w:val="en-US"/>
+        </w:rPr>
+        <w:tab/>
+      </w:r>
+      <w:r>
+        <w:rPr>
+          <w:b/>
+          <w:bCs/>
+          <w:lang w:val="en-US"/>
+        </w:rPr>
+        <w:t>RE:</w:t>
+      </w:r>
+      <w:r>
+        <w:rPr>
+          <w:b/>
+          <w:bCs/>
+          <w:lang w:val="en-US"/>
+        </w:rPr>
+        <w:tab/>
+      </w:r>
+      <w:r>
+        <w:rPr>
+          <w:b/>
+          <w:bCs/>
+          <w:lang w:val="en-US"/>
+        </w:rPr>
+        <w:tab/>
+      </w:r>
+      <w:r>
+        <w:rPr>
+          <w:b/>
+          <w:bCs/>
+          <w:lang w:val="en-US"/>
+        </w:rPr>
+        <w:t xml:space="preserve">{{SELLER_LAST}}</w:t>
+      </w:r>
+      <w:r>
+        <w:rPr>
+          <w:b/>
+          <w:bCs/>
+          <w:lang w:val="en-US"/>
+        </w:rPr>
+        <w:t xml:space="preserve"> to </w:t>
+      </w:r>
+      <w:r>
+        <w:rPr>
+          <w:b/>
+          <w:bCs/>
+          <w:lang w:val="en-US"/>
+        </w:rPr>
+        <w:t xml:space="preserve">{{BUYER_LAST}}</w:t>
+      </w:r>
+    </w:p>
+    <w:p>
+      <w:pPr>
+        <w:ind w:right="0"/>
+        <w:rPr>
+          <w:b/>
+          <w:bCs/>
+          <w:lang w:val="en-US"/>
+        </w:rPr>
+      </w:pPr>
+      <w:r>
+        <w:rPr>
+          <w:b/>
+          <w:bCs/>
+          <w:lang w:val="en-US"/>
+        </w:rPr>
+        <w:tab/>
+        <w:t>Premises:</w:t>
+      </w:r>
+      <w:r>
+        <w:rPr>
+          <w:b/>
+          <w:bCs/>
+          <w:lang w:val="en-US"/>
+        </w:rPr>
+        <w:tab/>
+      </w:r>
+      <w:r>
+        <w:rPr>
+          <w:b/>
+          <w:bCs/>
+          <w:lang w:val="en-US"/>
+        </w:rPr>
+        <w:t xml:space="preserve">{{PROPERTY}}</w:t>
+      </w:r>
+    </w:p>
+    <w:p>
+      <w:pPr>
+        <w:ind w:right="0"/>
+        <w:rPr>
+          <w:b/>
+          <w:bCs/>
+          <w:lang w:val="en-US"/>
+        </w:rPr>
+      </w:pPr>
+    </w:p>
+    <w:p>
+      <w:pPr>
+        <w:ind w:right="0"/>
+        <w:rPr>
+          <w:b/>
+          <w:bCs/>
+          <w:lang w:val="en-US"/>
+        </w:rPr>
+      </w:pPr>
+      <w:r>
+        <w:rPr>
+          <w:lang w:val="en-US"/>
+        </w:rPr>
+        <w:tab/>
+      </w:r>
+      <w:r>
+        <w:rPr>
+          <w:b/>
+          <w:bCs/>
+          <w:lang w:val="en-US"/>
+        </w:rPr>
+        <w:t>File No.:</w:t>
+      </w:r>
+      <w:r>
+        <w:rPr>
+          <w:b/>
+          <w:bCs/>
+          <w:lang w:val="en-US"/>
+        </w:rPr>
+        <w:tab/>
+      </w:r>
+      <w:r>
+        <w:rPr>
+          <w:b/>
+          <w:bCs/>
+          <w:lang w:val="en-US"/>
+        </w:rPr>
+        <w:t xml:space="preserve">{{FILE_NO}}</w:t>
+      </w:r>
+    </w:p>
+    <w:p>
+      <w:pPr>
+        <w:ind w:right="0"/>
+        <w:rPr>
+          <w:lang w:val="en-US"/>
+        </w:rPr>
+      </w:pPr>
+    </w:p>
+    <w:p>
+      <w:pPr>
+        <w:ind w:right="0"/>
+        <w:rPr>
+          <w:lang w:val="en-US"/>
+        </w:rPr>
+      </w:pPr>
+    </w:p>
+    <w:p>
+      <w:pPr>
+        <w:ind w:right="0"/>
+        <w:rPr>
+          <w:lang w:val="en-US"/>
+        </w:rPr>
+      </w:pPr>
+      <w:r>
+        <w:rPr>
+          <w:lang w:val="en-US"/>
+        </w:rPr>
+        <w:t>Dear</w:t>
+      </w:r>
+      <w:r>
+        <w:rPr>
+          <w:lang w:val="en-US"/>
+        </w:rPr>
+        <w:t xml:space="preserve"> </w:t>
+      </w:r>
+      <w:r>
+        <w:rPr>
+          <w:lang w:val="en-US"/>
+        </w:rPr>
+        <w:t xml:space="preserve">{{DEAR}}</w:t>
+      </w:r>
+      <w:r>
+        <w:rPr>
+          <w:lang w:val="en-US"/>
+        </w:rPr>
+        <w:t>:</w:t>
+      </w:r>
+    </w:p>
+    <w:p>
+      <w:pPr>
+        <w:ind w:right="0"/>
+        <w:rPr>
+          <w:lang w:val="en-US"/>
+        </w:rPr>
+      </w:pPr>
+      <w:bookmarkStart w:id="0" w:name="Body"/>
+    </w:p>
+    <w:p>
+      <w:pPr>
+        <w:ind w:firstLine="720"/>
+      </w:pPr>
+      <w:r>
+        <w:t>This letter will confirm that attorney review was completed o</w:t>
+      </w:r>
+      <w:r>
+        <w:t xml:space="preserve">n </w:t>
+      </w:r>
+      <w:r>
+        <w:t xml:space="preserve">{{AR_DATE}}</w:t>
+      </w:r>
+      <w:r>
+        <w:t xml:space="preserve">. </w:t>
+      </w:r>
+      <w:r>
+        <w:t>The following items are due on the dates listed:</w:t>
+      </w:r>
       <w:r>
         <w:tab/>
       </w:r>
       <w:r>
-        <w:rPr>
-          <w:sz w:val="18"/>
-        </w:rPr>
-        <w:t xml:space="preserve">Your Ref: </w:t>
-      </w:r>
-      <w:r>
-        <w:rPr>
-          <w:sz w:val="18"/>
-        </w:rPr>
         <w:tab/>
       </w:r>
+    </w:p>
+    <w:p/>
+    <w:tbl>
+      <w:tblPr>
+        <w:tblStyle w:val="TableGrid"/>
+        <w:tblpPr w:leftFromText="180" w:rightFromText="180" w:vertAnchor="text" w:tblpY="1"/>
+        <w:tblOverlap w:val="never"/>
+        <w:tblW w:w="0" w:type="auto"/>
+        <w:tblLayout w:type="fixed"/>
+        <w:tblLook w:val="0000" w:firstRow="0" w:lastRow="0" w:firstColumn="0" w:lastColumn="0" w:noHBand="0" w:noVBand="0"/>
+      </w:tblPr>
+      <w:tblGrid>
+        <w:gridCol w:w="4170"/>
+        <w:gridCol w:w="4800"/>
+      </w:tblGrid>
+      <w:tr>
+        <w:trPr>
+          <w:trHeight w:val="345"/>
+        </w:trPr>
+        <w:tc>
+          <w:tcPr>
+            <w:tcW w:w="4170" w:type="dxa"/>
+            <w:tcBorders>
+              <w:top w:val="nil"/>
+              <w:left w:val="nil"/>
+              <w:bottom w:val="nil"/>
+              <w:right w:val="nil"/>
+            </w:tcBorders>
+            <w:shd w:val="clear" w:color="auto" w:fill="F2F2F2" w:themeFill="background1" w:themeFillShade="F2"/>
+            <w:tcMar>
+              <w:left w:w="90" w:type="dxa"/>
+              <w:right w:w="90" w:type="dxa"/>
+            </w:tcMar>
+            <w:vAlign w:val="center"/>
+          </w:tcPr>
+          <w:p>
+            <w:pPr>
+              <w:spacing w:line="259" w:lineRule="auto"/>
+              <w:ind w:left="90"/>
+              <w:rPr>
+                <w:sz w:val="22"/>
+                <w:szCs w:val="22"/>
+              </w:rPr>
+            </w:pPr>
+          </w:p>
+          <w:p>
+            <w:pPr>
+              <w:spacing w:line="259" w:lineRule="auto"/>
+              <w:ind w:left="90"/>
+              <w:rPr>
+                <w:sz w:val="22"/>
+                <w:szCs w:val="22"/>
+              </w:rPr>
+            </w:pPr>
+            <w:r>
+              <w:rPr>
+                <w:sz w:val="22"/>
+                <w:szCs w:val="22"/>
+                <w:lang w:val="en-US"/>
+              </w:rPr>
+              <w:t>Deposit Amount</w:t>
+            </w:r>
+          </w:p>
+          <w:p>
+            <w:pPr>
+              <w:spacing w:line="259" w:lineRule="auto"/>
+              <w:ind w:left="90"/>
+              <w:rPr>
+                <w:sz w:val="22"/>
+                <w:szCs w:val="22"/>
+              </w:rPr>
+            </w:pPr>
+          </w:p>
+        </w:tc>
+        <w:tc>
+          <w:tcPr>
+            <w:tcW w:w="4800" w:type="dxa"/>
+            <w:tcBorders>
+              <w:top w:val="nil"/>
+              <w:left w:val="nil"/>
+              <w:bottom w:val="nil"/>
+              <w:right w:val="nil"/>
+            </w:tcBorders>
+            <w:shd w:val="clear" w:color="auto" w:fill="F2F2F2" w:themeFill="background1" w:themeFillShade="F2"/>
+            <w:tcMar>
+              <w:left w:w="90" w:type="dxa"/>
+              <w:right w:w="90" w:type="dxa"/>
+            </w:tcMar>
+            <w:vAlign w:val="center"/>
+          </w:tcPr>
+          <w:p>
+            <w:pPr>
+              <w:spacing w:line="259" w:lineRule="auto"/>
+              <w:rPr>
+                <w:rFonts w:ascii="Calibri" w:eastAsia="Calibri" w:hAnsi="Calibri" w:cs="Calibri"/>
+                <w:sz w:val="22"/>
+                <w:szCs w:val="22"/>
+              </w:rPr>
+            </w:pPr>
+          </w:p>
+          <w:p>
+            <w:pPr>
+              <w:spacing w:line="259" w:lineRule="auto"/>
+              <w:rPr>
+                <w:rFonts w:ascii="Calibri" w:eastAsia="Calibri" w:hAnsi="Calibri" w:cs="Calibri"/>
+                <w:sz w:val="22"/>
+                <w:szCs w:val="22"/>
+              </w:rPr>
+            </w:pPr>
+            <w:r>
+              <w:rPr>
+                <w:rFonts w:ascii="Calibri" w:eastAsia="Calibri" w:hAnsi="Calibri" w:cs="Calibri"/>
+                <w:sz w:val="22"/>
+                <w:szCs w:val="22"/>
+                <w:lang w:val="en-US"/>
+              </w:rPr>
+              <w:t xml:space="preserve"> </w:t>
+            </w:r>
+            <w:r>
+              <w:rPr>
+                <w:rFonts w:ascii="Calibri" w:eastAsia="Calibri" w:hAnsi="Calibri" w:cs="Calibri"/>
+                <w:sz w:val="22"/>
+                <w:szCs w:val="22"/>
+                <w:lang w:val="en-US"/>
+              </w:rPr>
+              <w:t xml:space="preserve">{{DEPOSIT_AMOUNT}}</w:t>
+            </w:r>
+          </w:p>
+          <w:p>
+            <w:pPr>
+              <w:spacing w:line="259" w:lineRule="auto"/>
+              <w:rPr>
+                <w:rFonts w:ascii="Calibri" w:eastAsia="Calibri" w:hAnsi="Calibri" w:cs="Calibri"/>
+                <w:sz w:val="22"/>
+                <w:szCs w:val="22"/>
+              </w:rPr>
+            </w:pPr>
+            <w:r>
+              <w:rPr>
+                <w:rFonts w:ascii="Calibri" w:eastAsia="Calibri" w:hAnsi="Calibri" w:cs="Calibri"/>
+                <w:sz w:val="22"/>
+                <w:szCs w:val="22"/>
+                <w:lang w:val="en-US"/>
+              </w:rPr>
+              <w:t xml:space="preserve">Due By: </w:t>
+            </w:r>
+            <w:r>
+              <w:rPr>
+                <w:rFonts w:ascii="Calibri" w:eastAsia="Calibri" w:hAnsi="Calibri" w:cs="Calibri"/>
+                <w:sz w:val="22"/>
+                <w:szCs w:val="22"/>
+                <w:lang w:val="en-US"/>
+              </w:rPr>
+              <w:t xml:space="preserve">{{DEPOSIT_DUE}}</w:t>
+            </w:r>
+          </w:p>
+          <w:p>
+            <w:pPr>
+              <w:spacing w:line="259" w:lineRule="auto"/>
+              <w:rPr>
+                <w:sz w:val="22"/>
+                <w:szCs w:val="22"/>
+              </w:rPr>
+            </w:pPr>
+          </w:p>
+        </w:tc>
+      </w:tr>
+      <w:tr>
+        <w:trPr>
+          <w:trHeight w:val="345"/>
+        </w:trPr>
+        <w:tc>
+          <w:tcPr>
+            <w:tcW w:w="4170" w:type="dxa"/>
+            <w:tcBorders>
+              <w:top w:val="nil"/>
+              <w:left w:val="nil"/>
+              <w:bottom w:val="nil"/>
+              <w:right w:val="nil"/>
+            </w:tcBorders>
+            <w:shd w:val="clear" w:color="auto" w:fill="F2F2F2" w:themeFill="background1" w:themeFillShade="F2"/>
+            <w:tcMar>
+              <w:left w:w="90" w:type="dxa"/>
+              <w:right w:w="90" w:type="dxa"/>
+            </w:tcMar>
+            <w:vAlign w:val="center"/>
+          </w:tcPr>
+          <w:p>
+            <w:pPr>
+              <w:spacing w:line="259" w:lineRule="auto"/>
+              <w:ind w:left="90"/>
+              <w:rPr>
+                <w:sz w:val="22"/>
+                <w:szCs w:val="22"/>
+              </w:rPr>
+            </w:pPr>
+          </w:p>
+          <w:p>
+            <w:pPr>
+              <w:spacing w:line="259" w:lineRule="auto"/>
+              <w:ind w:left="90"/>
+              <w:rPr>
+                <w:sz w:val="22"/>
+                <w:szCs w:val="22"/>
+              </w:rPr>
+            </w:pPr>
+            <w:r>
+              <w:rPr>
+                <w:sz w:val="22"/>
+                <w:szCs w:val="22"/>
+                <w:lang w:val="en-US"/>
+              </w:rPr>
+              <w:t>Deposit Check Payable To:</w:t>
+            </w:r>
+          </w:p>
+          <w:p>
+            <w:pPr>
+              <w:spacing w:line="259" w:lineRule="auto"/>
+              <w:ind w:left="90"/>
+              <w:rPr>
+                <w:sz w:val="22"/>
+                <w:szCs w:val="22"/>
+              </w:rPr>
+            </w:pPr>
+          </w:p>
+        </w:tc>
+        <w:tc>
+          <w:tcPr>
+            <w:tcW w:w="4800" w:type="dxa"/>
+            <w:tcBorders>
+              <w:top w:val="nil"/>
+              <w:left w:val="nil"/>
+              <w:bottom w:val="nil"/>
+              <w:right w:val="nil"/>
+            </w:tcBorders>
+            <w:tcMar>
+              <w:left w:w="90" w:type="dxa"/>
+              <w:right w:w="90" w:type="dxa"/>
+            </w:tcMar>
+            <w:vAlign w:val="center"/>
+          </w:tcPr>
+          <w:p>
+            <w:pPr>
+              <w:spacing w:line="259" w:lineRule="auto"/>
+              <w:rPr>
+                <w:sz w:val="22"/>
+                <w:szCs w:val="22"/>
+              </w:rPr>
+            </w:pPr>
+            <w:r>
+              <w:rPr>
+                <w:sz w:val="22"/>
+                <w:szCs w:val="22"/>
+              </w:rPr>
+              <w:t xml:space="preserve">{{DEPOSIT_PAYABLE_TO}}</w:t>
+            </w:r>
+            <w:r>
+              <w:rPr>
+                <w:sz w:val="22"/>
+                <w:szCs w:val="22"/>
+              </w:rPr>
+              <w:t xml:space="preserve"> </w:t>
+            </w:r>
+          </w:p>
+        </w:tc>
+      </w:tr>
+      <w:tr>
+        <w:trPr>
+          <w:trHeight w:val="345"/>
+        </w:trPr>
+        <w:tc>
+          <w:tcPr>
+            <w:tcW w:w="4170" w:type="dxa"/>
+            <w:tcBorders>
+              <w:top w:val="nil"/>
+              <w:left w:val="nil"/>
+              <w:bottom w:val="nil"/>
+              <w:right w:val="nil"/>
+            </w:tcBorders>
+            <w:shd w:val="clear" w:color="auto" w:fill="F2F2F2" w:themeFill="background1" w:themeFillShade="F2"/>
+            <w:tcMar>
+              <w:left w:w="90" w:type="dxa"/>
+              <w:right w:w="90" w:type="dxa"/>
+            </w:tcMar>
+            <w:vAlign w:val="center"/>
+          </w:tcPr>
+          <w:p>
+            <w:pPr>
+              <w:spacing w:line="259" w:lineRule="auto"/>
+              <w:ind w:left="90"/>
+              <w:rPr>
+                <w:sz w:val="22"/>
+                <w:szCs w:val="22"/>
+              </w:rPr>
+            </w:pPr>
+          </w:p>
+          <w:p>
+            <w:pPr>
+              <w:spacing w:line="259" w:lineRule="auto"/>
+              <w:ind w:left="90"/>
+              <w:rPr>
+                <w:sz w:val="22"/>
+                <w:szCs w:val="22"/>
+              </w:rPr>
+            </w:pPr>
+            <w:r>
+              <w:rPr>
+                <w:sz w:val="22"/>
+                <w:szCs w:val="22"/>
+                <w:lang w:val="en-US"/>
+              </w:rPr>
+              <w:t>Deposit Check Mailed To:</w:t>
+            </w:r>
+          </w:p>
+          <w:p>
+            <w:pPr>
+              <w:spacing w:line="259" w:lineRule="auto"/>
+              <w:ind w:left="90"/>
+              <w:rPr>
+                <w:sz w:val="22"/>
+                <w:szCs w:val="22"/>
+              </w:rPr>
+            </w:pPr>
+          </w:p>
+        </w:tc>
+        <w:tc>
+          <w:tcPr>
+            <w:tcW w:w="4800" w:type="dxa"/>
+            <w:tcBorders>
+              <w:top w:val="nil"/>
+              <w:left w:val="nil"/>
+              <w:bottom w:val="nil"/>
+              <w:right w:val="nil"/>
+            </w:tcBorders>
+            <w:shd w:val="clear" w:color="auto" w:fill="F2F2F2" w:themeFill="background1" w:themeFillShade="F2"/>
+            <w:tcMar>
+              <w:left w:w="90" w:type="dxa"/>
+              <w:right w:w="90" w:type="dxa"/>
+            </w:tcMar>
+            <w:vAlign w:val="center"/>
+          </w:tcPr>
+          <w:p>
+            <w:pPr>
+              <w:spacing w:line="259" w:lineRule="auto"/>
+              <w:rPr>
+                <w:sz w:val="22"/>
+                <w:szCs w:val="22"/>
+              </w:rPr>
+            </w:pPr>
+            <w:r>
+              <w:rPr>
+                <w:sz w:val="22"/>
+                <w:szCs w:val="22"/>
+              </w:rPr>
+              <w:t xml:space="preserve">{{DEPOSIT_MAILED_TO}}</w:t>
+            </w:r>
+          </w:p>
+        </w:tc>
+      </w:tr>
+      <w:tr>
+        <w:trPr>
+          <w:trHeight w:val="540"/>
+        </w:trPr>
+        <w:tc>
+          <w:tcPr>
+            <w:tcW w:w="4170" w:type="dxa"/>
+            <w:tcBorders>
+              <w:top w:val="nil"/>
+              <w:left w:val="nil"/>
+              <w:bottom w:val="nil"/>
+              <w:right w:val="nil"/>
+            </w:tcBorders>
+            <w:shd w:val="clear" w:color="auto" w:fill="F2F2F2" w:themeFill="background1" w:themeFillShade="F2"/>
+            <w:tcMar>
+              <w:left w:w="90" w:type="dxa"/>
+              <w:right w:w="90" w:type="dxa"/>
+            </w:tcMar>
+            <w:vAlign w:val="center"/>
+          </w:tcPr>
+          <w:p>
+            <w:pPr>
+              <w:spacing w:line="259" w:lineRule="auto"/>
+              <w:ind w:left="90"/>
+              <w:rPr>
+                <w:sz w:val="22"/>
+                <w:szCs w:val="22"/>
+              </w:rPr>
+            </w:pPr>
+          </w:p>
+          <w:p>
+            <w:pPr>
+              <w:spacing w:line="259" w:lineRule="auto"/>
+              <w:ind w:left="90"/>
+              <w:rPr>
+                <w:sz w:val="22"/>
+                <w:szCs w:val="22"/>
+              </w:rPr>
+            </w:pPr>
+            <w:r>
+              <w:rPr>
+                <w:sz w:val="22"/>
+                <w:szCs w:val="22"/>
+                <w:lang w:val="en-US"/>
+              </w:rPr>
+              <w:t xml:space="preserve">Inspection Report &amp; Repairs Requests </w:t>
+            </w:r>
+          </w:p>
+          <w:p>
+            <w:pPr>
+              <w:spacing w:line="259" w:lineRule="auto"/>
+              <w:ind w:left="90"/>
+              <w:rPr>
+                <w:sz w:val="22"/>
+                <w:szCs w:val="22"/>
+              </w:rPr>
+            </w:pPr>
+          </w:p>
+        </w:tc>
+        <w:tc>
+          <w:tcPr>
+            <w:tcW w:w="4800" w:type="dxa"/>
+            <w:tcBorders>
+              <w:top w:val="nil"/>
+              <w:left w:val="nil"/>
+              <w:bottom w:val="nil"/>
+              <w:right w:val="nil"/>
+            </w:tcBorders>
+            <w:tcMar>
+              <w:left w:w="90" w:type="dxa"/>
+              <w:right w:w="90" w:type="dxa"/>
+            </w:tcMar>
+            <w:vAlign w:val="center"/>
+          </w:tcPr>
+          <w:p>
+            <w:pPr>
+              <w:spacing w:line="259" w:lineRule="auto"/>
+              <w:rPr>
+                <w:rFonts w:ascii="Calibri" w:eastAsia="Calibri" w:hAnsi="Calibri" w:cs="Calibri"/>
+                <w:sz w:val="22"/>
+                <w:szCs w:val="22"/>
+              </w:rPr>
+            </w:pPr>
+            <w:r>
+              <w:rPr>
+                <w:sz w:val="22"/>
+                <w:szCs w:val="22"/>
+                <w:lang w:val="en-US"/>
+              </w:rPr>
+              <w:t>By:</w:t>
+            </w:r>
+            <w:r>
+              <w:rPr>
+                <w:rFonts w:ascii="Calibri" w:eastAsia="Calibri" w:hAnsi="Calibri" w:cs="Calibri"/>
+                <w:sz w:val="22"/>
+                <w:szCs w:val="22"/>
+                <w:lang w:val="en-US"/>
+              </w:rPr>
+              <w:t xml:space="preserve"> </w:t>
+            </w:r>
+            <w:r>
+              <w:rPr>
+                <w:sz w:val="22"/>
+                <w:szCs w:val="22"/>
+                <w:lang w:val="en-US"/>
+              </w:rPr>
+              <w:t xml:space="preserve">{{INSPECTION_DATE}}</w:t>
+            </w:r>
+          </w:p>
+        </w:tc>
+      </w:tr>
+      <w:tr>
+        <w:trPr>
+          <w:trHeight w:val="315"/>
+        </w:trPr>
+        <w:tc>
+          <w:tcPr>
+            <w:tcW w:w="4170" w:type="dxa"/>
+            <w:tcBorders>
+              <w:top w:val="nil"/>
+              <w:left w:val="nil"/>
+              <w:bottom w:val="nil"/>
+              <w:right w:val="nil"/>
+            </w:tcBorders>
+            <w:shd w:val="clear" w:color="auto" w:fill="F2F2F2" w:themeFill="background1" w:themeFillShade="F2"/>
+            <w:tcMar>
+              <w:left w:w="90" w:type="dxa"/>
+              <w:right w:w="90" w:type="dxa"/>
+            </w:tcMar>
+            <w:vAlign w:val="center"/>
+          </w:tcPr>
+          <w:p>
+            <w:pPr>
+              <w:spacing w:line="259" w:lineRule="auto"/>
+              <w:ind w:left="90"/>
+              <w:rPr>
+                <w:sz w:val="22"/>
+                <w:szCs w:val="22"/>
+              </w:rPr>
+            </w:pPr>
+          </w:p>
+          <w:p>
+            <w:pPr>
+              <w:spacing w:line="259" w:lineRule="auto"/>
+              <w:ind w:left="90"/>
+              <w:rPr>
+                <w:sz w:val="22"/>
+                <w:szCs w:val="22"/>
+              </w:rPr>
+            </w:pPr>
+            <w:r>
+              <w:rPr>
+                <w:sz w:val="22"/>
+                <w:szCs w:val="22"/>
+                <w:lang w:val="en-US"/>
+              </w:rPr>
+              <w:t xml:space="preserve">Mortgage Commitment </w:t>
+            </w:r>
+          </w:p>
+          <w:p>
+            <w:pPr>
+              <w:spacing w:line="259" w:lineRule="auto"/>
+              <w:ind w:left="90"/>
+              <w:rPr>
+                <w:sz w:val="22"/>
+                <w:szCs w:val="22"/>
+              </w:rPr>
+            </w:pPr>
+          </w:p>
+        </w:tc>
+        <w:tc>
+          <w:tcPr>
+            <w:tcW w:w="4800" w:type="dxa"/>
+            <w:tcBorders>
+              <w:top w:val="nil"/>
+              <w:left w:val="nil"/>
+              <w:bottom w:val="nil"/>
+              <w:right w:val="nil"/>
+            </w:tcBorders>
+            <w:shd w:val="clear" w:color="auto" w:fill="F2F2F2" w:themeFill="background1" w:themeFillShade="F2"/>
+            <w:tcMar>
+              <w:left w:w="90" w:type="dxa"/>
+              <w:right w:w="90" w:type="dxa"/>
+            </w:tcMar>
+            <w:vAlign w:val="center"/>
+          </w:tcPr>
+          <w:p>
+            <w:pPr>
+              <w:spacing w:line="259" w:lineRule="auto"/>
+              <w:rPr>
+                <w:rFonts w:ascii="Calibri" w:eastAsia="Calibri" w:hAnsi="Calibri" w:cs="Calibri"/>
+                <w:sz w:val="22"/>
+                <w:szCs w:val="22"/>
+              </w:rPr>
+            </w:pPr>
+            <w:r>
+              <w:rPr>
+                <w:sz w:val="22"/>
+                <w:szCs w:val="22"/>
+                <w:lang w:val="en-US"/>
+              </w:rPr>
+              <w:t xml:space="preserve">By: </w:t>
+            </w:r>
+            <w:r>
+              <w:rPr>
+                <w:rFonts w:ascii="Calibri" w:eastAsia="Calibri" w:hAnsi="Calibri" w:cs="Calibri"/>
+                <w:sz w:val="22"/>
+                <w:szCs w:val="22"/>
+                <w:lang w:val="en-US"/>
+              </w:rPr>
+              <w:t xml:space="preserve"> </w:t>
+            </w:r>
+            <w:r>
+              <w:rPr>
+                <w:rFonts w:ascii="Calibri" w:eastAsia="Calibri" w:hAnsi="Calibri" w:cs="Calibri"/>
+                <w:sz w:val="22"/>
+                <w:szCs w:val="22"/>
+                <w:lang w:val="en-US"/>
+              </w:rPr>
+              <w:t xml:space="preserve">{{MORTGAGE_DATE}}</w:t>
+            </w:r>
+          </w:p>
+        </w:tc>
+      </w:tr>
+      <w:tr>
+        <w:trPr>
+          <w:trHeight w:val="270"/>
+        </w:trPr>
+        <w:tc>
+          <w:tcPr>
+            <w:tcW w:w="4170" w:type="dxa"/>
+            <w:tcBorders>
+              <w:top w:val="nil"/>
+              <w:left w:val="nil"/>
+              <w:bottom w:val="nil"/>
+              <w:right w:val="nil"/>
+            </w:tcBorders>
+            <w:shd w:val="clear" w:color="auto" w:fill="F2F2F2" w:themeFill="background1" w:themeFillShade="F2"/>
+            <w:tcMar>
+              <w:left w:w="90" w:type="dxa"/>
+              <w:right w:w="90" w:type="dxa"/>
+            </w:tcMar>
+            <w:vAlign w:val="center"/>
+          </w:tcPr>
+          <w:p>
+            <w:pPr>
+              <w:spacing w:line="259" w:lineRule="auto"/>
+              <w:ind w:left="90"/>
+              <w:rPr>
+                <w:sz w:val="22"/>
+                <w:szCs w:val="22"/>
+              </w:rPr>
+            </w:pPr>
+          </w:p>
+          <w:p>
+            <w:pPr>
+              <w:spacing w:line="259" w:lineRule="auto"/>
+              <w:ind w:left="90"/>
+              <w:rPr>
+                <w:sz w:val="22"/>
+                <w:szCs w:val="22"/>
+              </w:rPr>
+            </w:pPr>
+            <w:r>
+              <w:rPr>
+                <w:sz w:val="22"/>
+                <w:szCs w:val="22"/>
+                <w:lang w:val="en-US"/>
+              </w:rPr>
+              <w:t xml:space="preserve">Estimated Closing Date </w:t>
+            </w:r>
+          </w:p>
+          <w:p>
+            <w:pPr>
+              <w:spacing w:line="259" w:lineRule="auto"/>
+              <w:ind w:left="90"/>
+              <w:rPr>
+                <w:sz w:val="22"/>
+                <w:szCs w:val="22"/>
+              </w:rPr>
+            </w:pPr>
+          </w:p>
+        </w:tc>
+        <w:tc>
+          <w:tcPr>
+            <w:tcW w:w="4800" w:type="dxa"/>
+            <w:tcBorders>
+              <w:top w:val="nil"/>
+              <w:left w:val="nil"/>
+              <w:bottom w:val="nil"/>
+              <w:right w:val="nil"/>
+            </w:tcBorders>
+            <w:tcMar>
+              <w:left w:w="90" w:type="dxa"/>
+              <w:right w:w="90" w:type="dxa"/>
+            </w:tcMar>
+            <w:vAlign w:val="center"/>
+          </w:tcPr>
+          <w:p>
+            <w:pPr>
+              <w:spacing w:line="259" w:lineRule="auto"/>
+              <w:rPr>
+                <w:rFonts w:ascii="Calibri" w:eastAsia="Calibri" w:hAnsi="Calibri" w:cs="Calibri"/>
+                <w:sz w:val="22"/>
+                <w:szCs w:val="22"/>
+                <w:lang w:val="en-US"/>
+              </w:rPr>
+            </w:pPr>
+            <w:r>
+              <w:rPr>
+                <w:rFonts w:ascii="Calibri" w:eastAsia="Calibri" w:hAnsi="Calibri" w:cs="Calibri"/>
+                <w:sz w:val="22"/>
+                <w:szCs w:val="22"/>
+                <w:lang w:val="en-US"/>
+              </w:rPr>
+              <w:t xml:space="preserve">{{CLOSING_DATE}}</w:t>
+            </w:r>
+          </w:p>
+        </w:tc>
+      </w:tr>
+    </w:tbl>
+    <w:p>
       <w:r>
-        <w:rPr>
-          <w:noProof/>
-          <w:sz w:val="18"/>
-        </w:rPr>
-        <w:t>{{YOUR_REF}}</w:t>
+        <w:lastRenderedPageBreak/>
+        <w:br w:type="textWrapping" w:clear="all"/>
       </w:r>
     </w:p>
     <w:p>
       <w:pPr>
-        <w:ind w:left="5328"/>
-        <w:rPr>
-          <w:sz w:val="18"/>
-        </w:rPr>
+        <w:ind w:left="-90" w:right="540"/>
+        <w:rPr>
+          <w:sz w:val="22"/>
+          <w:szCs w:val="22"/>
+        </w:rPr>
+      </w:pPr>
+    </w:p>
+    <w:p>
+      <w:pPr>
+        <w:ind w:left="-90" w:right="540" w:firstLine="810"/>
       </w:pPr>
       <w:r>
-        <w:rPr>
-          <w:sz w:val="18"/>
-        </w:rPr>
-        <w:tab/>
-        <w:t xml:space="preserve">Our Ref: </w:t>
-      </w:r>
-      <w:r>
-        <w:rPr>
-          <w:sz w:val="18"/>
-        </w:rPr>
-        <w:tab/>
-      </w:r>
-      <w:r>
-        <w:rPr>
-          <w:sz w:val="18"/>
-        </w:rPr>
-        <w:tab/>
-      </w:r>
-      <w:r>
-        <w:rPr>
-          <w:noProof/>
-          <w:sz w:val="18"/>
-        </w:rPr>
-        <w:t>{{OUR_REF}}</w:t>
+        <w:t xml:space="preserve">We remind everyone that the closing date is only an estimate and is subject to confirmation after all contingencies are satisfied, and assuming there are no issues that would delay the closing. </w:t>
       </w:r>
     </w:p>
     <w:p>
       <w:pPr>
-        <w:ind w:left="5328"/>
-        <w:rPr>
-          <w:sz w:val="18"/>
+        <w:ind w:left="-90" w:right="540"/>
+      </w:pPr>
+    </w:p>
+    <w:p>
+      <w:r>
+        <w:rPr>
+          <w:b/>
+          <w:bCs/>
+        </w:rPr>
+        <w:t xml:space="preserve">Moving forward, </w:t>
+      </w:r>
+      <w:r>
+        <w:rPr>
+          <w:b/>
+          <w:bCs/>
+        </w:rPr>
+        <w:t xml:space="preserve">if you have any questions pertaining to your transaction, </w:t>
+      </w:r>
+      <w:r>
+        <w:rPr>
+          <w:b/>
+          <w:bCs/>
+        </w:rPr>
+        <w:t>please contact the support staff</w:t>
+      </w:r>
+      <w:r>
+        <w:rPr>
+          <w:b/>
+          <w:bCs/>
+        </w:rPr>
+        <w:t>.</w:t>
+      </w:r>
+      <w:bookmarkEnd w:id="0"/>
+    </w:p>
+    <w:p>
+      <w:pPr>
+        <w:ind w:left="5040" w:right="0"/>
+        <w:rPr>
+          <w:lang w:val="en-US"/>
         </w:rPr>
       </w:pPr>
       <w:r>
         <w:rPr>
-          <w:sz w:val="18"/>
-        </w:rPr>
-        <w:tab/>
-        <w:t xml:space="preserve">Contact: </w:t>
-      </w:r>
-      <w:r>
-        <w:rPr>
-          <w:sz w:val="18"/>
-        </w:rPr>
-        <w:tab/>
-      </w:r>
-      <w:r>
-        <w:rPr>
-          <w:sz w:val="18"/>
-        </w:rPr>
-        <w:tab/>
-      </w:r>
-      <w:r>
-        <w:rPr>
-          <w:noProof/>
-          <w:sz w:val="18"/>
-        </w:rPr>
-        <w:t>Piotr Rapciewicz, Esq.</w:t>
+          <w:lang w:val="en-US"/>
+        </w:rPr>
+        <w:t>Very truly yours,</w:t>
       </w:r>
     </w:p>
     <w:p>
       <w:pPr>
-        <w:ind w:left="5328"/>
-        <w:rPr>
-          <w:sz w:val="18"/>
+        <w:ind w:left="5040" w:right="0"/>
+        <w:rPr>
+          <w:lang w:val="en-US"/>
+        </w:rPr>
+      </w:pPr>
+    </w:p>
+    <w:p>
+      <w:pPr>
+        <w:ind w:left="5040" w:right="0"/>
+        <w:rPr>
+          <w:lang w:val="en-US"/>
+        </w:rPr>
+      </w:pPr>
+    </w:p>
+    <w:p>
+      <w:pPr>
+        <w:ind w:left="5040" w:right="0"/>
+        <w:rPr>
+          <w:lang w:val="en-US"/>
+        </w:rPr>
+      </w:pPr>
+    </w:p>
+    <w:p>
+      <w:pPr>
+        <w:ind w:left="5040" w:right="0"/>
+        <w:rPr>
+          <w:lang w:val="en-US"/>
         </w:rPr>
       </w:pPr>
       <w:r>
         <w:rPr>
-          <w:sz w:val="18"/>
-        </w:rPr>
-        <w:tab/>
-        <w:t xml:space="preserve">Direct Phone: </w:t>
-      </w:r>
-      <w:r>
-        <w:rPr>
-          <w:sz w:val="18"/>
-        </w:rPr>
-        <w:tab/>
-      </w:r>
-      <w:r>
-        <w:rPr>
-          <w:noProof/>
-          <w:sz w:val="18"/>
-        </w:rPr>
-        <w:t>7329038008</w:t>
+          <w:lang w:val="en-US"/>
+        </w:rPr>
+        <w:t xml:space="preserve">{{SIGNER}}</w:t>
       </w:r>
     </w:p>
     <w:p>
       <w:pPr>
-        <w:ind w:left="5328"/>
-        <w:rPr>
-          <w:sz w:val="18"/>
-        </w:rPr>
-      </w:pPr>
-      <w:r>
-        <w:rPr>
-          <w:sz w:val="18"/>
-        </w:rPr>
-        <w:tab/>
-        <w:t xml:space="preserve">Direct Email: </w:t>
-      </w:r>
-      <w:r>
-        <w:rPr>
-          <w:sz w:val="18"/>
-        </w:rPr>
-        <w:tab/>
-      </w:r>
-      <w:r>
-        <w:rPr>
-          <w:noProof/>
-          <w:sz w:val="18"/>
-        </w:rPr>
-        <w:t>piotr@rapciewiczlaw.com</w:t>
-      </w:r>
-    </w:p>
-    <w:p>
-      <w:pPr>
-        <w:rPr>
-          <w:lang w:val="en-US"/>
-        </w:rPr>
-      </w:pPr>
-      <w:r>
-        <w:rPr>
-          <w:noProof/>
-        </w:rPr>
-        <w:t>{{DATE}}</w:t>
-      </w:r>
-    </w:p>
-    <w:p>
-      <w:pPr>
+        <w:ind w:right="0"/>
         <w:rPr>
           <w:lang w:val="en-US"/>
         </w:rPr>
@@ -181,120 +1102,28 @@
     </w:p>
     <w:p>
       <w:pPr>
-        <w:jc w:val="center"/>
-        <w:rPr>
-          <w:b/>
-          <w:u w:val="single"/>
-          <w:lang w:val="en-US"/>
+        <w:ind w:right="0"/>
+        <w:rPr>
+          <w:lang w:val="pl-PL"/>
         </w:rPr>
       </w:pPr>
       <w:r>
         <w:rPr>
-          <w:b/>
-          <w:u w:val="single"/>
-          <w:lang w:val="en-US"/>
-        </w:rPr>
-        <w:t xml:space="preserve">CONTINGENCY DATES</w:t>
+          <w:lang w:val="pl-PL"/>
+        </w:rPr>
+        <w:t xml:space="preserve">{{INITIALS}}</w:t>
       </w:r>
     </w:p>
-    <w:p>
-      <w:pPr>
-        <w:jc w:val="center"/>
-        <w:rPr>
-          <w:lang w:val="en-US"/>
-        </w:rPr>
-      </w:pPr>
-    </w:p>
-    <w:p>
-      <w:r>
-        <w:rPr>
-          <w:b/>
-          <w:noProof/>
-        </w:rPr>
-        <w:t xml:space="preserve">{{RE_LINE}}</w:t>
-      </w:r>
-    </w:p>
-    <w:p>
-      <w:pPr>
-        <w:jc w:val="center"/>
-        <w:rPr>
-          <w:lang w:val="en-US"/>
-        </w:rPr>
-      </w:pPr>
-    </w:p>
-    <w:p>
-      <w:r>
-        <w:rPr>
-          <w:noProof/>
-        </w:rPr>
-        <w:t xml:space="preserve">Dear {{DEAR}}:</w:t>
-      </w:r>
-    </w:p>
-    <w:p>
-      <w:r>
-        <w:rPr>
-          <w:noProof/>
-        </w:rPr>
-        <w:t xml:space="preserve">{{BODY}}</w:t>
-      </w:r>
-    </w:p>
-    <w:p>
-      <w:pPr>
-        <w:jc w:val="center"/>
-        <w:rPr>
-          <w:lang w:val="en-US"/>
-        </w:rPr>
-      </w:pPr>
-    </w:p>
-    <w:p>
-      <w:r>
-        <w:rPr>
-          <w:noProof/>
-        </w:rPr>
-        <w:t xml:space="preserve">Very truly yours,</w:t>
-      </w:r>
-    </w:p>
-    <w:p>
-      <w:pPr>
-        <w:jc w:val="center"/>
-        <w:rPr>
-          <w:lang w:val="en-US"/>
-        </w:rPr>
-      </w:pPr>
-    </w:p>
-    <w:p>
-      <w:pPr>
-        <w:jc w:val="center"/>
-        <w:rPr>
-          <w:lang w:val="en-US"/>
-        </w:rPr>
-      </w:pPr>
-    </w:p>
-    <w:p>
-      <w:r>
-        <w:rPr>
-          <w:noProof/>
-        </w:rPr>
-        <w:t xml:space="preserve">THE LAW OFFICE OF PIOTR RAPCIEWICZ, LLC</w:t>
-      </w:r>
-    </w:p>
-    <w:p>
-      <w:r>
-        <w:rPr>
-          <w:noProof/>
-        </w:rPr>
-        <w:t xml:space="preserve">Piotr Rapciewicz, Esq.</w:t>
-      </w:r>
-    </w:p>
+    <w:bookmarkStart w:id="1" w:name="ENCLOSURES" w:displacedByCustomXml="prev"/>
+    <w:bookmarkEnd w:id="1" w:displacedByCustomXml="prev"/>
     <w:sectPr>
-      <w:headerReference w:type="even" r:id="rId4"/>
-      <w:headerReference w:type="default" r:id="rId5"/>
-      <w:footerReference w:type="even" r:id="rId6"/>
-      <w:footerReference w:type="default" r:id="rId7"/>
-      <w:headerReference w:type="first" r:id="rId8"/>
-      <w:footerReference w:type="first" r:id="rId9"/>
+      <w:headerReference w:type="default" r:id="rId14"/>
+      <w:footerReference w:type="even" r:id="rId15"/>
+      <w:footerReference w:type="default" r:id="rId16"/>
+      <w:headerReference w:type="first" r:id="rId17"/>
+      <w:footerReference w:type="first" r:id="rId18"/>
       <w:pgSz w:w="12240" w:h="15840" w:code="1"/>
-      <w:pgMar w:top="547" w:right="1440" w:bottom="994" w:left="1440" w:header="720" w:footer="720" w:gutter="0"/>
+      <w:pgMar w:top="1440" w:right="1440" w:bottom="1440" w:left="1440" w:header="720" w:footer="720" w:gutter="0"/>
       <w:cols w:space="720"/>
       <w:titlePg/>
       <w:docGrid w:linePitch="326"/>
@@ -303,8 +1132,27 @@
 </w:document>
 </file>
 
+<file path=word/endnotes.xml><?xml version="1.0" encoding="utf-8"?>
+<w:endnotes xmlns:wpc="http://schemas.microsoft.com/office/word/2010/wordprocessingCanvas" xmlns:cx="http://schemas.microsoft.com/office/drawing/2014/chartex" xmlns:cx1="http://schemas.microsoft.com/office/drawing/2015/9/8/chartex" xmlns:cx2="http://schemas.microsoft.com/office/drawing/2015/10/21/chartex" xmlns:cx3="http://schemas.microsoft.com/office/drawing/2016/5/9/chartex" xmlns:cx4="http://schemas.microsoft.com/office/drawing/2016/5/10/chartex" xmlns:cx5="http://schemas.microsoft.com/office/drawing/2016/5/11/chartex" xmlns:cx6="http://schemas.microsoft.com/office/drawing/2016/5/12/chartex" xmlns:cx7="http://schemas.microsoft.com/office/drawing/2016/5/13/chartex" xmlns:cx8="http://schemas.microsoft.com/office/drawing/2016/5/14/chartex" xmlns:mc="http://schemas.openxmlformats.org/markup-compatibility/2006" xmlns:aink="http://schemas.microsoft.com/office/drawing/2016/ink" xmlns:am3d="http://schemas.microsoft.com/office/drawing/2017/model3d" xmlns:o="urn:schemas-microsoft-com:office:office" xmlns:oel="http://schemas.microsoft.com/office/2019/extlst" xmlns:r="http://schemas.openxmlformats.org/officeDocument/2006/relationships" xmlns:m="http://schemas.openxmlformats.org/officeDocument/2006/math" xmlns:v="urn:schemas-microsoft-com:vml" xmlns:wp14="http://schemas.microsoft.com/office/word/2010/wordprocessingDrawing" xmlns:wp="http://schemas.openxmlformats.org/drawingml/2006/wordprocessingDrawing" xmlns:w10="urn:schemas-microsoft-com:office:word" xmlns:w="http://schemas.openxmlformats.org/wordprocessingml/2006/main" xmlns:w14="http://schemas.microsoft.com/office/word/2010/wordml" xmlns:w15="http://schemas.microsoft.com/office/word/2012/wordml" xmlns:w16cex="http://schemas.microsoft.com/office/word/2018/wordml/cex" xmlns:w16cid="http://schemas.microsoft.com/office/word/2016/wordml/cid" xmlns:w16="http://schemas.microsoft.com/office/word/2018/wordml" xmlns:w16du="http://schemas.microsoft.com/office/word/2023/wordml/word16du" xmlns:w16sdtdh="http://schemas.microsoft.com/office/word/2020/wordml/sdtdatahash" xmlns:w16sdtfl="http://schemas.microsoft.com/office/word/2024/wordml/sdtformatlock" xmlns:w16se="http://schemas.microsoft.com/office/word/2015/wordml/symex" xmlns:wpg="http://schemas.microsoft.com/office/word/2010/wordprocessingGroup" xmlns:wpi="http://schemas.microsoft.com/office/word/2010/wordprocessingInk" xmlns:wne="http://schemas.microsoft.com/office/word/2006/wordml" xmlns:wps="http://schemas.microsoft.com/office/word/2010/wordprocessingShape" mc:Ignorable="w14 w15 w16se w16cid w16 w16cex w16sdtdh w16sdtfl w16du wp14">
+  <w:endnote w:type="separator" w:id="-1">
+    <w:p>
+      <w:r>
+        <w:separator/>
+      </w:r>
+    </w:p>
+  </w:endnote>
+  <w:endnote w:type="continuationSeparator" w:id="0">
+    <w:p>
+      <w:r>
+        <w:continuationSeparator/>
+      </w:r>
+    </w:p>
+  </w:endnote>
+</w:endnotes>
+</file>
+
 <file path=word/footer1.xml><?xml version="1.0" encoding="utf-8"?>
-<w:ftr xmlns:wpc="http://schemas.microsoft.com/office/word/2010/wordprocessingCanvas" xmlns:cx="http://schemas.microsoft.com/office/drawing/2014/chartex" xmlns:cx1="http://schemas.microsoft.com/office/drawing/2015/9/8/chartex" xmlns:cx2="http://schemas.microsoft.com/office/drawing/2015/10/21/chartex" xmlns:cx3="http://schemas.microsoft.com/office/drawing/2016/5/9/chartex" xmlns:cx4="http://schemas.microsoft.com/office/drawing/2016/5/10/chartex" xmlns:cx5="http://schemas.microsoft.com/office/drawing/2016/5/11/chartex" xmlns:mc="http://schemas.openxmlformats.org/markup-compatibility/2006" xmlns:o="urn:schemas-microsoft-com:office:office" xmlns:r="http://schemas.openxmlformats.org/officeDocument/2006/relationships" xmlns:m="http://schemas.openxmlformats.org/officeDocument/2006/math" xmlns:v="urn:schemas-microsoft-com:vml" xmlns:wp14="http://schemas.microsoft.com/office/word/2010/wordprocessingDrawing" xmlns:wp="http://schemas.openxmlformats.org/drawingml/2006/wordprocessingDrawing" xmlns:w10="urn:schemas-microsoft-com:office:word" xmlns:w="http://schemas.openxmlformats.org/wordprocessingml/2006/main" xmlns:w14="http://schemas.microsoft.com/office/word/2010/wordml" xmlns:w15="http://schemas.microsoft.com/office/word/2012/wordml" xmlns:wne="http://schemas.microsoft.com/office/word/2006/wordml" xmlns:wpg="http://schemas.microsoft.com/office/word/2010/wordprocessingGroup" xmlns:wpi="http://schemas.microsoft.com/office/word/2010/wordprocessingInk" xmlns:wps="http://schemas.microsoft.com/office/word/2010/wordprocessingShape" mc:Ignorable="w14 w15 wp14">
+<w:ftr xmlns:wpc="http://schemas.microsoft.com/office/word/2010/wordprocessingCanvas" xmlns:cx="http://schemas.microsoft.com/office/drawing/2014/chartex" xmlns:cx1="http://schemas.microsoft.com/office/drawing/2015/9/8/chartex" xmlns:cx2="http://schemas.microsoft.com/office/drawing/2015/10/21/chartex" xmlns:cx3="http://schemas.microsoft.com/office/drawing/2016/5/9/chartex" xmlns:cx4="http://schemas.microsoft.com/office/drawing/2016/5/10/chartex" xmlns:cx5="http://schemas.microsoft.com/office/drawing/2016/5/11/chartex" xmlns:cx6="http://schemas.microsoft.com/office/drawing/2016/5/12/chartex" xmlns:cx7="http://schemas.microsoft.com/office/drawing/2016/5/13/chartex" xmlns:cx8="http://schemas.microsoft.com/office/drawing/2016/5/14/chartex" xmlns:mc="http://schemas.openxmlformats.org/markup-compatibility/2006" xmlns:aink="http://schemas.microsoft.com/office/drawing/2016/ink" xmlns:am3d="http://schemas.microsoft.com/office/drawing/2017/model3d" xmlns:o="urn:schemas-microsoft-com:office:office" xmlns:oel="http://schemas.microsoft.com/office/2019/extlst" xmlns:r="http://schemas.openxmlformats.org/officeDocument/2006/relationships" xmlns:m="http://schemas.openxmlformats.org/officeDocument/2006/math" xmlns:v="urn:schemas-microsoft-com:vml" xmlns:wp14="http://schemas.microsoft.com/office/word/2010/wordprocessingDrawing" xmlns:wp="http://schemas.openxmlformats.org/drawingml/2006/wordprocessingDrawing" xmlns:w10="urn:schemas-microsoft-com:office:word" xmlns:w="http://schemas.openxmlformats.org/wordprocessingml/2006/main" xmlns:w14="http://schemas.microsoft.com/office/word/2010/wordml" xmlns:w15="http://schemas.microsoft.com/office/word/2012/wordml" xmlns:w16cex="http://schemas.microsoft.com/office/word/2018/wordml/cex" xmlns:w16cid="http://schemas.microsoft.com/office/word/2016/wordml/cid" xmlns:w16="http://schemas.microsoft.com/office/word/2018/wordml" xmlns:w16du="http://schemas.microsoft.com/office/word/2023/wordml/word16du" xmlns:w16sdtdh="http://schemas.microsoft.com/office/word/2020/wordml/sdtdatahash" xmlns:w16sdtfl="http://schemas.microsoft.com/office/word/2024/wordml/sdtformatlock" xmlns:w16se="http://schemas.microsoft.com/office/word/2015/wordml/symex" xmlns:wpg="http://schemas.microsoft.com/office/word/2010/wordprocessingGroup" xmlns:wpi="http://schemas.microsoft.com/office/word/2010/wordprocessingInk" xmlns:wne="http://schemas.microsoft.com/office/word/2006/wordml" xmlns:wps="http://schemas.microsoft.com/office/word/2010/wordprocessingShape" mc:Ignorable="w14 w15 w16se w16cid w16 w16cex w16sdtdh w16sdtfl w16du wp14">
   <w:p>
     <w:pPr>
       <w:pStyle w:val="Footer"/>
@@ -329,12 +1177,6 @@
       <w:rPr>
         <w:rStyle w:val="PageNumber"/>
       </w:rPr>
-      <w:fldChar w:fldCharType="separate"/>
-    </w:r>
-    <w:r>
-      <w:rPr>
-        <w:rStyle w:val="PageNumber"/>
-      </w:rPr>
       <w:fldChar w:fldCharType="end"/>
     </w:r>
   </w:p>
@@ -348,7 +1190,7 @@
 </file>
 
 <file path=word/footer2.xml><?xml version="1.0" encoding="utf-8"?>
-<w:ftr xmlns:wpc="http://schemas.microsoft.com/office/word/2010/wordprocessingCanvas" xmlns:cx="http://schemas.microsoft.com/office/drawing/2014/chartex" xmlns:cx1="http://schemas.microsoft.com/office/drawing/2015/9/8/chartex" xmlns:cx2="http://schemas.microsoft.com/office/drawing/2015/10/21/chartex" xmlns:cx3="http://schemas.microsoft.com/office/drawing/2016/5/9/chartex" xmlns:cx4="http://schemas.microsoft.com/office/drawing/2016/5/10/chartex" xmlns:cx5="http://schemas.microsoft.com/office/drawing/2016/5/11/chartex" xmlns:mc="http://schemas.openxmlformats.org/markup-compatibility/2006" xmlns:o="urn:schemas-microsoft-com:office:office" xmlns:r="http://schemas.openxmlformats.org/officeDocument/2006/relationships" xmlns:m="http://schemas.openxmlformats.org/officeDocument/2006/math" xmlns:v="urn:schemas-microsoft-com:vml" xmlns:wp14="http://schemas.microsoft.com/office/word/2010/wordprocessingDrawing" xmlns:wp="http://schemas.openxmlformats.org/drawingml/2006/wordprocessingDrawing" xmlns:w10="urn:schemas-microsoft-com:office:word" xmlns:w="http://schemas.openxmlformats.org/wordprocessingml/2006/main" xmlns:w14="http://schemas.microsoft.com/office/word/2010/wordml" xmlns:w15="http://schemas.microsoft.com/office/word/2012/wordml" xmlns:wne="http://schemas.microsoft.com/office/word/2006/wordml" xmlns:wpg="http://schemas.microsoft.com/office/word/2010/wordprocessingGroup" xmlns:wpi="http://schemas.microsoft.com/office/word/2010/wordprocessingInk" xmlns:wps="http://schemas.microsoft.com/office/word/2010/wordprocessingShape" mc:Ignorable="w14 w15 wp14">
+<w:ftr xmlns:wpc="http://schemas.microsoft.com/office/word/2010/wordprocessingCanvas" xmlns:cx="http://schemas.microsoft.com/office/drawing/2014/chartex" xmlns:cx1="http://schemas.microsoft.com/office/drawing/2015/9/8/chartex" xmlns:cx2="http://schemas.microsoft.com/office/drawing/2015/10/21/chartex" xmlns:cx3="http://schemas.microsoft.com/office/drawing/2016/5/9/chartex" xmlns:cx4="http://schemas.microsoft.com/office/drawing/2016/5/10/chartex" xmlns:cx5="http://schemas.microsoft.com/office/drawing/2016/5/11/chartex" xmlns:cx6="http://schemas.microsoft.com/office/drawing/2016/5/12/chartex" xmlns:cx7="http://schemas.microsoft.com/office/drawing/2016/5/13/chartex" xmlns:cx8="http://schemas.microsoft.com/office/drawing/2016/5/14/chartex" xmlns:mc="http://schemas.openxmlformats.org/markup-compatibility/2006" xmlns:aink="http://schemas.microsoft.com/office/drawing/2016/ink" xmlns:am3d="http://schemas.microsoft.com/office/drawing/2017/model3d" xmlns:o="urn:schemas-microsoft-com:office:office" xmlns:oel="http://schemas.microsoft.com/office/2019/extlst" xmlns:r="http://schemas.openxmlformats.org/officeDocument/2006/relationships" xmlns:m="http://schemas.openxmlformats.org/officeDocument/2006/math" xmlns:v="urn:schemas-microsoft-com:vml" xmlns:wp14="http://schemas.microsoft.com/office/word/2010/wordprocessingDrawing" xmlns:wp="http://schemas.openxmlformats.org/drawingml/2006/wordprocessingDrawing" xmlns:w10="urn:schemas-microsoft-com:office:word" xmlns:w="http://schemas.openxmlformats.org/wordprocessingml/2006/main" xmlns:w14="http://schemas.microsoft.com/office/word/2010/wordml" xmlns:w15="http://schemas.microsoft.com/office/word/2012/wordml" xmlns:w16cex="http://schemas.microsoft.com/office/word/2018/wordml/cex" xmlns:w16cid="http://schemas.microsoft.com/office/word/2016/wordml/cid" xmlns:w16="http://schemas.microsoft.com/office/word/2018/wordml" xmlns:w16du="http://schemas.microsoft.com/office/word/2023/wordml/word16du" xmlns:w16sdtdh="http://schemas.microsoft.com/office/word/2020/wordml/sdtdatahash" xmlns:w16sdtfl="http://schemas.microsoft.com/office/word/2024/wordml/sdtformatlock" xmlns:w16se="http://schemas.microsoft.com/office/word/2015/wordml/symex" xmlns:wpg="http://schemas.microsoft.com/office/word/2010/wordprocessingGroup" xmlns:wpi="http://schemas.microsoft.com/office/word/2010/wordprocessingInk" xmlns:wne="http://schemas.microsoft.com/office/word/2006/wordml" xmlns:wps="http://schemas.microsoft.com/office/word/2010/wordprocessingShape" mc:Ignorable="w14 w15 w16se w16cid w16 w16cex w16sdtdh w16sdtfl w16du wp14">
   <w:p>
     <w:pPr>
       <w:pStyle w:val="Footer"/>
@@ -359,38 +1201,184 @@
 </file>
 
 <file path=word/footer3.xml><?xml version="1.0" encoding="utf-8"?>
-<w:ftr xmlns:wpc="http://schemas.microsoft.com/office/word/2010/wordprocessingCanvas" xmlns:cx="http://schemas.microsoft.com/office/drawing/2014/chartex" xmlns:cx1="http://schemas.microsoft.com/office/drawing/2015/9/8/chartex" xmlns:cx2="http://schemas.microsoft.com/office/drawing/2015/10/21/chartex" xmlns:cx3="http://schemas.microsoft.com/office/drawing/2016/5/9/chartex" xmlns:cx4="http://schemas.microsoft.com/office/drawing/2016/5/10/chartex" xmlns:cx5="http://schemas.microsoft.com/office/drawing/2016/5/11/chartex" xmlns:mc="http://schemas.openxmlformats.org/markup-compatibility/2006" xmlns:o="urn:schemas-microsoft-com:office:office" xmlns:r="http://schemas.openxmlformats.org/officeDocument/2006/relationships" xmlns:m="http://schemas.openxmlformats.org/officeDocument/2006/math" xmlns:v="urn:schemas-microsoft-com:vml" xmlns:wp14="http://schemas.microsoft.com/office/word/2010/wordprocessingDrawing" xmlns:wp="http://schemas.openxmlformats.org/drawingml/2006/wordprocessingDrawing" xmlns:w10="urn:schemas-microsoft-com:office:word" xmlns:w="http://schemas.openxmlformats.org/wordprocessingml/2006/main" xmlns:w14="http://schemas.microsoft.com/office/word/2010/wordml" xmlns:w15="http://schemas.microsoft.com/office/word/2012/wordml" xmlns:wne="http://schemas.microsoft.com/office/word/2006/wordml" xmlns:wpg="http://schemas.microsoft.com/office/word/2010/wordprocessingGroup" xmlns:wpi="http://schemas.microsoft.com/office/word/2010/wordprocessingInk" xmlns:wps="http://schemas.microsoft.com/office/word/2010/wordprocessingShape" mc:Ignorable="w14 w15 wp14">
+<w:ftr xmlns:wpc="http://schemas.microsoft.com/office/word/2010/wordprocessingCanvas" xmlns:cx="http://schemas.microsoft.com/office/drawing/2014/chartex" xmlns:cx1="http://schemas.microsoft.com/office/drawing/2015/9/8/chartex" xmlns:cx2="http://schemas.microsoft.com/office/drawing/2015/10/21/chartex" xmlns:cx3="http://schemas.microsoft.com/office/drawing/2016/5/9/chartex" xmlns:cx4="http://schemas.microsoft.com/office/drawing/2016/5/10/chartex" xmlns:cx5="http://schemas.microsoft.com/office/drawing/2016/5/11/chartex" xmlns:cx6="http://schemas.microsoft.com/office/drawing/2016/5/12/chartex" xmlns:cx7="http://schemas.microsoft.com/office/drawing/2016/5/13/chartex" xmlns:cx8="http://schemas.microsoft.com/office/drawing/2016/5/14/chartex" xmlns:mc="http://schemas.openxmlformats.org/markup-compatibility/2006" xmlns:aink="http://schemas.microsoft.com/office/drawing/2016/ink" xmlns:am3d="http://schemas.microsoft.com/office/drawing/2017/model3d" xmlns:o="urn:schemas-microsoft-com:office:office" xmlns:oel="http://schemas.microsoft.com/office/2019/extlst" xmlns:r="http://schemas.openxmlformats.org/officeDocument/2006/relationships" xmlns:m="http://schemas.openxmlformats.org/officeDocument/2006/math" xmlns:v="urn:schemas-microsoft-com:vml" xmlns:wp14="http://schemas.microsoft.com/office/word/2010/wordprocessingDrawing" xmlns:wp="http://schemas.openxmlformats.org/drawingml/2006/wordprocessingDrawing" xmlns:w10="urn:schemas-microsoft-com:office:word" xmlns:w="http://schemas.openxmlformats.org/wordprocessingml/2006/main" xmlns:w14="http://schemas.microsoft.com/office/word/2010/wordml" xmlns:w15="http://schemas.microsoft.com/office/word/2012/wordml" xmlns:w16cex="http://schemas.microsoft.com/office/word/2018/wordml/cex" xmlns:w16cid="http://schemas.microsoft.com/office/word/2016/wordml/cid" xmlns:w16="http://schemas.microsoft.com/office/word/2018/wordml" xmlns:w16du="http://schemas.microsoft.com/office/word/2023/wordml/word16du" xmlns:w16sdtdh="http://schemas.microsoft.com/office/word/2020/wordml/sdtdatahash" xmlns:w16sdtfl="http://schemas.microsoft.com/office/word/2024/wordml/sdtformatlock" xmlns:w16se="http://schemas.microsoft.com/office/word/2015/wordml/symex" xmlns:wpg="http://schemas.microsoft.com/office/word/2010/wordprocessingGroup" xmlns:wpi="http://schemas.microsoft.com/office/word/2010/wordprocessingInk" xmlns:wne="http://schemas.microsoft.com/office/word/2006/wordml" xmlns:wps="http://schemas.microsoft.com/office/word/2010/wordprocessingShape" mc:Ignorable="w14 w15 w16se w16cid w16 w16cex w16sdtdh w16sdtfl w16du wp14">
   <w:p>
     <w:pPr>
       <w:pStyle w:val="Footer"/>
+      <w:rPr>
+        <w:sz w:val="16"/>
+        <w:lang w:val="en-US"/>
+      </w:rPr>
+    </w:pPr>
+  </w:p>
+  <w:p>
+    <w:pPr>
+      <w:pStyle w:val="Footer"/>
+      <w:rPr>
+        <w:sz w:val="16"/>
+        <w:lang w:val="en-US"/>
+      </w:rPr>
     </w:pPr>
   </w:p>
 </w:ftr>
 </file>
 
+<file path=word/footnotes.xml><?xml version="1.0" encoding="utf-8"?>
+<w:footnotes xmlns:wpc="http://schemas.microsoft.com/office/word/2010/wordprocessingCanvas" xmlns:cx="http://schemas.microsoft.com/office/drawing/2014/chartex" xmlns:cx1="http://schemas.microsoft.com/office/drawing/2015/9/8/chartex" xmlns:cx2="http://schemas.microsoft.com/office/drawing/2015/10/21/chartex" xmlns:cx3="http://schemas.microsoft.com/office/drawing/2016/5/9/chartex" xmlns:cx4="http://schemas.microsoft.com/office/drawing/2016/5/10/chartex" xmlns:cx5="http://schemas.microsoft.com/office/drawing/2016/5/11/chartex" xmlns:cx6="http://schemas.microsoft.com/office/drawing/2016/5/12/chartex" xmlns:cx7="http://schemas.microsoft.com/office/drawing/2016/5/13/chartex" xmlns:cx8="http://schemas.microsoft.com/office/drawing/2016/5/14/chartex" xmlns:mc="http://schemas.openxmlformats.org/markup-compatibility/2006" xmlns:aink="http://schemas.microsoft.com/office/drawing/2016/ink" xmlns:am3d="http://schemas.microsoft.com/office/drawing/2017/model3d" xmlns:o="urn:schemas-microsoft-com:office:office" xmlns:oel="http://schemas.microsoft.com/office/2019/extlst" xmlns:r="http://schemas.openxmlformats.org/officeDocument/2006/relationships" xmlns:m="http://schemas.openxmlformats.org/officeDocument/2006/math" xmlns:v="urn:schemas-microsoft-com:vml" xmlns:wp14="http://schemas.microsoft.com/office/word/2010/wordprocessingDrawing" xmlns:wp="http://schemas.openxmlformats.org/drawingml/2006/wordprocessingDrawing" xmlns:w10="urn:schemas-microsoft-com:office:word" xmlns:w="http://schemas.openxmlformats.org/wordprocessingml/2006/main" xmlns:w14="http://schemas.microsoft.com/office/word/2010/wordml" xmlns:w15="http://schemas.microsoft.com/office/word/2012/wordml" xmlns:w16cex="http://schemas.microsoft.com/office/word/2018/wordml/cex" xmlns:w16cid="http://schemas.microsoft.com/office/word/2016/wordml/cid" xmlns:w16="http://schemas.microsoft.com/office/word/2018/wordml" xmlns:w16du="http://schemas.microsoft.com/office/word/2023/wordml/word16du" xmlns:w16sdtdh="http://schemas.microsoft.com/office/word/2020/wordml/sdtdatahash" xmlns:w16sdtfl="http://schemas.microsoft.com/office/word/2024/wordml/sdtformatlock" xmlns:w16se="http://schemas.microsoft.com/office/word/2015/wordml/symex" xmlns:wpg="http://schemas.microsoft.com/office/word/2010/wordprocessingGroup" xmlns:wpi="http://schemas.microsoft.com/office/word/2010/wordprocessingInk" xmlns:wne="http://schemas.microsoft.com/office/word/2006/wordml" xmlns:wps="http://schemas.microsoft.com/office/word/2010/wordprocessingShape" mc:Ignorable="w14 w15 w16se w16cid w16 w16cex w16sdtdh w16sdtfl w16du wp14">
+  <w:footnote w:type="separator" w:id="-1">
+    <w:p>
+      <w:r>
+        <w:separator/>
+      </w:r>
+    </w:p>
+  </w:footnote>
+  <w:footnote w:type="continuationSeparator" w:id="0">
+    <w:p>
+      <w:r>
+        <w:continuationSeparator/>
+      </w:r>
+    </w:p>
+  </w:footnote>
+</w:footnotes>
+</file>
+
 <file path=word/header1.xml><?xml version="1.0" encoding="utf-8"?>
-<w:hdr xmlns:wpc="http://schemas.microsoft.com/office/word/2010/wordprocessingCanvas" xmlns:cx="http://schemas.microsoft.com/office/drawing/2014/chartex" xmlns:cx1="http://schemas.microsoft.com/office/drawing/2015/9/8/chartex" xmlns:cx2="http://schemas.microsoft.com/office/drawing/2015/10/21/chartex" xmlns:cx3="http://schemas.microsoft.com/office/drawing/2016/5/9/chartex" xmlns:cx4="http://schemas.microsoft.com/office/drawing/2016/5/10/chartex" xmlns:cx5="http://schemas.microsoft.com/office/drawing/2016/5/11/chartex" xmlns:mc="http://schemas.openxmlformats.org/markup-compatibility/2006" xmlns:o="urn:schemas-microsoft-com:office:office" xmlns:r="http://schemas.openxmlformats.org/officeDocument/2006/relationships" xmlns:m="http://schemas.openxmlformats.org/officeDocument/2006/math" xmlns:v="urn:schemas-microsoft-com:vml" xmlns:wp14="http://schemas.microsoft.com/office/word/2010/wordprocessingDrawing" xmlns:wp="http://schemas.openxmlformats.org/drawingml/2006/wordprocessingDrawing" xmlns:w10="urn:schemas-microsoft-com:office:word" xmlns:w="http://schemas.openxmlformats.org/wordprocessingml/2006/main" xmlns:w14="http://schemas.microsoft.com/office/word/2010/wordml" xmlns:w15="http://schemas.microsoft.com/office/word/2012/wordml" xmlns:wne="http://schemas.microsoft.com/office/word/2006/wordml" xmlns:wpg="http://schemas.microsoft.com/office/word/2010/wordprocessingGroup" xmlns:wpi="http://schemas.microsoft.com/office/word/2010/wordprocessingInk" xmlns:wps="http://schemas.microsoft.com/office/word/2010/wordprocessingShape" mc:Ignorable="w14 w15 wp14">
+<w:hdr xmlns:wpc="http://schemas.microsoft.com/office/word/2010/wordprocessingCanvas" xmlns:cx="http://schemas.microsoft.com/office/drawing/2014/chartex" xmlns:cx1="http://schemas.microsoft.com/office/drawing/2015/9/8/chartex" xmlns:cx2="http://schemas.microsoft.com/office/drawing/2015/10/21/chartex" xmlns:cx3="http://schemas.microsoft.com/office/drawing/2016/5/9/chartex" xmlns:cx4="http://schemas.microsoft.com/office/drawing/2016/5/10/chartex" xmlns:cx5="http://schemas.microsoft.com/office/drawing/2016/5/11/chartex" xmlns:cx6="http://schemas.microsoft.com/office/drawing/2016/5/12/chartex" xmlns:cx7="http://schemas.microsoft.com/office/drawing/2016/5/13/chartex" xmlns:cx8="http://schemas.microsoft.com/office/drawing/2016/5/14/chartex" xmlns:mc="http://schemas.openxmlformats.org/markup-compatibility/2006" xmlns:aink="http://schemas.microsoft.com/office/drawing/2016/ink" xmlns:am3d="http://schemas.microsoft.com/office/drawing/2017/model3d" xmlns:o="urn:schemas-microsoft-com:office:office" xmlns:oel="http://schemas.microsoft.com/office/2019/extlst" xmlns:r="http://schemas.openxmlformats.org/officeDocument/2006/relationships" xmlns:m="http://schemas.openxmlformats.org/officeDocument/2006/math" xmlns:v="urn:schemas-microsoft-com:vml" xmlns:wp14="http://schemas.microsoft.com/office/word/2010/wordprocessingDrawing" xmlns:wp="http://schemas.openxmlformats.org/drawingml/2006/wordprocessingDrawing" xmlns:w10="urn:schemas-microsoft-com:office:word" xmlns:w="http://schemas.openxmlformats.org/wordprocessingml/2006/main" xmlns:w14="http://schemas.microsoft.com/office/word/2010/wordml" xmlns:w15="http://schemas.microsoft.com/office/word/2012/wordml" xmlns:w16cex="http://schemas.microsoft.com/office/word/2018/wordml/cex" xmlns:w16cid="http://schemas.microsoft.com/office/word/2016/wordml/cid" xmlns:w16="http://schemas.microsoft.com/office/word/2018/wordml" xmlns:w16du="http://schemas.microsoft.com/office/word/2023/wordml/word16du" xmlns:w16sdtdh="http://schemas.microsoft.com/office/word/2020/wordml/sdtdatahash" xmlns:w16sdtfl="http://schemas.microsoft.com/office/word/2024/wordml/sdtformatlock" xmlns:w16se="http://schemas.microsoft.com/office/word/2015/wordml/symex" xmlns:wpg="http://schemas.microsoft.com/office/word/2010/wordprocessingGroup" xmlns:wpi="http://schemas.microsoft.com/office/word/2010/wordprocessingInk" xmlns:wne="http://schemas.microsoft.com/office/word/2006/wordml" xmlns:wps="http://schemas.microsoft.com/office/word/2010/wordprocessingShape" mc:Ignorable="w14 w15 w16se w16cid w16 w16cex w16sdtdh w16sdtfl w16du wp14">
   <w:p>
     <w:pPr>
       <w:pStyle w:val="Header"/>
+      <w:tabs>
+        <w:tab w:val="clear" w:pos="4153"/>
+        <w:tab w:val="clear" w:pos="8306"/>
+        <w:tab w:val="center" w:pos="4320"/>
+        <w:tab w:val="right" w:pos="9360"/>
+      </w:tabs>
+      <w:rPr>
+        <w:b/>
+        <w:bCs/>
+      </w:rPr>
     </w:pPr>
+    <w:r>
+      <w:rPr>
+        <w:b/>
+        <w:bCs/>
+      </w:rPr>
+      <w:t xml:space="preserve">RE:                   </w:t>
+    </w:r>
+    <w:r>
+      <w:rPr>
+        <w:b/>
+        <w:bCs/>
+      </w:rPr>
+      <w:t xml:space="preserve">{{SELLER_LAST}}</w:t>
+    </w:r>
+    <w:r>
+      <w:rPr>
+        <w:b/>
+        <w:bCs/>
+      </w:rPr>
+      <w:t xml:space="preserve">  to </w:t>
+    </w:r>
+    <w:r>
+      <w:rPr>
+        <w:b/>
+        <w:bCs/>
+      </w:rPr>
+      <w:t xml:space="preserve">{{BUYER_LAST}}</w:t>
+    </w:r>
+    <w:r>
+      <w:rPr>
+        <w:b/>
+        <w:bCs/>
+      </w:rPr>
+      <w:tab/>
+    </w:r>
+    <w:r>
+      <w:rPr>
+        <w:b/>
+        <w:bCs/>
+      </w:rPr>
+      <w:tab/>
+      <w:t xml:space="preserve">  </w:t>
+    </w:r>
+  </w:p>
+  <w:p>
+    <w:pPr>
+      <w:pStyle w:val="Header"/>
+      <w:tabs>
+        <w:tab w:val="clear" w:pos="4153"/>
+        <w:tab w:val="clear" w:pos="8306"/>
+        <w:tab w:val="center" w:pos="4320"/>
+        <w:tab w:val="right" w:pos="9360"/>
+      </w:tabs>
+      <w:rPr>
+        <w:b/>
+        <w:bCs/>
+      </w:rPr>
+    </w:pPr>
+    <w:r>
+      <w:rPr>
+        <w:b/>
+        <w:bCs/>
+      </w:rPr>
+      <w:t xml:space="preserve">Premises:       </w:t>
+    </w:r>
+    <w:r>
+      <w:rPr>
+        <w:b/>
+        <w:bCs/>
+      </w:rPr>
+      <w:t xml:space="preserve">{{PROPERTY}}</w:t>
+    </w:r>
+    <w:r>
+      <w:rPr>
+        <w:b/>
+        <w:bCs/>
+      </w:rPr>
+      <w:tab/>
+    </w:r>
+  </w:p>
+  <w:p>
+    <w:pPr>
+      <w:pStyle w:val="Header"/>
+      <w:tabs>
+        <w:tab w:val="clear" w:pos="4153"/>
+        <w:tab w:val="clear" w:pos="8306"/>
+        <w:tab w:val="center" w:pos="4320"/>
+        <w:tab w:val="right" w:pos="9360"/>
+      </w:tabs>
+      <w:rPr>
+        <w:b/>
+        <w:bCs/>
+      </w:rPr>
+    </w:pPr>
+    <w:r>
+      <w:rPr>
+        <w:b/>
+        <w:bCs/>
+      </w:rPr>
+      <w:t xml:space="preserve">File No.:         </w:t>
+    </w:r>
+    <w:r>
+      <w:rPr>
+        <w:b/>
+        <w:bCs/>
+      </w:rPr>
+      <w:t xml:space="preserve">{{FILE_NO}}</w:t>
+    </w:r>
+    <w:r>
+      <w:rPr>
+        <w:b/>
+        <w:bCs/>
+      </w:rPr>
+      <w:tab/>
+    </w:r>
   </w:p>
 </w:hdr>
 </file>
 
 <file path=word/header2.xml><?xml version="1.0" encoding="utf-8"?>
-<w:hdr xmlns:wpc="http://schemas.microsoft.com/office/word/2010/wordprocessingCanvas" xmlns:cx="http://schemas.microsoft.com/office/drawing/2014/chartex" xmlns:cx1="http://schemas.microsoft.com/office/drawing/2015/9/8/chartex" xmlns:cx2="http://schemas.microsoft.com/office/drawing/2015/10/21/chartex" xmlns:cx3="http://schemas.microsoft.com/office/drawing/2016/5/9/chartex" xmlns:cx4="http://schemas.microsoft.com/office/drawing/2016/5/10/chartex" xmlns:cx5="http://schemas.microsoft.com/office/drawing/2016/5/11/chartex" xmlns:mc="http://schemas.openxmlformats.org/markup-compatibility/2006" xmlns:o="urn:schemas-microsoft-com:office:office" xmlns:r="http://schemas.openxmlformats.org/officeDocument/2006/relationships" xmlns:m="http://schemas.openxmlformats.org/officeDocument/2006/math" xmlns:v="urn:schemas-microsoft-com:vml" xmlns:wp14="http://schemas.microsoft.com/office/word/2010/wordprocessingDrawing" xmlns:wp="http://schemas.openxmlformats.org/drawingml/2006/wordprocessingDrawing" xmlns:w10="urn:schemas-microsoft-com:office:word" xmlns:w="http://schemas.openxmlformats.org/wordprocessingml/2006/main" xmlns:w14="http://schemas.microsoft.com/office/word/2010/wordml" xmlns:w15="http://schemas.microsoft.com/office/word/2012/wordml" xmlns:wne="http://schemas.microsoft.com/office/word/2006/wordml" xmlns:wpg="http://schemas.microsoft.com/office/word/2010/wordprocessingGroup" xmlns:wpi="http://schemas.microsoft.com/office/word/2010/wordprocessingInk" xmlns:wps="http://schemas.microsoft.com/office/word/2010/wordprocessingShape" mc:Ignorable="w14 w15 wp14">
-  <w:p>
-    <w:pPr>
-      <w:pStyle w:val="Header"/>
-      <w:jc w:val="center"/>
-    </w:pPr>
-  </w:p>
-</w:hdr>
-</file>
-
-<file path=word/header3.xml><?xml version="1.0" encoding="utf-8"?>
-<w:hdr xmlns:wpc="http://schemas.microsoft.com/office/word/2010/wordprocessingCanvas" xmlns:cx="http://schemas.microsoft.com/office/drawing/2014/chartex" xmlns:cx1="http://schemas.microsoft.com/office/drawing/2015/9/8/chartex" xmlns:cx2="http://schemas.microsoft.com/office/drawing/2015/10/21/chartex" xmlns:cx3="http://schemas.microsoft.com/office/drawing/2016/5/9/chartex" xmlns:cx4="http://schemas.microsoft.com/office/drawing/2016/5/10/chartex" xmlns:cx5="http://schemas.microsoft.com/office/drawing/2016/5/11/chartex" xmlns:mc="http://schemas.openxmlformats.org/markup-compatibility/2006" xmlns:o="urn:schemas-microsoft-com:office:office" xmlns:r="http://schemas.openxmlformats.org/officeDocument/2006/relationships" xmlns:m="http://schemas.openxmlformats.org/officeDocument/2006/math" xmlns:v="urn:schemas-microsoft-com:vml" xmlns:wp14="http://schemas.microsoft.com/office/word/2010/wordprocessingDrawing" xmlns:wp="http://schemas.openxmlformats.org/drawingml/2006/wordprocessingDrawing" xmlns:w10="urn:schemas-microsoft-com:office:word" xmlns:w="http://schemas.openxmlformats.org/wordprocessingml/2006/main" xmlns:w14="http://schemas.microsoft.com/office/word/2010/wordml" xmlns:w15="http://schemas.microsoft.com/office/word/2012/wordml" xmlns:wne="http://schemas.microsoft.com/office/word/2006/wordml" xmlns:wpg="http://schemas.microsoft.com/office/word/2010/wordprocessingGroup" xmlns:wpi="http://schemas.microsoft.com/office/word/2010/wordprocessingInk" xmlns:wps="http://schemas.microsoft.com/office/word/2010/wordprocessingShape" mc:Ignorable="w14 w15 wp14">
+<w:hdr xmlns:wpc="http://schemas.microsoft.com/office/word/2010/wordprocessingCanvas" xmlns:cx="http://schemas.microsoft.com/office/drawing/2014/chartex" xmlns:cx1="http://schemas.microsoft.com/office/drawing/2015/9/8/chartex" xmlns:cx2="http://schemas.microsoft.com/office/drawing/2015/10/21/chartex" xmlns:cx3="http://schemas.microsoft.com/office/drawing/2016/5/9/chartex" xmlns:cx4="http://schemas.microsoft.com/office/drawing/2016/5/10/chartex" xmlns:cx5="http://schemas.microsoft.com/office/drawing/2016/5/11/chartex" xmlns:cx6="http://schemas.microsoft.com/office/drawing/2016/5/12/chartex" xmlns:cx7="http://schemas.microsoft.com/office/drawing/2016/5/13/chartex" xmlns:cx8="http://schemas.microsoft.com/office/drawing/2016/5/14/chartex" xmlns:mc="http://schemas.openxmlformats.org/markup-compatibility/2006" xmlns:aink="http://schemas.microsoft.com/office/drawing/2016/ink" xmlns:am3d="http://schemas.microsoft.com/office/drawing/2017/model3d" xmlns:o="urn:schemas-microsoft-com:office:office" xmlns:oel="http://schemas.microsoft.com/office/2019/extlst" xmlns:r="http://schemas.openxmlformats.org/officeDocument/2006/relationships" xmlns:m="http://schemas.openxmlformats.org/officeDocument/2006/math" xmlns:v="urn:schemas-microsoft-com:vml" xmlns:wp14="http://schemas.microsoft.com/office/word/2010/wordprocessingDrawing" xmlns:wp="http://schemas.openxmlformats.org/drawingml/2006/wordprocessingDrawing" xmlns:w10="urn:schemas-microsoft-com:office:word" xmlns:w="http://schemas.openxmlformats.org/wordprocessingml/2006/main" xmlns:w14="http://schemas.microsoft.com/office/word/2010/wordml" xmlns:w15="http://schemas.microsoft.com/office/word/2012/wordml" xmlns:w16cex="http://schemas.microsoft.com/office/word/2018/wordml/cex" xmlns:w16cid="http://schemas.microsoft.com/office/word/2016/wordml/cid" xmlns:w16="http://schemas.microsoft.com/office/word/2018/wordml" xmlns:w16du="http://schemas.microsoft.com/office/word/2023/wordml/word16du" xmlns:w16sdtdh="http://schemas.microsoft.com/office/word/2020/wordml/sdtdatahash" xmlns:w16sdtfl="http://schemas.microsoft.com/office/word/2024/wordml/sdtformatlock" xmlns:w16se="http://schemas.microsoft.com/office/word/2015/wordml/symex" xmlns:wpg="http://schemas.microsoft.com/office/word/2010/wordprocessingGroup" xmlns:wpi="http://schemas.microsoft.com/office/word/2010/wordprocessingInk" xmlns:wne="http://schemas.microsoft.com/office/word/2006/wordml" xmlns:wps="http://schemas.microsoft.com/office/word/2010/wordprocessingShape" mc:Ignorable="w14 w15 w16se w16cid w16 w16cex w16sdtdh w16sdtfl w16du wp14">
   <w:p>
     <w:pPr>
       <w:rPr>
@@ -408,7 +1396,7 @@
       <mc:AlternateContent>
         <mc:Choice Requires="wps">
           <w:drawing>
-            <wp:anchor distT="45720" distB="45720" distL="114300" distR="114300" simplePos="0" relativeHeight="251661312" behindDoc="0" locked="0" layoutInCell="1" allowOverlap="1">
+            <wp:anchor distT="45720" distB="45720" distL="114300" distR="114300" simplePos="0" relativeHeight="251661312" behindDoc="0" locked="0" layoutInCell="1" allowOverlap="1" wp14:anchorId="7209748A" wp14:editId="6FC8CF56">
               <wp:simplePos x="0" y="0"/>
               <wp:positionH relativeFrom="margin">
                 <wp:align>right</wp:align>
@@ -420,10 +1408,12 @@
               <wp:effectExtent l="0" t="0" r="0" b="0"/>
               <wp:wrapNone/>
               <wp:docPr id="1" name="Text Box 2"/>
-              <wp:cNvGraphicFramePr/>
+              <wp:cNvGraphicFramePr>
+                <a:graphicFrameLocks xmlns:a="http://schemas.openxmlformats.org/drawingml/2006/main"/>
+              </wp:cNvGraphicFramePr>
               <a:graphic xmlns:a="http://schemas.openxmlformats.org/drawingml/2006/main">
                 <a:graphicData uri="http://schemas.microsoft.com/office/word/2010/wordprocessingShape">
-                  <wps:wsp xmlns:wps="http://schemas.microsoft.com/office/word/2010/wordprocessingShape">
+                  <wps:wsp>
                     <wps:cNvSpPr txBox="1">
                       <a:spLocks noChangeArrowheads="1"/>
                     </wps:cNvSpPr>
@@ -696,7 +1686,14 @@
                               <w:rFonts w:ascii="Bell MT" w:hAnsi="Bell MT" w:cs="Arial"/>
                               <w:sz w:val="22"/>
                             </w:rPr>
-                            <w:t>Also Member of NY Bar</w:t>
+                            <w:t>Also</w:t>
+                          </w:r>
+                          <w:r>
+                            <w:rPr>
+                              <w:rFonts w:ascii="Bell MT" w:hAnsi="Bell MT" w:cs="Arial"/>
+                              <w:sz w:val="22"/>
+                            </w:rPr>
+                            <w:t xml:space="preserve"> Member of NY Bar</w:t>
                           </w:r>
                         </w:p>
                         <w:p>
@@ -717,7 +1714,9 @@
                         </w:p>
                       </w:txbxContent>
                     </wps:txbx>
-                    <wps:bodyPr rot="0" vert="horz" wrap="square" lIns="91440" tIns="45720" rIns="0" bIns="45720" anchor="t" anchorCtr="0"/>
+                    <wps:bodyPr rot="0" vert="horz" wrap="square" lIns="91440" tIns="45720" rIns="0" bIns="45720" anchor="t" anchorCtr="0">
+                      <a:noAutofit/>
+                    </wps:bodyPr>
                   </wps:wsp>
                 </a:graphicData>
               </a:graphic>
@@ -732,11 +1731,11 @@
         </mc:Choice>
         <mc:Fallback>
           <w:pict>
-            <v:shapetype id="_x0000_t202" coordsize="21600,21600" o:spt="202" path="m,l,21600r21600,l21600,xe">
+            <v:shapetype w14:anchorId="7209748A" id="_x0000_t202" coordsize="21600,21600" o:spt="202" path="m,l,21600r21600,l21600,xe">
               <v:stroke joinstyle="miter"/>
               <v:path gradientshapeok="t" o:connecttype="rect"/>
             </v:shapetype>
-            <v:shape id="Text Box 2" o:spid="_x0000_s2049" type="#_x0000_t202" style="width:133.5pt;height:185.1pt;margin-top:0.5pt;margin-left:82.3pt;mso-height-percent:0;mso-height-relative:margin;mso-position-horizontal:right;mso-position-horizontal-relative:margin;mso-width-percent:0;mso-width-relative:margin;mso-wrap-distance-bottom:3.6pt;mso-wrap-distance-left:9pt;mso-wrap-distance-right:9pt;mso-wrap-distance-top:3.6pt;mso-wrap-style:square;position:absolute;visibility:visible;v-text-anchor:top;z-index:251662336" filled="f" stroked="f">
+            <v:shape id="Text Box 2" o:spid="_x0000_s1026" type="#_x0000_t202" style="position:absolute;margin-left:82.3pt;margin-top:.5pt;width:133.5pt;height:185.1pt;z-index:251661312;visibility:visible;mso-wrap-style:square;mso-width-percent:0;mso-height-percent:0;mso-wrap-distance-left:9pt;mso-wrap-distance-top:3.6pt;mso-wrap-distance-right:9pt;mso-wrap-distance-bottom:3.6pt;mso-position-horizontal:right;mso-position-horizontal-relative:margin;mso-position-vertical:absolute;mso-position-vertical-relative:text;mso-width-percent:0;mso-height-percent:0;mso-width-relative:margin;mso-height-relative:margin;v-text-anchor:top" o:gfxdata="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" filled="f" stroked="f">
               <v:textbox inset=",,0">
                 <w:txbxContent>
                   <w:p>
@@ -1027,7 +2026,7 @@
       <mc:AlternateContent>
         <mc:Choice Requires="wps">
           <w:drawing>
-            <wp:anchor distT="45720" distB="45720" distL="114300" distR="114300" simplePos="0" relativeHeight="251659264" behindDoc="0" locked="0" layoutInCell="1" allowOverlap="1">
+            <wp:anchor distT="45720" distB="45720" distL="114300" distR="114300" simplePos="0" relativeHeight="251660288" behindDoc="0" locked="0" layoutInCell="1" allowOverlap="1" wp14:anchorId="05C7042A" wp14:editId="3EF784B7">
               <wp:simplePos x="0" y="0"/>
               <wp:positionH relativeFrom="margin">
                 <wp:align>left</wp:align>
@@ -1039,10 +2038,12 @@
               <wp:effectExtent l="0" t="0" r="0" b="0"/>
               <wp:wrapNone/>
               <wp:docPr id="217" name="Text Box 2"/>
-              <wp:cNvGraphicFramePr/>
+              <wp:cNvGraphicFramePr>
+                <a:graphicFrameLocks xmlns:a="http://schemas.openxmlformats.org/drawingml/2006/main"/>
+              </wp:cNvGraphicFramePr>
               <a:graphic xmlns:a="http://schemas.openxmlformats.org/drawingml/2006/main">
                 <a:graphicData uri="http://schemas.microsoft.com/office/word/2010/wordprocessingShape">
-                  <wps:wsp xmlns:wps="http://schemas.microsoft.com/office/word/2010/wordprocessingShape">
+                  <wps:wsp>
                     <wps:cNvSpPr txBox="1">
                       <a:spLocks noChangeArrowheads="1"/>
                     </wps:cNvSpPr>
@@ -1373,7 +2374,9 @@
                         </w:p>
                       </w:txbxContent>
                     </wps:txbx>
-                    <wps:bodyPr rot="0" vert="horz" wrap="square" lIns="0" tIns="45720" rIns="91440" bIns="45720" anchor="t" anchorCtr="0"/>
+                    <wps:bodyPr rot="0" vert="horz" wrap="square" lIns="0" tIns="45720" rIns="91440" bIns="45720" anchor="t" anchorCtr="0">
+                      <a:noAutofit/>
+                    </wps:bodyPr>
                   </wps:wsp>
                 </a:graphicData>
               </a:graphic>
@@ -1388,7 +2391,7 @@
         </mc:Choice>
         <mc:Fallback>
           <w:pict>
-            <v:shape id="_x0000_s2050" type="#_x0000_t202" style="width:122.4pt;height:189.05pt;margin-top:0.75pt;margin-left:0;mso-height-percent:0;mso-height-relative:margin;mso-position-horizontal:left;mso-position-horizontal-relative:margin;mso-width-percent:0;mso-width-relative:margin;mso-wrap-distance-bottom:3.6pt;mso-wrap-distance-left:9pt;mso-wrap-distance-right:9pt;mso-wrap-distance-top:3.6pt;mso-wrap-style:square;position:absolute;visibility:visible;v-text-anchor:top;z-index:251660288" filled="f" stroked="f">
+            <v:shape w14:anchorId="05C7042A" id="_x0000_s1027" type="#_x0000_t202" style="position:absolute;margin-left:0;margin-top:.75pt;width:122.4pt;height:189.05pt;z-index:251660288;visibility:visible;mso-wrap-style:square;mso-width-percent:0;mso-height-percent:0;mso-wrap-distance-left:9pt;mso-wrap-distance-top:3.6pt;mso-wrap-distance-right:9pt;mso-wrap-distance-bottom:3.6pt;mso-position-horizontal:left;mso-position-horizontal-relative:margin;mso-position-vertical:absolute;mso-position-vertical-relative:text;mso-width-percent:0;mso-height-percent:0;mso-width-relative:margin;mso-height-relative:margin;v-text-anchor:top" o:gfxdata="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" filled="f" stroked="f">
               <v:textbox inset="0">
                 <w:txbxContent>
                   <w:p>
@@ -1710,7 +2713,7 @@
       <w:rPr>
         <w:szCs w:val="24"/>
       </w:rPr>
-      <w:pict>
+      <w:object w:dxaOrig="7200" w:dyaOrig="7200" w14:anchorId="6D743CC5">
         <v:shapetype id="_x0000_t75" coordsize="21600,21600" o:spt="75" o:preferrelative="t" path="m@4@5l@4@11@9@11@9@5xe" filled="f" stroked="f">
           <v:stroke joinstyle="miter"/>
           <v:formulas>
@@ -1730,11 +2733,13 @@
           <v:path o:extrusionok="f" gradientshapeok="t" o:connecttype="rect"/>
           <o:lock v:ext="edit" aspectratio="t"/>
         </v:shapetype>
-        <v:shape id="_x0000_s2051" type="#_x0000_t75" style="width:54.05pt;height:54pt;margin-top:3.25pt;margin-left:207.15pt;mso-height-percent:0;mso-width-percent:0;mso-wrap-edited:f;position:absolute;z-index:251658240" o:oleicon="f">
+        <v:shape id="_x0000_s1029" type="#_x0000_t75" alt="" style="position:absolute;margin-left:207.15pt;margin-top:3.25pt;width:54.05pt;height:54pt;z-index:251659264;mso-wrap-edited:f;mso-width-percent:0;mso-height-percent:0;mso-position-horizontal-relative:text;mso-position-vertical-relative:text;mso-width-percent:0;mso-height-percent:0">
           <v:imagedata r:id="rId1" o:title=""/>
         </v:shape>
-        <o:OLEObject Type="Embed" ProgID="Photoshop.Image.13" ShapeID="_x0000_s2051" DrawAspect="Content" ObjectID="_1852305657" r:id="rId2"/>
-      </w:pict>
+        <o:OLEObject Type="Embed" ProgID="Photoshop.Image.13" ShapeID="_x0000_s1029" DrawAspect="Content" ObjectID="_1853332311" r:id="rId2">
+          <o:FieldCodes>\s</o:FieldCodes>
+        </o:OLEObject>
+      </w:object>
     </w:r>
     <w:r>
       <w:rPr>
@@ -1876,753 +2881,8 @@
 </w:hdr>
 </file>
 
-<file path=word/numbering.xml><?xml version="1.0" encoding="utf-8"?>
-<w:numbering xmlns:wpc="http://schemas.microsoft.com/office/word/2010/wordprocessingCanvas" xmlns:cx="http://schemas.microsoft.com/office/drawing/2014/chartex" xmlns:cx1="http://schemas.microsoft.com/office/drawing/2015/9/8/chartex" xmlns:cx2="http://schemas.microsoft.com/office/drawing/2015/10/21/chartex" xmlns:cx3="http://schemas.microsoft.com/office/drawing/2016/5/9/chartex" xmlns:cx4="http://schemas.microsoft.com/office/drawing/2016/5/10/chartex" xmlns:cx5="http://schemas.microsoft.com/office/drawing/2016/5/11/chartex" xmlns:mc="http://schemas.openxmlformats.org/markup-compatibility/2006" xmlns:o="urn:schemas-microsoft-com:office:office" xmlns:r="http://schemas.openxmlformats.org/officeDocument/2006/relationships" xmlns:m="http://schemas.openxmlformats.org/officeDocument/2006/math" xmlns:v="urn:schemas-microsoft-com:vml" xmlns:wp14="http://schemas.microsoft.com/office/word/2010/wordprocessingDrawing" xmlns:wp="http://schemas.openxmlformats.org/drawingml/2006/wordprocessingDrawing" xmlns:w10="urn:schemas-microsoft-com:office:word" xmlns:w="http://schemas.openxmlformats.org/wordprocessingml/2006/main" xmlns:w14="http://schemas.microsoft.com/office/word/2010/wordml" xmlns:w15="http://schemas.microsoft.com/office/word/2012/wordml" xmlns:wne="http://schemas.microsoft.com/office/word/2006/wordml" xmlns:wpg="http://schemas.microsoft.com/office/word/2010/wordprocessingGroup" xmlns:wpi="http://schemas.microsoft.com/office/word/2010/wordprocessingInk" xmlns:wps="http://schemas.microsoft.com/office/word/2010/wordprocessingShape" mc:Ignorable="w14 w15 wp14">
-  <w:abstractNum w:abstractNumId="0">
-    <w:nsid w:val="00000001"/>
-    <w:multiLevelType w:val="multilevel"/>
-    <w:tmpl w:val="00000000"/>
-    <w:name w:val="AutoList1"/>
-    <w:lvl w:ilvl="0">
-      <w:start w:val="1"/>
-      <w:numFmt w:val="decimal"/>
-      <w:lvlText w:val="%1."/>
-      <w:lvlJc w:val="left"/>
-    </w:lvl>
-    <w:lvl w:ilvl="1">
-      <w:start w:val="1"/>
-      <w:numFmt w:val="decimal"/>
-      <w:lvlText w:val="%2."/>
-      <w:lvlJc w:val="left"/>
-    </w:lvl>
-    <w:lvl w:ilvl="2">
-      <w:start w:val="1"/>
-      <w:numFmt w:val="decimal"/>
-      <w:pStyle w:val="Level3"/>
-      <w:lvlText w:val="%3."/>
-      <w:lvlJc w:val="left"/>
-    </w:lvl>
-    <w:lvl w:ilvl="3">
-      <w:start w:val="1"/>
-      <w:numFmt w:val="decimal"/>
-      <w:lvlText w:val="%4."/>
-      <w:lvlJc w:val="left"/>
-    </w:lvl>
-    <w:lvl w:ilvl="4">
-      <w:start w:val="1"/>
-      <w:numFmt w:val="decimal"/>
-      <w:lvlText w:val="%5."/>
-      <w:lvlJc w:val="left"/>
-    </w:lvl>
-    <w:lvl w:ilvl="5">
-      <w:start w:val="1"/>
-      <w:numFmt w:val="decimal"/>
-      <w:lvlText w:val="%6."/>
-      <w:lvlJc w:val="left"/>
-    </w:lvl>
-    <w:lvl w:ilvl="6">
-      <w:start w:val="1"/>
-      <w:numFmt w:val="decimal"/>
-      <w:lvlText w:val="%7."/>
-      <w:lvlJc w:val="left"/>
-    </w:lvl>
-    <w:lvl w:ilvl="7">
-      <w:start w:val="1"/>
-      <w:numFmt w:val="decimal"/>
-      <w:lvlText w:val="%8."/>
-      <w:lvlJc w:val="left"/>
-    </w:lvl>
-    <w:lvl w:ilvl="8">
-      <w:start w:val="0"/>
-      <w:numFmt w:val="decimal"/>
-      <w:lvlJc w:val="left"/>
-    </w:lvl>
-  </w:abstractNum>
-  <w:abstractNum w:abstractNumId="1">
-    <w:nsid w:val="00000003"/>
-    <w:multiLevelType w:val="multilevel"/>
-    <w:tmpl w:val="00000000"/>
-    <w:name w:val="AutoList2"/>
-    <w:lvl w:ilvl="0">
-      <w:start w:val="1"/>
-      <w:numFmt w:val="decimal"/>
-      <w:pStyle w:val="Level1"/>
-      <w:lvlText w:val="%1."/>
-      <w:lvlJc w:val="left"/>
-    </w:lvl>
-    <w:lvl w:ilvl="1">
-      <w:start w:val="1"/>
-      <w:numFmt w:val="decimal"/>
-      <w:pStyle w:val="Level2"/>
-      <w:lvlText w:val="%2."/>
-      <w:lvlJc w:val="left"/>
-    </w:lvl>
-    <w:lvl w:ilvl="2">
-      <w:start w:val="1"/>
-      <w:numFmt w:val="decimal"/>
-      <w:lvlText w:val="%3."/>
-      <w:lvlJc w:val="left"/>
-    </w:lvl>
-    <w:lvl w:ilvl="3">
-      <w:start w:val="1"/>
-      <w:numFmt w:val="decimal"/>
-      <w:lvlText w:val="%4."/>
-      <w:lvlJc w:val="left"/>
-    </w:lvl>
-    <w:lvl w:ilvl="4">
-      <w:start w:val="1"/>
-      <w:numFmt w:val="decimal"/>
-      <w:lvlText w:val="%5."/>
-      <w:lvlJc w:val="left"/>
-    </w:lvl>
-    <w:lvl w:ilvl="5">
-      <w:start w:val="1"/>
-      <w:numFmt w:val="decimal"/>
-      <w:lvlText w:val="%6."/>
-      <w:lvlJc w:val="left"/>
-    </w:lvl>
-    <w:lvl w:ilvl="6">
-      <w:start w:val="1"/>
-      <w:numFmt w:val="decimal"/>
-      <w:lvlText w:val="%7."/>
-      <w:lvlJc w:val="left"/>
-    </w:lvl>
-    <w:lvl w:ilvl="7">
-      <w:start w:val="1"/>
-      <w:numFmt w:val="decimal"/>
-      <w:lvlText w:val="%8."/>
-      <w:lvlJc w:val="left"/>
-    </w:lvl>
-    <w:lvl w:ilvl="8">
-      <w:start w:val="0"/>
-      <w:numFmt w:val="decimal"/>
-      <w:lvlJc w:val="left"/>
-    </w:lvl>
-  </w:abstractNum>
-  <w:abstractNum w:abstractNumId="2">
-    <w:nsid w:val="0D3D20E9"/>
-    <w:multiLevelType w:val="hybridMultilevel"/>
-    <w:tmpl w:val="E83E3284"/>
-    <w:lvl w:ilvl="0">
-      <w:start w:val="1"/>
-      <w:numFmt w:val="upperLetter"/>
-      <w:lvlText w:val="%1."/>
-      <w:lvlJc w:val="left"/>
-      <w:pPr>
-        <w:ind w:left="3240" w:hanging="360"/>
-      </w:pPr>
-    </w:lvl>
-    <w:lvl w:ilvl="1" w:tentative="1">
-      <w:start w:val="1"/>
-      <w:numFmt w:val="lowerLetter"/>
-      <w:lvlText w:val="%2."/>
-      <w:lvlJc w:val="left"/>
-      <w:pPr>
-        <w:ind w:left="3960" w:hanging="360"/>
-      </w:pPr>
-    </w:lvl>
-    <w:lvl w:ilvl="2" w:tentative="1">
-      <w:start w:val="1"/>
-      <w:numFmt w:val="lowerRoman"/>
-      <w:lvlText w:val="%3."/>
-      <w:lvlJc w:val="right"/>
-      <w:pPr>
-        <w:ind w:left="4680" w:hanging="180"/>
-      </w:pPr>
-    </w:lvl>
-    <w:lvl w:ilvl="3">
-      <w:start w:val="1"/>
-      <w:numFmt w:val="upperLetter"/>
-      <w:lvlText w:val="%4."/>
-      <w:lvlJc w:val="left"/>
-      <w:pPr>
-        <w:ind w:left="5400" w:hanging="360"/>
-      </w:pPr>
-    </w:lvl>
-    <w:lvl w:ilvl="4" w:tentative="1">
-      <w:start w:val="1"/>
-      <w:numFmt w:val="lowerLetter"/>
-      <w:lvlText w:val="%5."/>
-      <w:lvlJc w:val="left"/>
-      <w:pPr>
-        <w:ind w:left="6120" w:hanging="360"/>
-      </w:pPr>
-    </w:lvl>
-    <w:lvl w:ilvl="5" w:tentative="1">
-      <w:start w:val="1"/>
-      <w:numFmt w:val="lowerRoman"/>
-      <w:lvlText w:val="%6."/>
-      <w:lvlJc w:val="right"/>
-      <w:pPr>
-        <w:ind w:left="6840" w:hanging="180"/>
-      </w:pPr>
-    </w:lvl>
-    <w:lvl w:ilvl="6" w:tentative="1">
-      <w:start w:val="1"/>
-      <w:numFmt w:val="decimal"/>
-      <w:lvlText w:val="%7."/>
-      <w:lvlJc w:val="left"/>
-      <w:pPr>
-        <w:ind w:left="7560" w:hanging="360"/>
-      </w:pPr>
-    </w:lvl>
-    <w:lvl w:ilvl="7" w:tentative="1">
-      <w:start w:val="1"/>
-      <w:numFmt w:val="lowerLetter"/>
-      <w:lvlText w:val="%8."/>
-      <w:lvlJc w:val="left"/>
-      <w:pPr>
-        <w:ind w:left="8280" w:hanging="360"/>
-      </w:pPr>
-    </w:lvl>
-    <w:lvl w:ilvl="8" w:tentative="1">
-      <w:start w:val="1"/>
-      <w:numFmt w:val="lowerRoman"/>
-      <w:lvlText w:val="%9."/>
-      <w:lvlJc w:val="right"/>
-      <w:pPr>
-        <w:ind w:left="9000" w:hanging="180"/>
-      </w:pPr>
-    </w:lvl>
-  </w:abstractNum>
-  <w:abstractNum w:abstractNumId="3">
-    <w:nsid w:val="14FD74B8"/>
-    <w:multiLevelType w:val="hybridMultilevel"/>
-    <w:tmpl w:val="0A500B66"/>
-    <w:lvl w:ilvl="0">
-      <w:start w:val="1"/>
-      <w:numFmt w:val="upperLetter"/>
-      <w:lvlText w:val="%1."/>
-      <w:lvlJc w:val="left"/>
-      <w:pPr>
-        <w:ind w:left="720" w:hanging="360"/>
-      </w:pPr>
-    </w:lvl>
-    <w:lvl w:ilvl="1">
-      <w:start w:val="1"/>
-      <w:numFmt w:val="lowerLetter"/>
-      <w:lvlText w:val="%2."/>
-      <w:lvlJc w:val="left"/>
-      <w:pPr>
-        <w:ind w:left="1440" w:hanging="360"/>
-      </w:pPr>
-    </w:lvl>
-    <w:lvl w:ilvl="2" w:tentative="1">
-      <w:start w:val="1"/>
-      <w:numFmt w:val="lowerRoman"/>
-      <w:lvlText w:val="%3."/>
-      <w:lvlJc w:val="right"/>
-      <w:pPr>
-        <w:ind w:left="2160" w:hanging="180"/>
-      </w:pPr>
-    </w:lvl>
-    <w:lvl w:ilvl="3" w:tentative="1">
-      <w:start w:val="1"/>
-      <w:numFmt w:val="decimal"/>
-      <w:lvlText w:val="%4."/>
-      <w:lvlJc w:val="left"/>
-      <w:pPr>
-        <w:ind w:left="2880" w:hanging="360"/>
-      </w:pPr>
-    </w:lvl>
-    <w:lvl w:ilvl="4" w:tentative="1">
-      <w:start w:val="1"/>
-      <w:numFmt w:val="lowerLetter"/>
-      <w:lvlText w:val="%5."/>
-      <w:lvlJc w:val="left"/>
-      <w:pPr>
-        <w:ind w:left="3600" w:hanging="360"/>
-      </w:pPr>
-    </w:lvl>
-    <w:lvl w:ilvl="5" w:tentative="1">
-      <w:start w:val="1"/>
-      <w:numFmt w:val="lowerRoman"/>
-      <w:lvlText w:val="%6."/>
-      <w:lvlJc w:val="right"/>
-      <w:pPr>
-        <w:ind w:left="4320" w:hanging="180"/>
-      </w:pPr>
-    </w:lvl>
-    <w:lvl w:ilvl="6" w:tentative="1">
-      <w:start w:val="1"/>
-      <w:numFmt w:val="decimal"/>
-      <w:lvlText w:val="%7."/>
-      <w:lvlJc w:val="left"/>
-      <w:pPr>
-        <w:ind w:left="5040" w:hanging="360"/>
-      </w:pPr>
-    </w:lvl>
-    <w:lvl w:ilvl="7" w:tentative="1">
-      <w:start w:val="1"/>
-      <w:numFmt w:val="lowerLetter"/>
-      <w:lvlText w:val="%8."/>
-      <w:lvlJc w:val="left"/>
-      <w:pPr>
-        <w:ind w:left="5760" w:hanging="360"/>
-      </w:pPr>
-    </w:lvl>
-    <w:lvl w:ilvl="8" w:tentative="1">
-      <w:start w:val="1"/>
-      <w:numFmt w:val="lowerRoman"/>
-      <w:lvlText w:val="%9."/>
-      <w:lvlJc w:val="right"/>
-      <w:pPr>
-        <w:ind w:left="6480" w:hanging="180"/>
-      </w:pPr>
-    </w:lvl>
-  </w:abstractNum>
-  <w:abstractNum w:abstractNumId="4">
-    <w:nsid w:val="1A8C31FC"/>
-    <w:multiLevelType w:val="hybridMultilevel"/>
-    <w:tmpl w:val="95DA3C6E"/>
-    <w:lvl w:ilvl="0">
-      <w:start w:val="1"/>
-      <w:numFmt w:val="upperLetter"/>
-      <w:lvlText w:val="%1."/>
-      <w:lvlJc w:val="left"/>
-      <w:pPr>
-        <w:ind w:left="3240" w:hanging="360"/>
-      </w:pPr>
-    </w:lvl>
-    <w:lvl w:ilvl="1" w:tentative="1">
-      <w:start w:val="1"/>
-      <w:numFmt w:val="lowerLetter"/>
-      <w:lvlText w:val="%2."/>
-      <w:lvlJc w:val="left"/>
-      <w:pPr>
-        <w:ind w:left="3960" w:hanging="360"/>
-      </w:pPr>
-    </w:lvl>
-    <w:lvl w:ilvl="2" w:tentative="1">
-      <w:start w:val="1"/>
-      <w:numFmt w:val="lowerRoman"/>
-      <w:lvlText w:val="%3."/>
-      <w:lvlJc w:val="right"/>
-      <w:pPr>
-        <w:ind w:left="4680" w:hanging="180"/>
-      </w:pPr>
-    </w:lvl>
-    <w:lvl w:ilvl="3" w:tentative="1">
-      <w:start w:val="1"/>
-      <w:numFmt w:val="decimal"/>
-      <w:lvlText w:val="%4."/>
-      <w:lvlJc w:val="left"/>
-      <w:pPr>
-        <w:ind w:left="5400" w:hanging="360"/>
-      </w:pPr>
-    </w:lvl>
-    <w:lvl w:ilvl="4" w:tentative="1">
-      <w:start w:val="1"/>
-      <w:numFmt w:val="lowerLetter"/>
-      <w:lvlText w:val="%5."/>
-      <w:lvlJc w:val="left"/>
-      <w:pPr>
-        <w:ind w:left="6120" w:hanging="360"/>
-      </w:pPr>
-    </w:lvl>
-    <w:lvl w:ilvl="5" w:tentative="1">
-      <w:start w:val="1"/>
-      <w:numFmt w:val="lowerRoman"/>
-      <w:lvlText w:val="%6."/>
-      <w:lvlJc w:val="right"/>
-      <w:pPr>
-        <w:ind w:left="6840" w:hanging="180"/>
-      </w:pPr>
-    </w:lvl>
-    <w:lvl w:ilvl="6" w:tentative="1">
-      <w:start w:val="1"/>
-      <w:numFmt w:val="decimal"/>
-      <w:lvlText w:val="%7."/>
-      <w:lvlJc w:val="left"/>
-      <w:pPr>
-        <w:ind w:left="7560" w:hanging="360"/>
-      </w:pPr>
-    </w:lvl>
-    <w:lvl w:ilvl="7" w:tentative="1">
-      <w:start w:val="1"/>
-      <w:numFmt w:val="lowerLetter"/>
-      <w:lvlText w:val="%8."/>
-      <w:lvlJc w:val="left"/>
-      <w:pPr>
-        <w:ind w:left="8280" w:hanging="360"/>
-      </w:pPr>
-    </w:lvl>
-    <w:lvl w:ilvl="8" w:tentative="1">
-      <w:start w:val="1"/>
-      <w:numFmt w:val="lowerRoman"/>
-      <w:lvlText w:val="%9."/>
-      <w:lvlJc w:val="right"/>
-      <w:pPr>
-        <w:ind w:left="9000" w:hanging="180"/>
-      </w:pPr>
-    </w:lvl>
-  </w:abstractNum>
-  <w:abstractNum w:abstractNumId="5">
-    <w:nsid w:val="1F2B712B"/>
-    <w:multiLevelType w:val="hybridMultilevel"/>
-    <w:tmpl w:val="FBCEBAB4"/>
-    <w:lvl w:ilvl="0">
-      <w:start w:val="1"/>
-      <w:numFmt w:val="decimal"/>
-      <w:lvlText w:val="%1."/>
-      <w:lvlJc w:val="left"/>
-      <w:pPr>
-        <w:ind w:left="720" w:hanging="360"/>
-      </w:pPr>
-    </w:lvl>
-    <w:lvl w:ilvl="1">
-      <w:start w:val="1"/>
-      <w:numFmt w:val="lowerLetter"/>
-      <w:lvlText w:val="%2."/>
-      <w:lvlJc w:val="left"/>
-      <w:pPr>
-        <w:ind w:left="1440" w:hanging="360"/>
-      </w:pPr>
-    </w:lvl>
-    <w:lvl w:ilvl="2" w:tentative="1">
-      <w:start w:val="1"/>
-      <w:numFmt w:val="lowerRoman"/>
-      <w:lvlText w:val="%3."/>
-      <w:lvlJc w:val="right"/>
-      <w:pPr>
-        <w:ind w:left="2160" w:hanging="180"/>
-      </w:pPr>
-    </w:lvl>
-    <w:lvl w:ilvl="3" w:tentative="1">
-      <w:start w:val="1"/>
-      <w:numFmt w:val="decimal"/>
-      <w:lvlText w:val="%4."/>
-      <w:lvlJc w:val="left"/>
-      <w:pPr>
-        <w:ind w:left="2880" w:hanging="360"/>
-      </w:pPr>
-    </w:lvl>
-    <w:lvl w:ilvl="4" w:tentative="1">
-      <w:start w:val="1"/>
-      <w:numFmt w:val="lowerLetter"/>
-      <w:lvlText w:val="%5."/>
-      <w:lvlJc w:val="left"/>
-      <w:pPr>
-        <w:ind w:left="3600" w:hanging="360"/>
-      </w:pPr>
-    </w:lvl>
-    <w:lvl w:ilvl="5" w:tentative="1">
-      <w:start w:val="1"/>
-      <w:numFmt w:val="lowerRoman"/>
-      <w:lvlText w:val="%6."/>
-      <w:lvlJc w:val="right"/>
-      <w:pPr>
-        <w:ind w:left="4320" w:hanging="180"/>
-      </w:pPr>
-    </w:lvl>
-    <w:lvl w:ilvl="6" w:tentative="1">
-      <w:start w:val="1"/>
-      <w:numFmt w:val="decimal"/>
-      <w:lvlText w:val="%7."/>
-      <w:lvlJc w:val="left"/>
-      <w:pPr>
-        <w:ind w:left="5040" w:hanging="360"/>
-      </w:pPr>
-    </w:lvl>
-    <w:lvl w:ilvl="7" w:tentative="1">
-      <w:start w:val="1"/>
-      <w:numFmt w:val="lowerLetter"/>
-      <w:lvlText w:val="%8."/>
-      <w:lvlJc w:val="left"/>
-      <w:pPr>
-        <w:ind w:left="5760" w:hanging="360"/>
-      </w:pPr>
-    </w:lvl>
-    <w:lvl w:ilvl="8" w:tentative="1">
-      <w:start w:val="1"/>
-      <w:numFmt w:val="lowerRoman"/>
-      <w:lvlText w:val="%9."/>
-      <w:lvlJc w:val="right"/>
-      <w:pPr>
-        <w:ind w:left="6480" w:hanging="180"/>
-      </w:pPr>
-    </w:lvl>
-  </w:abstractNum>
-  <w:abstractNum w:abstractNumId="6">
-    <w:nsid w:val="7AC06F36"/>
-    <w:multiLevelType w:val="hybridMultilevel"/>
-    <w:tmpl w:val="ED64CA90"/>
-    <w:lvl w:ilvl="0">
-      <w:start w:val="1"/>
-      <w:numFmt w:val="upperLetter"/>
-      <w:lvlText w:val="%1."/>
-      <w:lvlJc w:val="left"/>
-      <w:pPr>
-        <w:ind w:left="720" w:hanging="360"/>
-      </w:pPr>
-    </w:lvl>
-    <w:lvl w:ilvl="1">
-      <w:start w:val="1"/>
-      <w:numFmt w:val="upperLetter"/>
-      <w:lvlText w:val="%2."/>
-      <w:lvlJc w:val="left"/>
-      <w:pPr>
-        <w:ind w:left="1440" w:hanging="360"/>
-      </w:pPr>
-    </w:lvl>
-    <w:lvl w:ilvl="2">
-      <w:start w:val="1"/>
-      <w:numFmt w:val="lowerRoman"/>
-      <w:lvlText w:val="%3."/>
-      <w:lvlJc w:val="right"/>
-      <w:pPr>
-        <w:ind w:left="2160" w:hanging="180"/>
-      </w:pPr>
-    </w:lvl>
-    <w:lvl w:ilvl="3">
-      <w:start w:val="1"/>
-      <w:numFmt w:val="decimal"/>
-      <w:lvlText w:val="%4."/>
-      <w:lvlJc w:val="left"/>
-      <w:pPr>
-        <w:ind w:left="2880" w:hanging="360"/>
-      </w:pPr>
-    </w:lvl>
-    <w:lvl w:ilvl="4" w:tentative="1">
-      <w:start w:val="1"/>
-      <w:numFmt w:val="lowerLetter"/>
-      <w:lvlText w:val="%5."/>
-      <w:lvlJc w:val="left"/>
-      <w:pPr>
-        <w:ind w:left="3600" w:hanging="360"/>
-      </w:pPr>
-    </w:lvl>
-    <w:lvl w:ilvl="5" w:tentative="1">
-      <w:start w:val="1"/>
-      <w:numFmt w:val="lowerRoman"/>
-      <w:lvlText w:val="%6."/>
-      <w:lvlJc w:val="right"/>
-      <w:pPr>
-        <w:ind w:left="4320" w:hanging="180"/>
-      </w:pPr>
-    </w:lvl>
-    <w:lvl w:ilvl="6" w:tentative="1">
-      <w:start w:val="1"/>
-      <w:numFmt w:val="decimal"/>
-      <w:lvlText w:val="%7."/>
-      <w:lvlJc w:val="left"/>
-      <w:pPr>
-        <w:ind w:left="5040" w:hanging="360"/>
-      </w:pPr>
-    </w:lvl>
-    <w:lvl w:ilvl="7" w:tentative="1">
-      <w:start w:val="1"/>
-      <w:numFmt w:val="lowerLetter"/>
-      <w:lvlText w:val="%8."/>
-      <w:lvlJc w:val="left"/>
-      <w:pPr>
-        <w:ind w:left="5760" w:hanging="360"/>
-      </w:pPr>
-    </w:lvl>
-    <w:lvl w:ilvl="8" w:tentative="1">
-      <w:start w:val="1"/>
-      <w:numFmt w:val="lowerRoman"/>
-      <w:lvlText w:val="%9."/>
-      <w:lvlJc w:val="right"/>
-      <w:pPr>
-        <w:ind w:left="6480" w:hanging="180"/>
-      </w:pPr>
-    </w:lvl>
-  </w:abstractNum>
-  <w:num w:numId="1">
-    <w:abstractNumId w:val="0"/>
-    <w:lvlOverride w:ilvl="0">
-      <w:lvl w:ilvl="0">
-        <w:start w:val="1"/>
-        <w:numFmt w:val="decimal"/>
-        <w:lvlText w:val="%1."/>
-        <w:lvlJc w:val="left"/>
-      </w:lvl>
-    </w:lvlOverride>
-    <w:lvlOverride w:ilvl="1">
-      <w:lvl w:ilvl="1">
-        <w:start w:val="1"/>
-        <w:numFmt w:val="decimal"/>
-        <w:lvlText w:val="%2."/>
-        <w:lvlJc w:val="left"/>
-      </w:lvl>
-    </w:lvlOverride>
-    <w:lvlOverride w:ilvl="2">
-      <w:lvl w:ilvl="2">
-        <w:start w:val="1"/>
-        <w:numFmt w:val="decimal"/>
-        <w:pStyle w:val="Level3"/>
-        <w:lvlText w:val="%3."/>
-        <w:lvlJc w:val="left"/>
-      </w:lvl>
-    </w:lvlOverride>
-    <w:lvlOverride w:ilvl="3">
-      <w:lvl w:ilvl="3">
-        <w:start w:val="1"/>
-        <w:numFmt w:val="decimal"/>
-        <w:lvlText w:val="%4."/>
-        <w:lvlJc w:val="left"/>
-      </w:lvl>
-    </w:lvlOverride>
-    <w:lvlOverride w:ilvl="4">
-      <w:lvl w:ilvl="4">
-        <w:start w:val="1"/>
-        <w:numFmt w:val="decimal"/>
-        <w:lvlText w:val="%5."/>
-        <w:lvlJc w:val="left"/>
-      </w:lvl>
-    </w:lvlOverride>
-    <w:lvlOverride w:ilvl="5">
-      <w:lvl w:ilvl="5">
-        <w:start w:val="1"/>
-        <w:numFmt w:val="decimal"/>
-        <w:lvlText w:val="%6."/>
-        <w:lvlJc w:val="left"/>
-      </w:lvl>
-    </w:lvlOverride>
-    <w:lvlOverride w:ilvl="6">
-      <w:lvl w:ilvl="6">
-        <w:start w:val="1"/>
-        <w:numFmt w:val="decimal"/>
-        <w:lvlText w:val="%7."/>
-        <w:lvlJc w:val="left"/>
-      </w:lvl>
-    </w:lvlOverride>
-    <w:lvlOverride w:ilvl="7">
-      <w:lvl w:ilvl="7">
-        <w:start w:val="1"/>
-        <w:numFmt w:val="decimal"/>
-        <w:lvlText w:val="%8."/>
-        <w:lvlJc w:val="left"/>
-      </w:lvl>
-    </w:lvlOverride>
-    <w:lvlOverride w:ilvl="8">
-      <w:lvl w:ilvl="8">
-        <w:start w:val="0"/>
-        <w:numFmt w:val="decimal"/>
-        <w:lvlJc w:val="left"/>
-      </w:lvl>
-    </w:lvlOverride>
-  </w:num>
-  <w:num w:numId="2">
-    <w:abstractNumId w:val="6"/>
-  </w:num>
-  <w:num w:numId="3">
-    <w:abstractNumId w:val="5"/>
-  </w:num>
-  <w:num w:numId="4">
-    <w:abstractNumId w:val="1"/>
-    <w:lvlOverride w:ilvl="0">
-      <w:lvl w:ilvl="0">
-        <w:start w:val="5"/>
-        <w:numFmt w:val="decimal"/>
-        <w:pStyle w:val="Level1"/>
-        <w:lvlText w:val="%1."/>
-        <w:lvlJc w:val="left"/>
-      </w:lvl>
-    </w:lvlOverride>
-    <w:lvlOverride w:ilvl="1">
-      <w:lvl w:ilvl="1">
-        <w:start w:val="1"/>
-        <w:numFmt w:val="decimal"/>
-        <w:pStyle w:val="Level2"/>
-        <w:lvlText w:val="%2."/>
-        <w:lvlJc w:val="left"/>
-      </w:lvl>
-    </w:lvlOverride>
-    <w:lvlOverride w:ilvl="2">
-      <w:lvl w:ilvl="2">
-        <w:start w:val="1"/>
-        <w:numFmt w:val="decimal"/>
-        <w:lvlText w:val="%3."/>
-        <w:lvlJc w:val="left"/>
-      </w:lvl>
-    </w:lvlOverride>
-    <w:lvlOverride w:ilvl="3">
-      <w:lvl w:ilvl="3">
-        <w:start w:val="1"/>
-        <w:numFmt w:val="decimal"/>
-        <w:lvlText w:val="%4."/>
-        <w:lvlJc w:val="left"/>
-      </w:lvl>
-    </w:lvlOverride>
-    <w:lvlOverride w:ilvl="4">
-      <w:lvl w:ilvl="4">
-        <w:start w:val="1"/>
-        <w:numFmt w:val="decimal"/>
-        <w:lvlText w:val="%5."/>
-        <w:lvlJc w:val="left"/>
-      </w:lvl>
-    </w:lvlOverride>
-    <w:lvlOverride w:ilvl="5">
-      <w:lvl w:ilvl="5">
-        <w:start w:val="1"/>
-        <w:numFmt w:val="decimal"/>
-        <w:lvlText w:val="%6."/>
-        <w:lvlJc w:val="left"/>
-      </w:lvl>
-    </w:lvlOverride>
-    <w:lvlOverride w:ilvl="6">
-      <w:lvl w:ilvl="6">
-        <w:start w:val="1"/>
-        <w:numFmt w:val="decimal"/>
-        <w:lvlText w:val="%7."/>
-        <w:lvlJc w:val="left"/>
-      </w:lvl>
-    </w:lvlOverride>
-    <w:lvlOverride w:ilvl="7">
-      <w:lvl w:ilvl="7">
-        <w:start w:val="1"/>
-        <w:numFmt w:val="decimal"/>
-        <w:lvlText w:val="%8."/>
-        <w:lvlJc w:val="left"/>
-      </w:lvl>
-    </w:lvlOverride>
-  </w:num>
-  <w:num w:numId="5">
-    <w:abstractNumId w:val="4"/>
-  </w:num>
-  <w:num w:numId="6">
-    <w:abstractNumId w:val="2"/>
-  </w:num>
-  <w:num w:numId="7">
-    <w:abstractNumId w:val="3"/>
-  </w:num>
-  <w:num w:numId="8">
-    <w:abstractNumId w:val="6"/>
-    <w:lvlOverride w:ilvl="0">
-      <w:startOverride w:val="1"/>
-    </w:lvlOverride>
-    <w:lvlOverride w:ilvl="1">
-      <w:startOverride w:val="1"/>
-    </w:lvlOverride>
-    <w:lvlOverride w:ilvl="2">
-      <w:startOverride w:val="1"/>
-    </w:lvlOverride>
-    <w:lvlOverride w:ilvl="3">
-      <w:startOverride w:val="1"/>
-    </w:lvlOverride>
-    <w:lvlOverride w:ilvl="4">
-      <w:startOverride w:val="1"/>
-    </w:lvlOverride>
-    <w:lvlOverride w:ilvl="5">
-      <w:startOverride w:val="1"/>
-    </w:lvlOverride>
-    <w:lvlOverride w:ilvl="6">
-      <w:startOverride w:val="1"/>
-    </w:lvlOverride>
-    <w:lvlOverride w:ilvl="7">
-      <w:startOverride w:val="1"/>
-    </w:lvlOverride>
-    <w:lvlOverride w:ilvl="8">
-      <w:startOverride w:val="1"/>
-    </w:lvlOverride>
-  </w:num>
-</w:numbering>
-</file>
-
 <file path=word/styles.xml><?xml version="1.0" encoding="utf-8"?>
-<w:styles xmlns:mc="http://schemas.openxmlformats.org/markup-compatibility/2006" xmlns:r="http://schemas.openxmlformats.org/officeDocument/2006/relationships" xmlns:w="http://schemas.openxmlformats.org/wordprocessingml/2006/main" xmlns:w14="http://schemas.microsoft.com/office/word/2010/wordml" xmlns:w15="http://schemas.microsoft.com/office/word/2012/wordml" mc:Ignorable="w14 w15">
+<w:styles xmlns:mc="http://schemas.openxmlformats.org/markup-compatibility/2006" xmlns:r="http://schemas.openxmlformats.org/officeDocument/2006/relationships" xmlns:w="http://schemas.openxmlformats.org/wordprocessingml/2006/main" xmlns:w14="http://schemas.microsoft.com/office/word/2010/wordml" xmlns:w15="http://schemas.microsoft.com/office/word/2012/wordml" xmlns:w16cex="http://schemas.microsoft.com/office/word/2018/wordml/cex" xmlns:w16cid="http://schemas.microsoft.com/office/word/2016/wordml/cid" xmlns:w16="http://schemas.microsoft.com/office/word/2018/wordml" xmlns:w16du="http://schemas.microsoft.com/office/word/2023/wordml/word16du" xmlns:w16sdtdh="http://schemas.microsoft.com/office/word/2020/wordml/sdtdatahash" xmlns:w16sdtfl="http://schemas.microsoft.com/office/word/2024/wordml/sdtformatlock" xmlns:w16se="http://schemas.microsoft.com/office/word/2015/wordml/symex" mc:Ignorable="w14 w15 w16se w16cid w16 w16cex w16sdtdh w16sdtfl w16du">
   <w:docDefaults>
     <w:rPrDefault>
       <w:rPr>
@@ -2910,6 +3170,11 @@
     <w:lsdException w:name="List Table 5 Dark Accent 6" w:uiPriority="50"/>
     <w:lsdException w:name="List Table 6 Colorful Accent 6" w:uiPriority="51"/>
     <w:lsdException w:name="List Table 7 Colorful Accent 6" w:uiPriority="52"/>
+    <w:lsdException w:name="Mention" w:semiHidden="1" w:uiPriority="99" w:unhideWhenUsed="1"/>
+    <w:lsdException w:name="Smart Hyperlink" w:semiHidden="1" w:uiPriority="99" w:unhideWhenUsed="1"/>
+    <w:lsdException w:name="Hashtag" w:semiHidden="1" w:uiPriority="99" w:unhideWhenUsed="1"/>
+    <w:lsdException w:name="Unresolved Mention" w:semiHidden="1" w:uiPriority="99" w:unhideWhenUsed="1"/>
+    <w:lsdException w:name="Smart Link" w:semiHidden="1" w:uiPriority="99" w:unhideWhenUsed="1"/>
   </w:latentStyles>
   <w:style w:type="paragraph" w:default="1" w:styleId="Normal">
     <w:name w:val="Normal"/>
@@ -2952,6 +3217,7 @@
   <w:style w:type="paragraph" w:styleId="Header">
     <w:name w:val="header"/>
     <w:basedOn w:val="Normal"/>
+    <w:link w:val="HeaderChar"/>
     <w:pPr>
       <w:tabs>
         <w:tab w:val="center" w:pos="4153"/>
@@ -2989,7 +3255,7 @@
   <w:style w:type="table" w:styleId="TableGrid">
     <w:name w:val="Table Grid"/>
     <w:basedOn w:val="TableNormal"/>
-    <w:rsid w:val="00B84032"/>
+    <w:rsid w:val="001412D0"/>
     <w:tblPr>
       <w:tblBorders>
         <w:top w:val="single" w:sz="4" w:space="0" w:color="auto"/>
@@ -3001,80 +3267,1231 @@
       </w:tblBorders>
     </w:tblPr>
   </w:style>
-  <w:style w:type="paragraph" w:styleId="ListParagraph">
-    <w:name w:val="List Paragraph"/>
-    <w:basedOn w:val="Normal"/>
-    <w:uiPriority w:val="34"/>
-    <w:qFormat/>
-    <w:rsid w:val="00B84032"/>
-    <w:pPr>
-      <w:ind w:left="720"/>
-      <w:contextualSpacing/>
-    </w:pPr>
-  </w:style>
-  <w:style w:type="paragraph" w:customStyle="1" w:styleId="Level3">
-    <w:name w:val="Level 3"/>
-    <w:basedOn w:val="Normal"/>
-    <w:rsid w:val="00B84032"/>
-    <w:pPr>
-      <w:widowControl w:val="0"/>
-      <w:numPr>
-        <w:ilvl w:val="2"/>
-        <w:numId w:val="1"/>
-      </w:numPr>
-      <w:autoSpaceDE w:val="0"/>
-      <w:autoSpaceDN w:val="0"/>
-      <w:adjustRightInd w:val="0"/>
-      <w:ind w:left="2160" w:right="0" w:hanging="720"/>
-      <w:outlineLvl w:val="2"/>
-    </w:pPr>
+  <w:style w:type="character" w:styleId="PlaceholderText">
+    <w:name w:val="Placeholder Text"/>
+    <w:basedOn w:val="DefaultParagraphFont"/>
+    <w:uiPriority w:val="99"/>
+    <w:semiHidden/>
+    <w:rsid w:val="001412D0"/>
     <w:rPr>
-      <w:szCs w:val="24"/>
-      <w:lang w:val="en-US"/>
+      <w:color w:val="808080"/>
     </w:rPr>
   </w:style>
-  <w:style w:type="paragraph" w:customStyle="1" w:styleId="Level1">
-    <w:name w:val="Level 1"/>
-    <w:basedOn w:val="Normal"/>
-    <w:rsid w:val="00B84032"/>
-    <w:pPr>
-      <w:widowControl w:val="0"/>
-      <w:numPr>
-        <w:numId w:val="4"/>
-      </w:numPr>
-      <w:autoSpaceDE w:val="0"/>
-      <w:autoSpaceDN w:val="0"/>
-      <w:adjustRightInd w:val="0"/>
-      <w:ind w:left="1440" w:right="0" w:hanging="720"/>
-      <w:outlineLvl w:val="0"/>
-    </w:pPr>
+  <w:style w:type="character" w:customStyle="1" w:styleId="HeaderChar">
+    <w:name w:val="Header Char"/>
+    <w:basedOn w:val="DefaultParagraphFont"/>
+    <w:link w:val="Header"/>
+    <w:rsid w:val="00D84207"/>
     <w:rPr>
-      <w:szCs w:val="24"/>
-      <w:lang w:val="en-US"/>
-    </w:rPr>
-  </w:style>
-  <w:style w:type="paragraph" w:customStyle="1" w:styleId="Level2">
-    <w:name w:val="Level 2"/>
-    <w:basedOn w:val="Normal"/>
-    <w:rsid w:val="00B84032"/>
-    <w:pPr>
-      <w:widowControl w:val="0"/>
-      <w:numPr>
-        <w:ilvl w:val="1"/>
-        <w:numId w:val="4"/>
-      </w:numPr>
-      <w:autoSpaceDE w:val="0"/>
-      <w:autoSpaceDN w:val="0"/>
-      <w:adjustRightInd w:val="0"/>
-      <w:ind w:left="1440" w:right="0" w:hanging="720"/>
-      <w:outlineLvl w:val="1"/>
-    </w:pPr>
-    <w:rPr>
-      <w:szCs w:val="24"/>
-      <w:lang w:val="en-US"/>
+      <w:sz w:val="24"/>
+      <w:lang w:val="en-AU"/>
     </w:rPr>
   </w:style>
 </w:styles>
+</file>
+
+<file path=word/glossary/document.xml><?xml version="1.0" encoding="utf-8"?>
+<w:glossaryDocument xmlns:wpc="http://schemas.microsoft.com/office/word/2010/wordprocessingCanvas" xmlns:cx="http://schemas.microsoft.com/office/drawing/2014/chartex" xmlns:cx1="http://schemas.microsoft.com/office/drawing/2015/9/8/chartex" xmlns:cx2="http://schemas.microsoft.com/office/drawing/2015/10/21/chartex" xmlns:cx3="http://schemas.microsoft.com/office/drawing/2016/5/9/chartex" xmlns:cx4="http://schemas.microsoft.com/office/drawing/2016/5/10/chartex" xmlns:cx5="http://schemas.microsoft.com/office/drawing/2016/5/11/chartex" xmlns:cx6="http://schemas.microsoft.com/office/drawing/2016/5/12/chartex" xmlns:cx7="http://schemas.microsoft.com/office/drawing/2016/5/13/chartex" xmlns:cx8="http://schemas.microsoft.com/office/drawing/2016/5/14/chartex" xmlns:mc="http://schemas.openxmlformats.org/markup-compatibility/2006" xmlns:aink="http://schemas.microsoft.com/office/drawing/2016/ink" xmlns:am3d="http://schemas.microsoft.com/office/drawing/2017/model3d" xmlns:o="urn:schemas-microsoft-com:office:office" xmlns:oel="http://schemas.microsoft.com/office/2019/extlst" xmlns:r="http://schemas.openxmlformats.org/officeDocument/2006/relationships" xmlns:m="http://schemas.openxmlformats.org/officeDocument/2006/math" xmlns:v="urn:schemas-microsoft-com:vml" xmlns:wp14="http://schemas.microsoft.com/office/word/2010/wordprocessingDrawing" xmlns:wp="http://schemas.openxmlformats.org/drawingml/2006/wordprocessingDrawing" xmlns:w10="urn:schemas-microsoft-com:office:word" xmlns:w="http://schemas.openxmlformats.org/wordprocessingml/2006/main" xmlns:w14="http://schemas.microsoft.com/office/word/2010/wordml" xmlns:w15="http://schemas.microsoft.com/office/word/2012/wordml" xmlns:w16cex="http://schemas.microsoft.com/office/word/2018/wordml/cex" xmlns:w16cid="http://schemas.microsoft.com/office/word/2016/wordml/cid" xmlns:w16="http://schemas.microsoft.com/office/word/2018/wordml" xmlns:w16du="http://schemas.microsoft.com/office/word/2023/wordml/word16du" xmlns:w16sdtdh="http://schemas.microsoft.com/office/word/2020/wordml/sdtdatahash" xmlns:w16sdtfl="http://schemas.microsoft.com/office/word/2024/wordml/sdtformatlock" xmlns:w16se="http://schemas.microsoft.com/office/word/2015/wordml/symex" xmlns:wpg="http://schemas.microsoft.com/office/word/2010/wordprocessingGroup" xmlns:wpi="http://schemas.microsoft.com/office/word/2010/wordprocessingInk" xmlns:wne="http://schemas.microsoft.com/office/word/2006/wordml" xmlns:wps="http://schemas.microsoft.com/office/word/2010/wordprocessingShape" mc:Ignorable="w14 w15 w16se w16cid w16 w16cex w16sdtdh w16sdtfl w16du wp14">
+  <w:docParts>
+    <w:docPart>
+      <w:docPartPr>
+        <w:name w:val="D0F00FC0C326433CBBBE03E4A0727241"/>
+        <w:category>
+          <w:name w:val="General"/>
+          <w:gallery w:val="placeholder"/>
+        </w:category>
+        <w:types>
+          <w:type w:val="bbPlcHdr"/>
+        </w:types>
+        <w:behaviors>
+          <w:behavior w:val="content"/>
+        </w:behaviors>
+        <w:guid w:val="{7BF17EE0-5B03-4403-B81F-D96887CB45DE}"/>
+      </w:docPartPr>
+      <w:docPartBody>
+        <w:p>
+          <w:r>
+            <w:rPr>
+              <w:rStyle w:val="PlaceholderText"/>
+            </w:rPr>
+            <w:t>​</w:t>
+          </w:r>
+        </w:p>
+      </w:docPartBody>
+    </w:docPart>
+    <w:docPart>
+      <w:docPartPr>
+        <w:name w:val="14C45C7CBBEA45B39B0A03501447DB95"/>
+        <w:category>
+          <w:name w:val="General"/>
+          <w:gallery w:val="placeholder"/>
+        </w:category>
+        <w:types>
+          <w:type w:val="bbPlcHdr"/>
+        </w:types>
+        <w:behaviors>
+          <w:behavior w:val="content"/>
+        </w:behaviors>
+        <w:guid w:val="{BA1C174D-A28B-4273-9A29-8273B85B2E3A}"/>
+      </w:docPartPr>
+      <w:docPartBody>
+        <w:p>
+          <w:r>
+            <w:rPr>
+              <w:rStyle w:val="PlaceholderText"/>
+            </w:rPr>
+            <w:t>​</w:t>
+          </w:r>
+        </w:p>
+      </w:docPartBody>
+    </w:docPart>
+    <w:docPart>
+      <w:docPartPr>
+        <w:name w:val="FBF82666DE194140B11A73C970CC539E"/>
+        <w:category>
+          <w:name w:val="General"/>
+          <w:gallery w:val="placeholder"/>
+        </w:category>
+        <w:types>
+          <w:type w:val="bbPlcHdr"/>
+        </w:types>
+        <w:behaviors>
+          <w:behavior w:val="content"/>
+        </w:behaviors>
+        <w:guid w:val="{191A4E28-DDB0-4714-BF4E-D825FD1CDA03}"/>
+      </w:docPartPr>
+      <w:docPartBody>
+        <w:p>
+          <w:r>
+            <w:rPr>
+              <w:rStyle w:val="PlaceholderText"/>
+            </w:rPr>
+            <w:t>​</w:t>
+          </w:r>
+        </w:p>
+      </w:docPartBody>
+    </w:docPart>
+    <w:docPart>
+      <w:docPartPr>
+        <w:name w:val="D35AF04B936044B9ABC4C0DA59CD4B4D"/>
+        <w:category>
+          <w:name w:val="General"/>
+          <w:gallery w:val="placeholder"/>
+        </w:category>
+        <w:types>
+          <w:type w:val="bbPlcHdr"/>
+        </w:types>
+        <w:behaviors>
+          <w:behavior w:val="content"/>
+        </w:behaviors>
+        <w:guid w:val="{FBD7F3BD-49AE-4E57-A812-EBA4F324B920}"/>
+      </w:docPartPr>
+      <w:docPartBody>
+        <w:p>
+          <w:r>
+            <w:rPr>
+              <w:rStyle w:val="PlaceholderText"/>
+            </w:rPr>
+            <w:t>​</w:t>
+          </w:r>
+        </w:p>
+      </w:docPartBody>
+    </w:docPart>
+    <w:docPart>
+      <w:docPartPr>
+        <w:name w:val="B2F7AB0787BB4FB0A313175B71ED191E"/>
+        <w:category>
+          <w:name w:val="General"/>
+          <w:gallery w:val="placeholder"/>
+        </w:category>
+        <w:types>
+          <w:type w:val="bbPlcHdr"/>
+        </w:types>
+        <w:behaviors>
+          <w:behavior w:val="content"/>
+        </w:behaviors>
+        <w:guid w:val="{65AC3F7A-4B02-4A58-88F4-716517000B04}"/>
+      </w:docPartPr>
+      <w:docPartBody>
+        <w:p>
+          <w:r>
+            <w:rPr>
+              <w:rStyle w:val="PlaceholderText"/>
+            </w:rPr>
+            <w:t>​</w:t>
+          </w:r>
+        </w:p>
+      </w:docPartBody>
+    </w:docPart>
+    <w:docPart>
+      <w:docPartPr>
+        <w:name w:val="52B9DA382F3A4EF7900A938731A45EAA"/>
+        <w:category>
+          <w:name w:val="General"/>
+          <w:gallery w:val="placeholder"/>
+        </w:category>
+        <w:types>
+          <w:type w:val="bbPlcHdr"/>
+        </w:types>
+        <w:behaviors>
+          <w:behavior w:val="content"/>
+        </w:behaviors>
+        <w:guid w:val="{077FF932-0F7C-4B4E-A770-D72323AE52AB}"/>
+      </w:docPartPr>
+      <w:docPartBody>
+        <w:p>
+          <w:r>
+            <w:rPr>
+              <w:rStyle w:val="PlaceholderText"/>
+            </w:rPr>
+            <w:t>​</w:t>
+          </w:r>
+        </w:p>
+      </w:docPartBody>
+    </w:docPart>
+    <w:docPart>
+      <w:docPartPr>
+        <w:name w:val="011CFD3C6F184D07854C3819607D4E6E"/>
+        <w:category>
+          <w:name w:val="General"/>
+          <w:gallery w:val="placeholder"/>
+        </w:category>
+        <w:types>
+          <w:type w:val="bbPlcHdr"/>
+        </w:types>
+        <w:behaviors>
+          <w:behavior w:val="content"/>
+        </w:behaviors>
+        <w:guid w:val="{D42275A1-F614-43E3-98D0-92552B70C916}"/>
+      </w:docPartPr>
+      <w:docPartBody>
+        <w:p>
+          <w:r>
+            <w:rPr>
+              <w:rStyle w:val="PlaceholderText"/>
+            </w:rPr>
+            <w:t>​</w:t>
+          </w:r>
+        </w:p>
+      </w:docPartBody>
+    </w:docPart>
+    <w:docPart>
+      <w:docPartPr>
+        <w:name w:val="CD46624D86B94213BBF4931C5E74A331"/>
+        <w:category>
+          <w:name w:val="General"/>
+          <w:gallery w:val="placeholder"/>
+        </w:category>
+        <w:types>
+          <w:type w:val="bbPlcHdr"/>
+        </w:types>
+        <w:behaviors>
+          <w:behavior w:val="content"/>
+        </w:behaviors>
+        <w:guid w:val="{F93A079C-746C-4257-B22C-8099E1AB8D6D}"/>
+      </w:docPartPr>
+      <w:docPartBody>
+        <w:p>
+          <w:r>
+            <w:rPr>
+              <w:rStyle w:val="PlaceholderText"/>
+            </w:rPr>
+            <w:t>​</w:t>
+          </w:r>
+        </w:p>
+      </w:docPartBody>
+    </w:docPart>
+    <w:docPart>
+      <w:docPartPr>
+        <w:name w:val="777AF24E80204A4BA2CE90D703A55567"/>
+        <w:category>
+          <w:name w:val="General"/>
+          <w:gallery w:val="placeholder"/>
+        </w:category>
+        <w:types>
+          <w:type w:val="bbPlcHdr"/>
+        </w:types>
+        <w:behaviors>
+          <w:behavior w:val="content"/>
+        </w:behaviors>
+        <w:guid w:val="{7FBAB2CF-BFBA-48D8-BB89-528D2B207A1C}"/>
+      </w:docPartPr>
+      <w:docPartBody>
+        <w:p>
+          <w:r>
+            <w:rPr>
+              <w:rStyle w:val="PlaceholderText"/>
+            </w:rPr>
+            <w:t>​</w:t>
+          </w:r>
+        </w:p>
+      </w:docPartBody>
+    </w:docPart>
+    <w:docPart>
+      <w:docPartPr>
+        <w:name w:val="F8EE2E4CEE7146C794C228E3B3BC5F2C"/>
+        <w:category>
+          <w:name w:val="General"/>
+          <w:gallery w:val="placeholder"/>
+        </w:category>
+        <w:types>
+          <w:type w:val="bbPlcHdr"/>
+        </w:types>
+        <w:behaviors>
+          <w:behavior w:val="content"/>
+        </w:behaviors>
+        <w:guid w:val="{06A328F4-9370-4007-9663-1AAF48DF02B1}"/>
+      </w:docPartPr>
+      <w:docPartBody>
+        <w:p>
+          <w:r>
+            <w:rPr>
+              <w:rStyle w:val="PlaceholderText"/>
+            </w:rPr>
+            <w:t>​</w:t>
+          </w:r>
+        </w:p>
+      </w:docPartBody>
+    </w:docPart>
+    <w:docPart>
+      <w:docPartPr>
+        <w:name w:val="8C82350F08444C59B677455196D6186D"/>
+        <w:category>
+          <w:name w:val="General"/>
+          <w:gallery w:val="placeholder"/>
+        </w:category>
+        <w:types>
+          <w:type w:val="bbPlcHdr"/>
+        </w:types>
+        <w:behaviors>
+          <w:behavior w:val="content"/>
+        </w:behaviors>
+        <w:guid w:val="{A2EA6B9E-CB13-4745-A044-9D9C95C9D858}"/>
+      </w:docPartPr>
+      <w:docPartBody>
+        <w:p>
+          <w:r>
+            <w:rPr>
+              <w:rStyle w:val="PlaceholderText"/>
+            </w:rPr>
+            <w:t>​</w:t>
+          </w:r>
+        </w:p>
+      </w:docPartBody>
+    </w:docPart>
+    <w:docPart>
+      <w:docPartPr>
+        <w:name w:val="30FEFA2A91BB4845B956750D04DDAA90"/>
+        <w:category>
+          <w:name w:val="General"/>
+          <w:gallery w:val="placeholder"/>
+        </w:category>
+        <w:types>
+          <w:type w:val="bbPlcHdr"/>
+        </w:types>
+        <w:behaviors>
+          <w:behavior w:val="content"/>
+        </w:behaviors>
+        <w:guid w:val="{01959DE1-CAFD-45B9-81E3-8EF51FBD2831}"/>
+      </w:docPartPr>
+      <w:docPartBody>
+        <w:p>
+          <w:r>
+            <w:rPr>
+              <w:rStyle w:val="PlaceholderText"/>
+            </w:rPr>
+            <w:t>​</w:t>
+          </w:r>
+        </w:p>
+      </w:docPartBody>
+    </w:docPart>
+    <w:docPart>
+      <w:docPartPr>
+        <w:name w:val="6F0FB9CF42204B33B09C4AF3EFF5A486"/>
+        <w:category>
+          <w:name w:val="General"/>
+          <w:gallery w:val="placeholder"/>
+        </w:category>
+        <w:types>
+          <w:type w:val="bbPlcHdr"/>
+        </w:types>
+        <w:behaviors>
+          <w:behavior w:val="content"/>
+        </w:behaviors>
+        <w:guid w:val="{9AAA2850-C526-4391-A405-9FDADFFE6AEE}"/>
+      </w:docPartPr>
+      <w:docPartBody>
+        <w:p>
+          <w:pPr>
+            <w:pStyle w:val="6F0FB9CF42204B33B09C4AF3EFF5A486"/>
+          </w:pPr>
+          <w:r>
+            <w:rPr>
+              <w:rStyle w:val="PlaceholderText"/>
+            </w:rPr>
+            <w:t>​</w:t>
+          </w:r>
+        </w:p>
+      </w:docPartBody>
+    </w:docPart>
+    <w:docPart>
+      <w:docPartPr>
+        <w:name w:val="7CC5A63D52374E65A9772B73E3ED1B83"/>
+        <w:category>
+          <w:name w:val="General"/>
+          <w:gallery w:val="placeholder"/>
+        </w:category>
+        <w:types>
+          <w:type w:val="bbPlcHdr"/>
+        </w:types>
+        <w:behaviors>
+          <w:behavior w:val="content"/>
+        </w:behaviors>
+        <w:guid w:val="{441A7528-AFAD-4B53-9F17-31DB948F0BF6}"/>
+      </w:docPartPr>
+      <w:docPartBody>
+        <w:p>
+          <w:pPr>
+            <w:pStyle w:val="7CC5A63D52374E65A9772B73E3ED1B83"/>
+          </w:pPr>
+          <w:r>
+            <w:rPr>
+              <w:rStyle w:val="PlaceholderText"/>
+            </w:rPr>
+            <w:t>​</w:t>
+          </w:r>
+        </w:p>
+      </w:docPartBody>
+    </w:docPart>
+    <w:docPart>
+      <w:docPartPr>
+        <w:name w:val="8B2B3409A21B477483072F00E6694479"/>
+        <w:category>
+          <w:name w:val="General"/>
+          <w:gallery w:val="placeholder"/>
+        </w:category>
+        <w:types>
+          <w:type w:val="bbPlcHdr"/>
+        </w:types>
+        <w:behaviors>
+          <w:behavior w:val="content"/>
+        </w:behaviors>
+        <w:guid w:val="{48389A45-6C2C-4D3E-B133-6F1203BD0370}"/>
+      </w:docPartPr>
+      <w:docPartBody>
+        <w:p>
+          <w:pPr>
+            <w:pStyle w:val="8B2B3409A21B477483072F00E6694479"/>
+          </w:pPr>
+          <w:r>
+            <w:rPr>
+              <w:rStyle w:val="PlaceholderText"/>
+            </w:rPr>
+            <w:t>​</w:t>
+          </w:r>
+        </w:p>
+      </w:docPartBody>
+    </w:docPart>
+    <w:docPart>
+      <w:docPartPr>
+        <w:name w:val="A706C308F6D24837AEB1D44E6EF68245"/>
+        <w:category>
+          <w:name w:val="General"/>
+          <w:gallery w:val="placeholder"/>
+        </w:category>
+        <w:types>
+          <w:type w:val="bbPlcHdr"/>
+        </w:types>
+        <w:behaviors>
+          <w:behavior w:val="content"/>
+        </w:behaviors>
+        <w:guid w:val="{30D73269-612B-486B-ADD7-BA865ED44FA3}"/>
+      </w:docPartPr>
+      <w:docPartBody>
+        <w:p>
+          <w:pPr>
+            <w:pStyle w:val="A706C308F6D24837AEB1D44E6EF68245"/>
+          </w:pPr>
+          <w:r>
+            <w:rPr>
+              <w:rStyle w:val="PlaceholderText"/>
+            </w:rPr>
+            <w:t>​</w:t>
+          </w:r>
+        </w:p>
+      </w:docPartBody>
+    </w:docPart>
+    <w:docPart>
+      <w:docPartPr>
+        <w:name w:val="FD67F44EF6B84698AA63F7CD71100758"/>
+        <w:category>
+          <w:name w:val="General"/>
+          <w:gallery w:val="placeholder"/>
+        </w:category>
+        <w:types>
+          <w:type w:val="bbPlcHdr"/>
+        </w:types>
+        <w:behaviors>
+          <w:behavior w:val="content"/>
+        </w:behaviors>
+        <w:guid w:val="{3D8F1BBE-C4D2-4AEE-A327-7C06A9941D1B}"/>
+      </w:docPartPr>
+      <w:docPartBody>
+        <w:p>
+          <w:pPr>
+            <w:pStyle w:val="FD67F44EF6B84698AA63F7CD71100758"/>
+          </w:pPr>
+          <w:r>
+            <w:rPr>
+              <w:rStyle w:val="PlaceholderText"/>
+            </w:rPr>
+            <w:t>​</w:t>
+          </w:r>
+        </w:p>
+      </w:docPartBody>
+    </w:docPart>
+    <w:docPart>
+      <w:docPartPr>
+        <w:name w:val="5D645CD5551D46CBAD3827951ED8F095"/>
+        <w:category>
+          <w:name w:val="General"/>
+          <w:gallery w:val="placeholder"/>
+        </w:category>
+        <w:types>
+          <w:type w:val="bbPlcHdr"/>
+        </w:types>
+        <w:behaviors>
+          <w:behavior w:val="content"/>
+        </w:behaviors>
+        <w:guid w:val="{7934427C-41CE-47BD-B1F1-A636DF5CBDAA}"/>
+      </w:docPartPr>
+      <w:docPartBody>
+        <w:p>
+          <w:pPr>
+            <w:pStyle w:val="5D645CD5551D46CBAD3827951ED8F095"/>
+          </w:pPr>
+          <w:r>
+            <w:rPr>
+              <w:rStyle w:val="PlaceholderText"/>
+            </w:rPr>
+            <w:t>​</w:t>
+          </w:r>
+        </w:p>
+      </w:docPartBody>
+    </w:docPart>
+    <w:docPart>
+      <w:docPartPr>
+        <w:name w:val="5D7865D2FC5E427CB9A91D2D333FFF4F"/>
+        <w:category>
+          <w:name w:val="General"/>
+          <w:gallery w:val="placeholder"/>
+        </w:category>
+        <w:types>
+          <w:type w:val="bbPlcHdr"/>
+        </w:types>
+        <w:behaviors>
+          <w:behavior w:val="content"/>
+        </w:behaviors>
+        <w:guid w:val="{C325A45D-059A-48E4-A327-97C3F1435732}"/>
+      </w:docPartPr>
+      <w:docPartBody>
+        <w:p>
+          <w:pPr>
+            <w:pStyle w:val="5D7865D2FC5E427CB9A91D2D333FFF4F"/>
+          </w:pPr>
+          <w:r>
+            <w:rPr>
+              <w:rStyle w:val="PlaceholderText"/>
+            </w:rPr>
+            <w:t>​</w:t>
+          </w:r>
+        </w:p>
+      </w:docPartBody>
+    </w:docPart>
+  </w:docParts>
+</w:glossaryDocument>
+</file>
+
+<file path=word/glossary/fontTable.xml><?xml version="1.0" encoding="utf-8"?>
+<w:fonts xmlns:mc="http://schemas.openxmlformats.org/markup-compatibility/2006" xmlns:r="http://schemas.openxmlformats.org/officeDocument/2006/relationships" xmlns:w="http://schemas.openxmlformats.org/wordprocessingml/2006/main" xmlns:w14="http://schemas.microsoft.com/office/word/2010/wordml" xmlns:w15="http://schemas.microsoft.com/office/word/2012/wordml" xmlns:w16cex="http://schemas.microsoft.com/office/word/2018/wordml/cex" xmlns:w16cid="http://schemas.microsoft.com/office/word/2016/wordml/cid" xmlns:w16="http://schemas.microsoft.com/office/word/2018/wordml" xmlns:w16du="http://schemas.microsoft.com/office/word/2023/wordml/word16du" xmlns:w16sdtdh="http://schemas.microsoft.com/office/word/2020/wordml/sdtdatahash" xmlns:w16sdtfl="http://schemas.microsoft.com/office/word/2024/wordml/sdtformatlock" xmlns:w16se="http://schemas.microsoft.com/office/word/2015/wordml/symex" mc:Ignorable="w14 w15 w16se w16cid w16 w16cex w16sdtdh w16sdtfl w16du">
+  <w:font w:name="Times New Roman">
+    <w:panose1 w:val="02020603050405020304"/>
+    <w:charset w:val="00"/>
+    <w:family w:val="roman"/>
+    <w:pitch w:val="variable"/>
+    <w:sig w:usb0="E0002EFF" w:usb1="C000785B" w:usb2="00000009" w:usb3="00000000" w:csb0="000001FF" w:csb1="00000000"/>
+  </w:font>
+  <w:font w:name="Calibri">
+    <w:panose1 w:val="020F0502020204030204"/>
+    <w:charset w:val="00"/>
+    <w:family w:val="swiss"/>
+    <w:pitch w:val="variable"/>
+    <w:sig w:usb0="E4002EFF" w:usb1="C200247B" w:usb2="00000009" w:usb3="00000000" w:csb0="000001FF" w:csb1="00000000"/>
+  </w:font>
+  <w:font w:name="Cambria">
+    <w:panose1 w:val="02040503050406030204"/>
+    <w:charset w:val="00"/>
+    <w:family w:val="roman"/>
+    <w:pitch w:val="variable"/>
+    <w:sig w:usb0="E00006FF" w:usb1="420024FF" w:usb2="02000000" w:usb3="00000000" w:csb0="0000019F" w:csb1="00000000"/>
+  </w:font>
+  <w:font w:name="Arial">
+    <w:panose1 w:val="020B0604020202020204"/>
+    <w:charset w:val="00"/>
+    <w:family w:val="swiss"/>
+    <w:pitch w:val="variable"/>
+    <w:sig w:usb0="E0002EFF" w:usb1="C000785B" w:usb2="00000009" w:usb3="00000000" w:csb0="000001FF" w:csb1="00000000"/>
+  </w:font>
+  <w:font w:name="Cambria Math">
+    <w:panose1 w:val="02040503050406030204"/>
+    <w:charset w:val="00"/>
+    <w:family w:val="roman"/>
+    <w:pitch w:val="variable"/>
+    <w:sig w:usb0="E00006FF" w:usb1="420024FF" w:usb2="02000000" w:usb3="00000000" w:csb0="0000019F" w:csb1="00000000"/>
+  </w:font>
+  <w:font w:name="Bell MT">
+    <w:panose1 w:val="02020503060305020303"/>
+    <w:charset w:val="00"/>
+    <w:family w:val="roman"/>
+    <w:pitch w:val="variable"/>
+    <w:sig w:usb0="00000003" w:usb1="00000000" w:usb2="00000000" w:usb3="00000000" w:csb0="00000001" w:csb1="00000000"/>
+  </w:font>
+  <w:font w:name="DengXian Light">
+    <w:charset w:val="86"/>
+    <w:family w:val="auto"/>
+    <w:pitch w:val="variable"/>
+    <w:sig w:usb0="A00002BF" w:usb1="38CF7CFA" w:usb2="00000016" w:usb3="00000000" w:csb0="0004000F" w:csb1="00000000"/>
+  </w:font>
+  <w:font w:name="Calibri Light">
+    <w:panose1 w:val="020F0302020204030204"/>
+    <w:charset w:val="00"/>
+    <w:family w:val="swiss"/>
+    <w:pitch w:val="variable"/>
+    <w:sig w:usb0="E4002EFF" w:usb1="C200247B" w:usb2="00000009" w:usb3="00000000" w:csb0="000001FF" w:csb1="00000000"/>
+  </w:font>
+  <w:font w:name="DengXian">
+    <w:panose1 w:val="02010600030101010101"/>
+    <w:charset w:val="86"/>
+    <w:family w:val="auto"/>
+    <w:pitch w:val="variable"/>
+    <w:sig w:usb0="A00002BF" w:usb1="38CF7CFA" w:usb2="00000016" w:usb3="00000000" w:csb0="0004000F" w:csb1="00000000"/>
+  </w:font>
+  <w:font w:name="Aptos">
+    <w:charset w:val="00"/>
+    <w:family w:val="swiss"/>
+    <w:pitch w:val="variable"/>
+    <w:sig w:usb0="20000287" w:usb1="00000003" w:usb2="00000000" w:usb3="00000000" w:csb0="0000019F" w:csb1="00000000"/>
+  </w:font>
+  <w:font w:name="Aptos Display">
+    <w:charset w:val="00"/>
+    <w:family w:val="swiss"/>
+    <w:pitch w:val="variable"/>
+    <w:sig w:usb0="20000287" w:usb1="00000003" w:usb2="00000000" w:usb3="00000000" w:csb0="0000019F" w:csb1="00000000"/>
+  </w:font>
+</w:fonts>
+</file>
+
+<file path=word/glossary/settings.xml><?xml version="1.0" encoding="utf-8"?>
+<w:settings xmlns:mc="http://schemas.openxmlformats.org/markup-compatibility/2006" xmlns:o="urn:schemas-microsoft-com:office:office" xmlns:r="http://schemas.openxmlformats.org/officeDocument/2006/relationships" xmlns:m="http://schemas.openxmlformats.org/officeDocument/2006/math" xmlns:v="urn:schemas-microsoft-com:vml" xmlns:w10="urn:schemas-microsoft-com:office:word" xmlns:w="http://schemas.openxmlformats.org/wordprocessingml/2006/main" xmlns:w14="http://schemas.microsoft.com/office/word/2010/wordml" xmlns:w15="http://schemas.microsoft.com/office/word/2012/wordml" xmlns:w16cex="http://schemas.microsoft.com/office/word/2018/wordml/cex" xmlns:w16cid="http://schemas.microsoft.com/office/word/2016/wordml/cid" xmlns:w16="http://schemas.microsoft.com/office/word/2018/wordml" xmlns:w16du="http://schemas.microsoft.com/office/word/2023/wordml/word16du" xmlns:w16sdtdh="http://schemas.microsoft.com/office/word/2020/wordml/sdtdatahash" xmlns:w16sdtfl="http://schemas.microsoft.com/office/word/2024/wordml/sdtformatlock" xmlns:w16se="http://schemas.microsoft.com/office/word/2015/wordml/symex" xmlns:sl="http://schemas.openxmlformats.org/schemaLibrary/2006/main" mc:Ignorable="w14 w15 w16se w16cid w16 w16cex w16sdtdh w16sdtfl w16du">
+  <w:view w:val="normal"/>
+  <w:revisionView w:inkAnnotations="0"/>
+  <w:defaultTabStop w:val="720"/>
+  <w:characterSpacingControl w:val="doNotCompress"/>
+  <w:compat>
+    <w:useFELayout/>
+    <w:compatSetting w:name="compatibilityMode" w:uri="http://schemas.microsoft.com/office/word" w:val="15"/>
+    <w:compatSetting w:name="overrideTableStyleFontSizeAndJustification" w:uri="http://schemas.microsoft.com/office/word" w:val="1"/>
+    <w:compatSetting w:name="enableOpenTypeFeatures" w:uri="http://schemas.microsoft.com/office/word" w:val="1"/>
+    <w:compatSetting w:name="doNotFlipMirrorIndents" w:uri="http://schemas.microsoft.com/office/word" w:val="1"/>
+    <w:compatSetting w:name="differentiateMultirowTableHeaders" w:uri="http://schemas.microsoft.com/office/word" w:val="1"/>
+    <w:compatSetting w:name="useWord2013TrackBottomHyphenation" w:uri="http://schemas.microsoft.com/office/word" w:val="0"/>
+  </w:compat>
+  <w:rsids>
+    <w:rsidRoot w:val="00D71438"/>
+    <w:rsid w:val="000C7DBC"/>
+    <w:rsid w:val="00141A82"/>
+    <w:rsid w:val="001C3EC9"/>
+    <w:rsid w:val="002209E3"/>
+    <w:rsid w:val="00237856"/>
+    <w:rsid w:val="00250F24"/>
+    <w:rsid w:val="00301B0A"/>
+    <w:rsid w:val="003907B8"/>
+    <w:rsid w:val="004469FF"/>
+    <w:rsid w:val="005731C4"/>
+    <w:rsid w:val="005C06E2"/>
+    <w:rsid w:val="00777A88"/>
+    <w:rsid w:val="0097365D"/>
+    <w:rsid w:val="00B22544"/>
+    <w:rsid w:val="00B75F09"/>
+    <w:rsid w:val="00BB21BA"/>
+    <w:rsid w:val="00C34CF1"/>
+    <w:rsid w:val="00D62944"/>
+    <w:rsid w:val="00D71438"/>
+    <w:rsid w:val="00D94C87"/>
+    <w:rsid w:val="00DC4694"/>
+    <w:rsid w:val="00DF6834"/>
+    <w:rsid w:val="00E67C38"/>
+    <w:rsid w:val="00E86EDE"/>
+    <w:rsid w:val="00EC7D79"/>
+    <w:rsid w:val="00FC6916"/>
+    <w:rsid w:val="00FD09CF"/>
+  </w:rsids>
+  <m:mathPr>
+    <m:mathFont m:val="Cambria Math"/>
+    <m:brkBin m:val="before"/>
+    <m:brkBinSub m:val="--"/>
+    <m:smallFrac m:val="0"/>
+    <m:dispDef/>
+    <m:lMargin m:val="0"/>
+    <m:rMargin m:val="0"/>
+    <m:defJc m:val="centerGroup"/>
+    <m:wrapIndent m:val="1440"/>
+    <m:intLim m:val="subSup"/>
+    <m:naryLim m:val="undOvr"/>
+  </m:mathPr>
+  <w:themeFontLang w:val="en-US" w:eastAsia="zh-CN" w:bidi="ar-SA"/>
+  <w:clrSchemeMapping w:bg1="light1" w:t1="dark1" w:bg2="light2" w:t2="dark2" w:accent1="accent1" w:accent2="accent2" w:accent3="accent3" w:accent4="accent4" w:accent5="accent5" w:accent6="accent6" w:hyperlink="hyperlink" w:followedHyperlink="followedHyperlink"/>
+  <w:decimalSymbol w:val="."/>
+  <w:listSeparator w:val=","/>
+  <w15:chartTrackingRefBased/>
+</w:settings>
+</file>
+
+<file path=word/glossary/styles.xml><?xml version="1.0" encoding="utf-8"?>
+<w:styles xmlns:mc="http://schemas.openxmlformats.org/markup-compatibility/2006" xmlns:r="http://schemas.openxmlformats.org/officeDocument/2006/relationships" xmlns:w="http://schemas.openxmlformats.org/wordprocessingml/2006/main" xmlns:w14="http://schemas.microsoft.com/office/word/2010/wordml" xmlns:w15="http://schemas.microsoft.com/office/word/2012/wordml" xmlns:w16cex="http://schemas.microsoft.com/office/word/2018/wordml/cex" xmlns:w16cid="http://schemas.microsoft.com/office/word/2016/wordml/cid" xmlns:w16="http://schemas.microsoft.com/office/word/2018/wordml" xmlns:w16du="http://schemas.microsoft.com/office/word/2023/wordml/word16du" xmlns:w16sdtdh="http://schemas.microsoft.com/office/word/2020/wordml/sdtdatahash" xmlns:w16sdtfl="http://schemas.microsoft.com/office/word/2024/wordml/sdtformatlock" xmlns:w16se="http://schemas.microsoft.com/office/word/2015/wordml/symex" mc:Ignorable="w14 w15 w16se w16cid w16 w16cex w16sdtdh w16sdtfl w16du">
+  <w:docDefaults>
+    <w:rPrDefault>
+      <w:rPr>
+        <w:rFonts w:asciiTheme="minorHAnsi" w:eastAsiaTheme="minorEastAsia" w:hAnsiTheme="minorHAnsi" w:cstheme="minorBidi"/>
+        <w:sz w:val="22"/>
+        <w:szCs w:val="22"/>
+        <w:lang w:val="en-US" w:eastAsia="en-US" w:bidi="ar-SA"/>
+      </w:rPr>
+    </w:rPrDefault>
+    <w:pPrDefault>
+      <w:pPr>
+        <w:spacing w:after="160" w:line="259" w:lineRule="auto"/>
+      </w:pPr>
+    </w:pPrDefault>
+  </w:docDefaults>
+  <w:latentStyles w:defLockedState="0" w:defUIPriority="99" w:defSemiHidden="0" w:defUnhideWhenUsed="0" w:defQFormat="0" w:count="376">
+    <w:lsdException w:name="Normal" w:uiPriority="0" w:qFormat="1"/>
+    <w:lsdException w:name="heading 1" w:uiPriority="9" w:qFormat="1"/>
+    <w:lsdException w:name="heading 2" w:semiHidden="1" w:uiPriority="9" w:unhideWhenUsed="1" w:qFormat="1"/>
+    <w:lsdException w:name="heading 3" w:semiHidden="1" w:uiPriority="9" w:unhideWhenUsed="1" w:qFormat="1"/>
+    <w:lsdException w:name="heading 4" w:semiHidden="1" w:uiPriority="9" w:unhideWhenUsed="1" w:qFormat="1"/>
+    <w:lsdException w:name="heading 5" w:semiHidden="1" w:uiPriority="9" w:unhideWhenUsed="1" w:qFormat="1"/>
+    <w:lsdException w:name="heading 6" w:semiHidden="1" w:uiPriority="9" w:unhideWhenUsed="1" w:qFormat="1"/>
+    <w:lsdException w:name="heading 7" w:semiHidden="1" w:uiPriority="9" w:unhideWhenUsed="1" w:qFormat="1"/>
+    <w:lsdException w:name="heading 8" w:semiHidden="1" w:uiPriority="9" w:unhideWhenUsed="1" w:qFormat="1"/>
+    <w:lsdException w:name="heading 9" w:semiHidden="1" w:uiPriority="9" w:unhideWhenUsed="1" w:qFormat="1"/>
+    <w:lsdException w:name="index 1" w:semiHidden="1" w:unhideWhenUsed="1"/>
+    <w:lsdException w:name="index 2" w:semiHidden="1" w:unhideWhenUsed="1"/>
+    <w:lsdException w:name="index 3" w:semiHidden="1" w:unhideWhenUsed="1"/>
+    <w:lsdException w:name="index 4" w:semiHidden="1" w:unhideWhenUsed="1"/>
+    <w:lsdException w:name="index 5" w:semiHidden="1" w:unhideWhenUsed="1"/>
+    <w:lsdException w:name="index 6" w:semiHidden="1" w:unhideWhenUsed="1"/>
+    <w:lsdException w:name="index 7" w:semiHidden="1" w:unhideWhenUsed="1"/>
+    <w:lsdException w:name="index 8" w:semiHidden="1" w:unhideWhenUsed="1"/>
+    <w:lsdException w:name="index 9" w:semiHidden="1" w:unhideWhenUsed="1"/>
+    <w:lsdException w:name="toc 1" w:semiHidden="1" w:uiPriority="39" w:unhideWhenUsed="1"/>
+    <w:lsdException w:name="toc 2" w:semiHidden="1" w:uiPriority="39" w:unhideWhenUsed="1"/>
+    <w:lsdException w:name="toc 3" w:semiHidden="1" w:uiPriority="39" w:unhideWhenUsed="1"/>
+    <w:lsdException w:name="toc 4" w:semiHidden="1" w:uiPriority="39" w:unhideWhenUsed="1"/>
+    <w:lsdException w:name="toc 5" w:semiHidden="1" w:uiPriority="39" w:unhideWhenUsed="1"/>
+    <w:lsdException w:name="toc 6" w:semiHidden="1" w:uiPriority="39" w:unhideWhenUsed="1"/>
+    <w:lsdException w:name="toc 7" w:semiHidden="1" w:uiPriority="39" w:unhideWhenUsed="1"/>
+    <w:lsdException w:name="toc 8" w:semiHidden="1" w:uiPriority="39" w:unhideWhenUsed="1"/>
+    <w:lsdException w:name="toc 9" w:semiHidden="1" w:uiPriority="39" w:unhideWhenUsed="1"/>
+    <w:lsdException w:name="Normal Indent" w:semiHidden="1" w:unhideWhenUsed="1"/>
+    <w:lsdException w:name="footnote text" w:semiHidden="1" w:unhideWhenUsed="1"/>
+    <w:lsdException w:name="annotation text" w:semiHidden="1" w:unhideWhenUsed="1"/>
+    <w:lsdException w:name="header" w:semiHidden="1" w:unhideWhenUsed="1"/>
+    <w:lsdException w:name="footer" w:semiHidden="1" w:unhideWhenUsed="1"/>
+    <w:lsdException w:name="index heading" w:semiHidden="1" w:unhideWhenUsed="1"/>
+    <w:lsdException w:name="caption" w:semiHidden="1" w:uiPriority="35" w:unhideWhenUsed="1" w:qFormat="1"/>
+    <w:lsdException w:name="table of figures" w:semiHidden="1" w:unhideWhenUsed="1"/>
+    <w:lsdException w:name="envelope address" w:semiHidden="1" w:unhideWhenUsed="1"/>
+    <w:lsdException w:name="envelope return" w:semiHidden="1" w:unhideWhenUsed="1"/>
+    <w:lsdException w:name="footnote reference" w:semiHidden="1" w:unhideWhenUsed="1"/>
+    <w:lsdException w:name="annotation reference" w:semiHidden="1" w:unhideWhenUsed="1"/>
+    <w:lsdException w:name="line number" w:semiHidden="1" w:unhideWhenUsed="1"/>
+    <w:lsdException w:name="page number" w:semiHidden="1" w:unhideWhenUsed="1"/>
+    <w:lsdException w:name="endnote reference" w:semiHidden="1" w:unhideWhenUsed="1"/>
+    <w:lsdException w:name="endnote text" w:semiHidden="1" w:unhideWhenUsed="1"/>
+    <w:lsdException w:name="table of authorities" w:semiHidden="1" w:unhideWhenUsed="1"/>
+    <w:lsdException w:name="macro" w:semiHidden="1" w:unhideWhenUsed="1"/>
+    <w:lsdException w:name="toa heading" w:semiHidden="1" w:unhideWhenUsed="1"/>
+    <w:lsdException w:name="List" w:semiHidden="1" w:unhideWhenUsed="1"/>
+    <w:lsdException w:name="List Bullet" w:semiHidden="1" w:unhideWhenUsed="1"/>
+    <w:lsdException w:name="List Number" w:semiHidden="1" w:unhideWhenUsed="1"/>
+    <w:lsdException w:name="List 2" w:semiHidden="1" w:unhideWhenUsed="1"/>
+    <w:lsdException w:name="List 3" w:semiHidden="1" w:unhideWhenUsed="1"/>
+    <w:lsdException w:name="List 4" w:semiHidden="1" w:unhideWhenUsed="1"/>
+    <w:lsdException w:name="List 5" w:semiHidden="1" w:unhideWhenUsed="1"/>
+    <w:lsdException w:name="List Bullet 2" w:semiHidden="1" w:unhideWhenUsed="1"/>
+    <w:lsdException w:name="List Bullet 3" w:semiHidden="1" w:unhideWhenUsed="1"/>
+    <w:lsdException w:name="List Bullet 4" w:semiHidden="1" w:unhideWhenUsed="1"/>
+    <w:lsdException w:name="List Bullet 5" w:semiHidden="1" w:unhideWhenUsed="1"/>
+    <w:lsdException w:name="List Number 2" w:semiHidden="1" w:unhideWhenUsed="1"/>
+    <w:lsdException w:name="List Number 3" w:semiHidden="1" w:unhideWhenUsed="1"/>
+    <w:lsdException w:name="List Number 4" w:semiHidden="1" w:unhideWhenUsed="1"/>
+    <w:lsdException w:name="List Number 5" w:semiHidden="1" w:unhideWhenUsed="1"/>
+    <w:lsdException w:name="Title" w:uiPriority="10" w:qFormat="1"/>
+    <w:lsdException w:name="Closing" w:semiHidden="1" w:unhideWhenUsed="1"/>
+    <w:lsdException w:name="Signature" w:semiHidden="1" w:unhideWhenUsed="1"/>
+    <w:lsdException w:name="Default Paragraph Font" w:semiHidden="1" w:uiPriority="1" w:unhideWhenUsed="1"/>
+    <w:lsdException w:name="Body Text" w:semiHidden="1" w:unhideWhenUsed="1"/>
+    <w:lsdException w:name="Body Text Indent" w:semiHidden="1" w:unhideWhenUsed="1"/>
+    <w:lsdException w:name="List Continue" w:semiHidden="1" w:unhideWhenUsed="1"/>
+    <w:lsdException w:name="List Continue 2" w:semiHidden="1" w:unhideWhenUsed="1"/>
+    <w:lsdException w:name="List Continue 3" w:semiHidden="1" w:unhideWhenUsed="1"/>
+    <w:lsdException w:name="List Continue 4" w:semiHidden="1" w:unhideWhenUsed="1"/>
+    <w:lsdException w:name="List Continue 5" w:semiHidden="1" w:unhideWhenUsed="1"/>
+    <w:lsdException w:name="Message Header" w:semiHidden="1" w:unhideWhenUsed="1"/>
+    <w:lsdException w:name="Subtitle" w:uiPriority="11" w:qFormat="1"/>
+    <w:lsdException w:name="Salutation" w:semiHidden="1" w:unhideWhenUsed="1"/>
+    <w:lsdException w:name="Date" w:semiHidden="1" w:unhideWhenUsed="1"/>
+    <w:lsdException w:name="Body Text First Indent" w:semiHidden="1" w:unhideWhenUsed="1"/>
+    <w:lsdException w:name="Body Text First Indent 2" w:semiHidden="1" w:unhideWhenUsed="1"/>
+    <w:lsdException w:name="Note Heading" w:semiHidden="1" w:unhideWhenUsed="1"/>
+    <w:lsdException w:name="Body Text 2" w:semiHidden="1" w:unhideWhenUsed="1"/>
+    <w:lsdException w:name="Body Text 3" w:semiHidden="1" w:unhideWhenUsed="1"/>
+    <w:lsdException w:name="Body Text Indent 2" w:semiHidden="1" w:unhideWhenUsed="1"/>
+    <w:lsdException w:name="Body Text Indent 3" w:semiHidden="1" w:unhideWhenUsed="1"/>
+    <w:lsdException w:name="Block Text" w:semiHidden="1" w:unhideWhenUsed="1"/>
+    <w:lsdException w:name="Hyperlink" w:semiHidden="1" w:unhideWhenUsed="1"/>
+    <w:lsdException w:name="FollowedHyperlink" w:semiHidden="1" w:unhideWhenUsed="1"/>
+    <w:lsdException w:name="Strong" w:uiPriority="22" w:qFormat="1"/>
+    <w:lsdException w:name="Emphasis" w:uiPriority="20" w:qFormat="1"/>
+    <w:lsdException w:name="Document Map" w:semiHidden="1" w:unhideWhenUsed="1"/>
+    <w:lsdException w:name="Plain Text" w:semiHidden="1" w:unhideWhenUsed="1"/>
+    <w:lsdException w:name="E-mail Signature" w:semiHidden="1" w:unhideWhenUsed="1"/>
+    <w:lsdException w:name="HTML Top of Form" w:semiHidden="1" w:unhideWhenUsed="1"/>
+    <w:lsdException w:name="HTML Bottom of Form" w:semiHidden="1" w:unhideWhenUsed="1"/>
+    <w:lsdException w:name="Normal (Web)" w:semiHidden="1" w:unhideWhenUsed="1"/>
+    <w:lsdException w:name="HTML Acronym" w:semiHidden="1" w:unhideWhenUsed="1"/>
+    <w:lsdException w:name="HTML Address" w:semiHidden="1" w:unhideWhenUsed="1"/>
+    <w:lsdException w:name="HTML Cite" w:semiHidden="1" w:unhideWhenUsed="1"/>
+    <w:lsdException w:name="HTML Code" w:semiHidden="1" w:unhideWhenUsed="1"/>
+    <w:lsdException w:name="HTML Definition" w:semiHidden="1" w:unhideWhenUsed="1"/>
+    <w:lsdException w:name="HTML Keyboard" w:semiHidden="1" w:unhideWhenUsed="1"/>
+    <w:lsdException w:name="HTML Preformatted" w:semiHidden="1" w:unhideWhenUsed="1"/>
+    <w:lsdException w:name="HTML Sample" w:semiHidden="1" w:unhideWhenUsed="1"/>
+    <w:lsdException w:name="HTML Typewriter" w:semiHidden="1" w:unhideWhenUsed="1"/>
+    <w:lsdException w:name="HTML Variable" w:semiHidden="1" w:unhideWhenUsed="1"/>
+    <w:lsdException w:name="Normal Table" w:semiHidden="1" w:unhideWhenUsed="1"/>
+    <w:lsdException w:name="annotation subject" w:semiHidden="1" w:unhideWhenUsed="1"/>
+    <w:lsdException w:name="No List" w:semiHidden="1" w:unhideWhenUsed="1"/>
+    <w:lsdException w:name="Outline List 1" w:semiHidden="1" w:unhideWhenUsed="1"/>
+    <w:lsdException w:name="Outline List 2" w:semiHidden="1" w:unhideWhenUsed="1"/>
+    <w:lsdException w:name="Outline List 3" w:semiHidden="1" w:unhideWhenUsed="1"/>
+    <w:lsdException w:name="Table Simple 1" w:semiHidden="1" w:unhideWhenUsed="1"/>
+    <w:lsdException w:name="Table Simple 2" w:semiHidden="1" w:unhideWhenUsed="1"/>
+    <w:lsdException w:name="Table Simple 3" w:semiHidden="1" w:unhideWhenUsed="1"/>
+    <w:lsdException w:name="Table Classic 1" w:semiHidden="1" w:unhideWhenUsed="1"/>
+    <w:lsdException w:name="Table Classic 2" w:semiHidden="1" w:unhideWhenUsed="1"/>
+    <w:lsdException w:name="Table Classic 3" w:semiHidden="1" w:unhideWhenUsed="1"/>
+    <w:lsdException w:name="Table Classic 4" w:semiHidden="1" w:unhideWhenUsed="1"/>
+    <w:lsdException w:name="Table Colorful 1" w:semiHidden="1" w:unhideWhenUsed="1"/>
+    <w:lsdException w:name="Table Colorful 2" w:semiHidden="1" w:unhideWhenUsed="1"/>
+    <w:lsdException w:name="Table Colorful 3" w:semiHidden="1" w:unhideWhenUsed="1"/>
+    <w:lsdException w:name="Table Columns 1" w:semiHidden="1" w:unhideWhenUsed="1"/>
+    <w:lsdException w:name="Table Columns 2" w:semiHidden="1" w:unhideWhenUsed="1"/>
+    <w:lsdException w:name="Table Columns 3" w:semiHidden="1" w:unhideWhenUsed="1"/>
+    <w:lsdException w:name="Table Columns 4" w:semiHidden="1" w:unhideWhenUsed="1"/>
+    <w:lsdException w:name="Table Columns 5" w:semiHidden="1" w:unhideWhenUsed="1"/>
+    <w:lsdException w:name="Table Grid 1" w:semiHidden="1" w:unhideWhenUsed="1"/>
+    <w:lsdException w:name="Table Grid 2" w:semiHidden="1" w:unhideWhenUsed="1"/>
+    <w:lsdException w:name="Table Grid 3" w:semiHidden="1" w:unhideWhenUsed="1"/>
+    <w:lsdException w:name="Table Grid 4" w:semiHidden="1" w:unhideWhenUsed="1"/>
+    <w:lsdException w:name="Table Grid 5" w:semiHidden="1" w:unhideWhenUsed="1"/>
+    <w:lsdException w:name="Table Grid 6" w:semiHidden="1" w:unhideWhenUsed="1"/>
+    <w:lsdException w:name="Table Grid 7" w:semiHidden="1" w:unhideWhenUsed="1"/>
+    <w:lsdException w:name="Table Grid 8" w:semiHidden="1" w:unhideWhenUsed="1"/>
+    <w:lsdException w:name="Table List 1" w:semiHidden="1" w:unhideWhenUsed="1"/>
+    <w:lsdException w:name="Table List 2" w:semiHidden="1" w:unhideWhenUsed="1"/>
+    <w:lsdException w:name="Table List 3" w:semiHidden="1" w:unhideWhenUsed="1"/>
+    <w:lsdException w:name="Table List 4" w:semiHidden="1" w:unhideWhenUsed="1"/>
+    <w:lsdException w:name="Table List 5" w:semiHidden="1" w:unhideWhenUsed="1"/>
+    <w:lsdException w:name="Table List 6" w:semiHidden="1" w:unhideWhenUsed="1"/>
+    <w:lsdException w:name="Table List 7" w:semiHidden="1" w:unhideWhenUsed="1"/>
+    <w:lsdException w:name="Table List 8" w:semiHidden="1" w:unhideWhenUsed="1"/>
+    <w:lsdException w:name="Table 3D effects 1" w:semiHidden="1" w:unhideWhenUsed="1"/>
+    <w:lsdException w:name="Table 3D effects 2" w:semiHidden="1" w:unhideWhenUsed="1"/>
+    <w:lsdException w:name="Table 3D effects 3" w:semiHidden="1" w:unhideWhenUsed="1"/>
+    <w:lsdException w:name="Table Contemporary" w:semiHidden="1" w:unhideWhenUsed="1"/>
+    <w:lsdException w:name="Table Elegant" w:semiHidden="1" w:unhideWhenUsed="1"/>
+    <w:lsdException w:name="Table Professional" w:semiHidden="1" w:unhideWhenUsed="1"/>
+    <w:lsdException w:name="Table Subtle 1" w:semiHidden="1" w:unhideWhenUsed="1"/>
+    <w:lsdException w:name="Table Subtle 2" w:semiHidden="1" w:unhideWhenUsed="1"/>
+    <w:lsdException w:name="Table Web 1" w:semiHidden="1" w:unhideWhenUsed="1"/>
+    <w:lsdException w:name="Table Web 2" w:semiHidden="1" w:unhideWhenUsed="1"/>
+    <w:lsdException w:name="Table Web 3" w:semiHidden="1" w:unhideWhenUsed="1"/>
+    <w:lsdException w:name="Balloon Text" w:semiHidden="1" w:unhideWhenUsed="1"/>
+    <w:lsdException w:name="Table Grid" w:uiPriority="39"/>
+    <w:lsdException w:name="Table Theme" w:semiHidden="1" w:unhideWhenUsed="1"/>
+    <w:lsdException w:name="Placeholder Text" w:semiHidden="1"/>
+    <w:lsdException w:name="No Spacing" w:uiPriority="1" w:qFormat="1"/>
+    <w:lsdException w:name="Light Shading" w:uiPriority="60"/>
+    <w:lsdException w:name="Light List" w:uiPriority="61"/>
+    <w:lsdException w:name="Light Grid" w:uiPriority="62"/>
+    <w:lsdException w:name="Medium Shading 1" w:uiPriority="63"/>
+    <w:lsdException w:name="Medium Shading 2" w:uiPriority="64"/>
+    <w:lsdException w:name="Medium List 1" w:uiPriority="65"/>
+    <w:lsdException w:name="Medium List 2" w:uiPriority="66"/>
+    <w:lsdException w:name="Medium Grid 1" w:uiPriority="67"/>
+    <w:lsdException w:name="Medium Grid 2" w:uiPriority="68"/>
+    <w:lsdException w:name="Medium Grid 3" w:uiPriority="69"/>
+    <w:lsdException w:name="Dark List" w:uiPriority="70"/>
+    <w:lsdException w:name="Colorful Shading" w:uiPriority="71"/>
+    <w:lsdException w:name="Colorful List" w:uiPriority="72"/>
+    <w:lsdException w:name="Colorful Grid" w:uiPriority="73"/>
+    <w:lsdException w:name="Light Shading Accent 1" w:uiPriority="60"/>
+    <w:lsdException w:name="Light List Accent 1" w:uiPriority="61"/>
+    <w:lsdException w:name="Light Grid Accent 1" w:uiPriority="62"/>
+    <w:lsdException w:name="Medium Shading 1 Accent 1" w:uiPriority="63"/>
+    <w:lsdException w:name="Medium Shading 2 Accent 1" w:uiPriority="64"/>
+    <w:lsdException w:name="Medium List 1 Accent 1" w:uiPriority="65"/>
+    <w:lsdException w:name="Revision" w:semiHidden="1"/>
+    <w:lsdException w:name="List Paragraph" w:uiPriority="34" w:qFormat="1"/>
+    <w:lsdException w:name="Quote" w:uiPriority="29" w:qFormat="1"/>
+    <w:lsdException w:name="Intense Quote" w:uiPriority="30" w:qFormat="1"/>
+    <w:lsdException w:name="Medium List 2 Accent 1" w:uiPriority="66"/>
+    <w:lsdException w:name="Medium Grid 1 Accent 1" w:uiPriority="67"/>
+    <w:lsdException w:name="Medium Grid 2 Accent 1" w:uiPriority="68"/>
+    <w:lsdException w:name="Medium Grid 3 Accent 1" w:uiPriority="69"/>
+    <w:lsdException w:name="Dark List Accent 1" w:uiPriority="70"/>
+    <w:lsdException w:name="Colorful Shading Accent 1" w:uiPriority="71"/>
+    <w:lsdException w:name="Colorful List Accent 1" w:uiPriority="72"/>
+    <w:lsdException w:name="Colorful Grid Accent 1" w:uiPriority="73"/>
+    <w:lsdException w:name="Light Shading Accent 2" w:uiPriority="60"/>
+    <w:lsdException w:name="Light List Accent 2" w:uiPriority="61"/>
+    <w:lsdException w:name="Light Grid Accent 2" w:uiPriority="62"/>
+    <w:lsdException w:name="Medium Shading 1 Accent 2" w:uiPriority="63"/>
+    <w:lsdException w:name="Medium Shading 2 Accent 2" w:uiPriority="64"/>
+    <w:lsdException w:name="Medium List 1 Accent 2" w:uiPriority="65"/>
+    <w:lsdException w:name="Medium List 2 Accent 2" w:uiPriority="66"/>
+    <w:lsdException w:name="Medium Grid 1 Accent 2" w:uiPriority="67"/>
+    <w:lsdException w:name="Medium Grid 2 Accent 2" w:uiPriority="68"/>
+    <w:lsdException w:name="Medium Grid 3 Accent 2" w:uiPriority="69"/>
+    <w:lsdException w:name="Dark List Accent 2" w:uiPriority="70"/>
+    <w:lsdException w:name="Colorful Shading Accent 2" w:uiPriority="71"/>
+    <w:lsdException w:name="Colorful List Accent 2" w:uiPriority="72"/>
+    <w:lsdException w:name="Colorful Grid Accent 2" w:uiPriority="73"/>
+    <w:lsdException w:name="Light Shading Accent 3" w:uiPriority="60"/>
+    <w:lsdException w:name="Light List Accent 3" w:uiPriority="61"/>
+    <w:lsdException w:name="Light Grid Accent 3" w:uiPriority="62"/>
+    <w:lsdException w:name="Medium Shading 1 Accent 3" w:uiPriority="63"/>
+    <w:lsdException w:name="Medium Shading 2 Accent 3" w:uiPriority="64"/>
+    <w:lsdException w:name="Medium List 1 Accent 3" w:uiPriority="65"/>
+    <w:lsdException w:name="Medium List 2 Accent 3" w:uiPriority="66"/>
+    <w:lsdException w:name="Medium Grid 1 Accent 3" w:uiPriority="67"/>
+    <w:lsdException w:name="Medium Grid 2 Accent 3" w:uiPriority="68"/>
+    <w:lsdException w:name="Medium Grid 3 Accent 3" w:uiPriority="69"/>
+    <w:lsdException w:name="Dark List Accent 3" w:uiPriority="70"/>
+    <w:lsdException w:name="Colorful Shading Accent 3" w:uiPriority="71"/>
+    <w:lsdException w:name="Colorful List Accent 3" w:uiPriority="72"/>
+    <w:lsdException w:name="Colorful Grid Accent 3" w:uiPriority="73"/>
+    <w:lsdException w:name="Light Shading Accent 4" w:uiPriority="60"/>
+    <w:lsdException w:name="Light List Accent 4" w:uiPriority="61"/>
+    <w:lsdException w:name="Light Grid Accent 4" w:uiPriority="62"/>
+    <w:lsdException w:name="Medium Shading 1 Accent 4" w:uiPriority="63"/>
+    <w:lsdException w:name="Medium Shading 2 Accent 4" w:uiPriority="64"/>
+    <w:lsdException w:name="Medium List 1 Accent 4" w:uiPriority="65"/>
+    <w:lsdException w:name="Medium List 2 Accent 4" w:uiPriority="66"/>
+    <w:lsdException w:name="Medium Grid 1 Accent 4" w:uiPriority="67"/>
+    <w:lsdException w:name="Medium Grid 2 Accent 4" w:uiPriority="68"/>
+    <w:lsdException w:name="Medium Grid 3 Accent 4" w:uiPriority="69"/>
+    <w:lsdException w:name="Dark List Accent 4" w:uiPriority="70"/>
+    <w:lsdException w:name="Colorful Shading Accent 4" w:uiPriority="71"/>
+    <w:lsdException w:name="Colorful List Accent 4" w:uiPriority="72"/>
+    <w:lsdException w:name="Colorful Grid Accent 4" w:uiPriority="73"/>
+    <w:lsdException w:name="Light Shading Accent 5" w:uiPriority="60"/>
+    <w:lsdException w:name="Light List Accent 5" w:uiPriority="61"/>
+    <w:lsdException w:name="Light Grid Accent 5" w:uiPriority="62"/>
+    <w:lsdException w:name="Medium Shading 1 Accent 5" w:uiPriority="63"/>
+    <w:lsdException w:name="Medium Shading 2 Accent 5" w:uiPriority="64"/>
+    <w:lsdException w:name="Medium List 1 Accent 5" w:uiPriority="65"/>
+    <w:lsdException w:name="Medium List 2 Accent 5" w:uiPriority="66"/>
+    <w:lsdException w:name="Medium Grid 1 Accent 5" w:uiPriority="67"/>
+    <w:lsdException w:name="Medium Grid 2 Accent 5" w:uiPriority="68"/>
+    <w:lsdException w:name="Medium Grid 3 Accent 5" w:uiPriority="69"/>
+    <w:lsdException w:name="Dark List Accent 5" w:uiPriority="70"/>
+    <w:lsdException w:name="Colorful Shading Accent 5" w:uiPriority="71"/>
+    <w:lsdException w:name="Colorful List Accent 5" w:uiPriority="72"/>
+    <w:lsdException w:name="Colorful Grid Accent 5" w:uiPriority="73"/>
+    <w:lsdException w:name="Light Shading Accent 6" w:uiPriority="60"/>
+    <w:lsdException w:name="Light List Accent 6" w:uiPriority="61"/>
+    <w:lsdException w:name="Light Grid Accent 6" w:uiPriority="62"/>
+    <w:lsdException w:name="Medium Shading 1 Accent 6" w:uiPriority="63"/>
+    <w:lsdException w:name="Medium Shading 2 Accent 6" w:uiPriority="64"/>
+    <w:lsdException w:name="Medium List 1 Accent 6" w:uiPriority="65"/>
+    <w:lsdException w:name="Medium List 2 Accent 6" w:uiPriority="66"/>
+    <w:lsdException w:name="Medium Grid 1 Accent 6" w:uiPriority="67"/>
+    <w:lsdException w:name="Medium Grid 2 Accent 6" w:uiPriority="68"/>
+    <w:lsdException w:name="Medium Grid 3 Accent 6" w:uiPriority="69"/>
+    <w:lsdException w:name="Dark List Accent 6" w:uiPriority="70"/>
+    <w:lsdException w:name="Colorful Shading Accent 6" w:uiPriority="71"/>
+    <w:lsdException w:name="Colorful List Accent 6" w:uiPriority="72"/>
+    <w:lsdException w:name="Colorful Grid Accent 6" w:uiPriority="73"/>
+    <w:lsdException w:name="Subtle Emphasis" w:uiPriority="19" w:qFormat="1"/>
+    <w:lsdException w:name="Intense Emphasis" w:uiPriority="21" w:qFormat="1"/>
+    <w:lsdException w:name="Subtle Reference" w:uiPriority="31" w:qFormat="1"/>
+    <w:lsdException w:name="Intense Reference" w:uiPriority="32" w:qFormat="1"/>
+    <w:lsdException w:name="Book Title" w:uiPriority="33" w:qFormat="1"/>
+    <w:lsdException w:name="Bibliography" w:semiHidden="1" w:uiPriority="37" w:unhideWhenUsed="1"/>
+    <w:lsdException w:name="TOC Heading" w:semiHidden="1" w:uiPriority="39" w:unhideWhenUsed="1" w:qFormat="1"/>
+    <w:lsdException w:name="Plain Table 1" w:uiPriority="41"/>
+    <w:lsdException w:name="Plain Table 2" w:uiPriority="42"/>
+    <w:lsdException w:name="Plain Table 3" w:uiPriority="43"/>
+    <w:lsdException w:name="Plain Table 4" w:uiPriority="44"/>
+    <w:lsdException w:name="Plain Table 5" w:uiPriority="45"/>
+    <w:lsdException w:name="Grid Table Light" w:uiPriority="40"/>
+    <w:lsdException w:name="Grid Table 1 Light" w:uiPriority="46"/>
+    <w:lsdException w:name="Grid Table 2" w:uiPriority="47"/>
+    <w:lsdException w:name="Grid Table 3" w:uiPriority="48"/>
+    <w:lsdException w:name="Grid Table 4" w:uiPriority="49"/>
+    <w:lsdException w:name="Grid Table 5 Dark" w:uiPriority="50"/>
+    <w:lsdException w:name="Grid Table 6 Colorful" w:uiPriority="51"/>
+    <w:lsdException w:name="Grid Table 7 Colorful" w:uiPriority="52"/>
+    <w:lsdException w:name="Grid Table 1 Light Accent 1" w:uiPriority="46"/>
+    <w:lsdException w:name="Grid Table 2 Accent 1" w:uiPriority="47"/>
+    <w:lsdException w:name="Grid Table 3 Accent 1" w:uiPriority="48"/>
+    <w:lsdException w:name="Grid Table 4 Accent 1" w:uiPriority="49"/>
+    <w:lsdException w:name="Grid Table 5 Dark Accent 1" w:uiPriority="50"/>
+    <w:lsdException w:name="Grid Table 6 Colorful Accent 1" w:uiPriority="51"/>
+    <w:lsdException w:name="Grid Table 7 Colorful Accent 1" w:uiPriority="52"/>
+    <w:lsdException w:name="Grid Table 1 Light Accent 2" w:uiPriority="46"/>
+    <w:lsdException w:name="Grid Table 2 Accent 2" w:uiPriority="47"/>
+    <w:lsdException w:name="Grid Table 3 Accent 2" w:uiPriority="48"/>
+    <w:lsdException w:name="Grid Table 4 Accent 2" w:uiPriority="49"/>
+    <w:lsdException w:name="Grid Table 5 Dark Accent 2" w:uiPriority="50"/>
+    <w:lsdException w:name="Grid Table 6 Colorful Accent 2" w:uiPriority="51"/>
+    <w:lsdException w:name="Grid Table 7 Colorful Accent 2" w:uiPriority="52"/>
+    <w:lsdException w:name="Grid Table 1 Light Accent 3" w:uiPriority="46"/>
+    <w:lsdException w:name="Grid Table 2 Accent 3" w:uiPriority="47"/>
+    <w:lsdException w:name="Grid Table 3 Accent 3" w:uiPriority="48"/>
+    <w:lsdException w:name="Grid Table 4 Accent 3" w:uiPriority="49"/>
+    <w:lsdException w:name="Grid Table 5 Dark Accent 3" w:uiPriority="50"/>
+    <w:lsdException w:name="Grid Table 6 Colorful Accent 3" w:uiPriority="51"/>
+    <w:lsdException w:name="Grid Table 7 Colorful Accent 3" w:uiPriority="52"/>
+    <w:lsdException w:name="Grid Table 1 Light Accent 4" w:uiPriority="46"/>
+    <w:lsdException w:name="Grid Table 2 Accent 4" w:uiPriority="47"/>
+    <w:lsdException w:name="Grid Table 3 Accent 4" w:uiPriority="48"/>
+    <w:lsdException w:name="Grid Table 4 Accent 4" w:uiPriority="49"/>
+    <w:lsdException w:name="Grid Table 5 Dark Accent 4" w:uiPriority="50"/>
+    <w:lsdException w:name="Grid Table 6 Colorful Accent 4" w:uiPriority="51"/>
+    <w:lsdException w:name="Grid Table 7 Colorful Accent 4" w:uiPriority="52"/>
+    <w:lsdException w:name="Grid Table 1 Light Accent 5" w:uiPriority="46"/>
+    <w:lsdException w:name="Grid Table 2 Accent 5" w:uiPriority="47"/>
+    <w:lsdException w:name="Grid Table 3 Accent 5" w:uiPriority="48"/>
+    <w:lsdException w:name="Grid Table 4 Accent 5" w:uiPriority="49"/>
+    <w:lsdException w:name="Grid Table 5 Dark Accent 5" w:uiPriority="50"/>
+    <w:lsdException w:name="Grid Table 6 Colorful Accent 5" w:uiPriority="51"/>
+    <w:lsdException w:name="Grid Table 7 Colorful Accent 5" w:uiPriority="52"/>
+    <w:lsdException w:name="Grid Table 1 Light Accent 6" w:uiPriority="46"/>
+    <w:lsdException w:name="Grid Table 2 Accent 6" w:uiPriority="47"/>
+    <w:lsdException w:name="Grid Table 3 Accent 6" w:uiPriority="48"/>
+    <w:lsdException w:name="Grid Table 4 Accent 6" w:uiPriority="49"/>
+    <w:lsdException w:name="Grid Table 5 Dark Accent 6" w:uiPriority="50"/>
+    <w:lsdException w:name="Grid Table 6 Colorful Accent 6" w:uiPriority="51"/>
+    <w:lsdException w:name="Grid Table 7 Colorful Accent 6" w:uiPriority="52"/>
+    <w:lsdException w:name="List Table 1 Light" w:uiPriority="46"/>
+    <w:lsdException w:name="List Table 2" w:uiPriority="47"/>
+    <w:lsdException w:name="List Table 3" w:uiPriority="48"/>
+    <w:lsdException w:name="List Table 4" w:uiPriority="49"/>
+    <w:lsdException w:name="List Table 5 Dark" w:uiPriority="50"/>
+    <w:lsdException w:name="List Table 6 Colorful" w:uiPriority="51"/>
+    <w:lsdException w:name="List Table 7 Colorful" w:uiPriority="52"/>
+    <w:lsdException w:name="List Table 1 Light Accent 1" w:uiPriority="46"/>
+    <w:lsdException w:name="List Table 2 Accent 1" w:uiPriority="47"/>
+    <w:lsdException w:name="List Table 3 Accent 1" w:uiPriority="48"/>
+    <w:lsdException w:name="List Table 4 Accent 1" w:uiPriority="49"/>
+    <w:lsdException w:name="List Table 5 Dark Accent 1" w:uiPriority="50"/>
+    <w:lsdException w:name="List Table 6 Colorful Accent 1" w:uiPriority="51"/>
+    <w:lsdException w:name="List Table 7 Colorful Accent 1" w:uiPriority="52"/>
+    <w:lsdException w:name="List Table 1 Light Accent 2" w:uiPriority="46"/>
+    <w:lsdException w:name="List Table 2 Accent 2" w:uiPriority="47"/>
+    <w:lsdException w:name="List Table 3 Accent 2" w:uiPriority="48"/>
+    <w:lsdException w:name="List Table 4 Accent 2" w:uiPriority="49"/>
+    <w:lsdException w:name="List Table 5 Dark Accent 2" w:uiPriority="50"/>
+    <w:lsdException w:name="List Table 6 Colorful Accent 2" w:uiPriority="51"/>
+    <w:lsdException w:name="List Table 7 Colorful Accent 2" w:uiPriority="52"/>
+    <w:lsdException w:name="List Table 1 Light Accent 3" w:uiPriority="46"/>
+    <w:lsdException w:name="List Table 2 Accent 3" w:uiPriority="47"/>
+    <w:lsdException w:name="List Table 3 Accent 3" w:uiPriority="48"/>
+    <w:lsdException w:name="List Table 4 Accent 3" w:uiPriority="49"/>
+    <w:lsdException w:name="List Table 5 Dark Accent 3" w:uiPriority="50"/>
+    <w:lsdException w:name="List Table 6 Colorful Accent 3" w:uiPriority="51"/>
+    <w:lsdException w:name="List Table 7 Colorful Accent 3" w:uiPriority="52"/>
+    <w:lsdException w:name="List Table 1 Light Accent 4" w:uiPriority="46"/>
+    <w:lsdException w:name="List Table 2 Accent 4" w:uiPriority="47"/>
+    <w:lsdException w:name="List Table 3 Accent 4" w:uiPriority="48"/>
+    <w:lsdException w:name="List Table 4 Accent 4" w:uiPriority="49"/>
+    <w:lsdException w:name="List Table 5 Dark Accent 4" w:uiPriority="50"/>
+    <w:lsdException w:name="List Table 6 Colorful Accent 4" w:uiPriority="51"/>
+    <w:lsdException w:name="List Table 7 Colorful Accent 4" w:uiPriority="52"/>
+    <w:lsdException w:name="List Table 1 Light Accent 5" w:uiPriority="46"/>
+    <w:lsdException w:name="List Table 2 Accent 5" w:uiPriority="47"/>
+    <w:lsdException w:name="List Table 3 Accent 5" w:uiPriority="48"/>
+    <w:lsdException w:name="List Table 4 Accent 5" w:uiPriority="49"/>
+    <w:lsdException w:name="List Table 5 Dark Accent 5" w:uiPriority="50"/>
+    <w:lsdException w:name="List Table 6 Colorful Accent 5" w:uiPriority="51"/>
+    <w:lsdException w:name="List Table 7 Colorful Accent 5" w:uiPriority="52"/>
+    <w:lsdException w:name="List Table 1 Light Accent 6" w:uiPriority="46"/>
+    <w:lsdException w:name="List Table 2 Accent 6" w:uiPriority="47"/>
+    <w:lsdException w:name="List Table 3 Accent 6" w:uiPriority="48"/>
+    <w:lsdException w:name="List Table 4 Accent 6" w:uiPriority="49"/>
+    <w:lsdException w:name="List Table 5 Dark Accent 6" w:uiPriority="50"/>
+    <w:lsdException w:name="List Table 6 Colorful Accent 6" w:uiPriority="51"/>
+    <w:lsdException w:name="List Table 7 Colorful Accent 6" w:uiPriority="52"/>
+    <w:lsdException w:name="Mention" w:semiHidden="1" w:unhideWhenUsed="1"/>
+    <w:lsdException w:name="Smart Hyperlink" w:semiHidden="1" w:unhideWhenUsed="1"/>
+    <w:lsdException w:name="Hashtag" w:semiHidden="1" w:unhideWhenUsed="1"/>
+    <w:lsdException w:name="Unresolved Mention" w:semiHidden="1" w:unhideWhenUsed="1"/>
+    <w:lsdException w:name="Smart Link" w:semiHidden="1" w:unhideWhenUsed="1"/>
+  </w:latentStyles>
+  <w:style w:type="paragraph" w:default="1" w:styleId="Normal">
+    <w:name w:val="Normal"/>
+    <w:qFormat/>
+  </w:style>
+  <w:style w:type="character" w:default="1" w:styleId="DefaultParagraphFont">
+    <w:name w:val="Default Paragraph Font"/>
+    <w:uiPriority w:val="1"/>
+    <w:semiHidden/>
+    <w:unhideWhenUsed/>
+  </w:style>
+  <w:style w:type="table" w:default="1" w:styleId="TableNormal">
+    <w:name w:val="Normal Table"/>
+    <w:uiPriority w:val="99"/>
+    <w:semiHidden/>
+    <w:unhideWhenUsed/>
+    <w:tblPr>
+      <w:tblInd w:w="0" w:type="dxa"/>
+      <w:tblCellMar>
+        <w:top w:w="0" w:type="dxa"/>
+        <w:left w:w="108" w:type="dxa"/>
+        <w:bottom w:w="0" w:type="dxa"/>
+        <w:right w:w="108" w:type="dxa"/>
+      </w:tblCellMar>
+    </w:tblPr>
+  </w:style>
+  <w:style w:type="numbering" w:default="1" w:styleId="NoList">
+    <w:name w:val="No List"/>
+    <w:uiPriority w:val="99"/>
+    <w:semiHidden/>
+    <w:unhideWhenUsed/>
+  </w:style>
+  <w:style w:type="character" w:styleId="PlaceholderText">
+    <w:name w:val="Placeholder Text"/>
+    <w:basedOn w:val="DefaultParagraphFont"/>
+    <w:uiPriority w:val="99"/>
+    <w:semiHidden/>
+    <w:rsid w:val="00FC6916"/>
+    <w:rPr>
+      <w:color w:val="808080"/>
+    </w:rPr>
+  </w:style>
+  <w:style w:type="paragraph" w:customStyle="1" w:styleId="6F0FB9CF42204B33B09C4AF3EFF5A486">
+    <w:name w:val="6F0FB9CF42204B33B09C4AF3EFF5A486"/>
+    <w:rsid w:val="00FC6916"/>
+    <w:pPr>
+      <w:spacing w:line="278" w:lineRule="auto"/>
+    </w:pPr>
+    <w:rPr>
+      <w:kern w:val="2"/>
+      <w:sz w:val="24"/>
+      <w:szCs w:val="24"/>
+      <w14:ligatures w14:val="standardContextual"/>
+    </w:rPr>
+  </w:style>
+  <w:style w:type="paragraph" w:customStyle="1" w:styleId="7CC5A63D52374E65A9772B73E3ED1B83">
+    <w:name w:val="7CC5A63D52374E65A9772B73E3ED1B83"/>
+    <w:rsid w:val="00FC6916"/>
+    <w:pPr>
+      <w:spacing w:line="278" w:lineRule="auto"/>
+    </w:pPr>
+    <w:rPr>
+      <w:kern w:val="2"/>
+      <w:sz w:val="24"/>
+      <w:szCs w:val="24"/>
+      <w14:ligatures w14:val="standardContextual"/>
+    </w:rPr>
+  </w:style>
+  <w:style w:type="paragraph" w:customStyle="1" w:styleId="8B2B3409A21B477483072F00E6694479">
+    <w:name w:val="8B2B3409A21B477483072F00E6694479"/>
+    <w:rsid w:val="00FC6916"/>
+    <w:pPr>
+      <w:spacing w:line="278" w:lineRule="auto"/>
+    </w:pPr>
+    <w:rPr>
+      <w:kern w:val="2"/>
+      <w:sz w:val="24"/>
+      <w:szCs w:val="24"/>
+      <w14:ligatures w14:val="standardContextual"/>
+    </w:rPr>
+  </w:style>
+  <w:style w:type="paragraph" w:customStyle="1" w:styleId="A706C308F6D24837AEB1D44E6EF68245">
+    <w:name w:val="A706C308F6D24837AEB1D44E6EF68245"/>
+    <w:rsid w:val="00FC6916"/>
+    <w:pPr>
+      <w:spacing w:line="278" w:lineRule="auto"/>
+    </w:pPr>
+    <w:rPr>
+      <w:kern w:val="2"/>
+      <w:sz w:val="24"/>
+      <w:szCs w:val="24"/>
+      <w14:ligatures w14:val="standardContextual"/>
+    </w:rPr>
+  </w:style>
+  <w:style w:type="paragraph" w:customStyle="1" w:styleId="FD67F44EF6B84698AA63F7CD71100758">
+    <w:name w:val="FD67F44EF6B84698AA63F7CD71100758"/>
+    <w:rsid w:val="00FC6916"/>
+    <w:pPr>
+      <w:spacing w:line="278" w:lineRule="auto"/>
+    </w:pPr>
+    <w:rPr>
+      <w:kern w:val="2"/>
+      <w:sz w:val="24"/>
+      <w:szCs w:val="24"/>
+      <w14:ligatures w14:val="standardContextual"/>
+    </w:rPr>
+  </w:style>
+  <w:style w:type="paragraph" w:customStyle="1" w:styleId="5D645CD5551D46CBAD3827951ED8F095">
+    <w:name w:val="5D645CD5551D46CBAD3827951ED8F095"/>
+    <w:rsid w:val="00FC6916"/>
+    <w:pPr>
+      <w:spacing w:line="278" w:lineRule="auto"/>
+    </w:pPr>
+    <w:rPr>
+      <w:kern w:val="2"/>
+      <w:sz w:val="24"/>
+      <w:szCs w:val="24"/>
+      <w14:ligatures w14:val="standardContextual"/>
+    </w:rPr>
+  </w:style>
+  <w:style w:type="paragraph" w:customStyle="1" w:styleId="5D7865D2FC5E427CB9A91D2D333FFF4F">
+    <w:name w:val="5D7865D2FC5E427CB9A91D2D333FFF4F"/>
+    <w:rsid w:val="00FC6916"/>
+    <w:pPr>
+      <w:spacing w:line="278" w:lineRule="auto"/>
+    </w:pPr>
+    <w:rPr>
+      <w:kern w:val="2"/>
+      <w:sz w:val="24"/>
+      <w:szCs w:val="24"/>
+      <w14:ligatures w14:val="standardContextual"/>
+    </w:rPr>
+  </w:style>
+</w:styles>
+</file>
+
+<file path=word/glossary/webSettings.xml><?xml version="1.0" encoding="utf-8"?>
+<w:webSettings xmlns:mc="http://schemas.openxmlformats.org/markup-compatibility/2006" xmlns:r="http://schemas.openxmlformats.org/officeDocument/2006/relationships" xmlns:w="http://schemas.openxmlformats.org/wordprocessingml/2006/main" xmlns:w14="http://schemas.microsoft.com/office/word/2010/wordml" xmlns:w15="http://schemas.microsoft.com/office/word/2012/wordml" xmlns:w16cex="http://schemas.microsoft.com/office/word/2018/wordml/cex" xmlns:w16cid="http://schemas.microsoft.com/office/word/2016/wordml/cid" xmlns:w16="http://schemas.microsoft.com/office/word/2018/wordml" xmlns:w16du="http://schemas.microsoft.com/office/word/2023/wordml/word16du" xmlns:w16sdtdh="http://schemas.microsoft.com/office/word/2020/wordml/sdtdatahash" xmlns:w16sdtfl="http://schemas.microsoft.com/office/word/2024/wordml/sdtformatlock" xmlns:w16se="http://schemas.microsoft.com/office/word/2015/wordml/symex" mc:Ignorable="w14 w15 w16se w16cid w16 w16cex w16sdtdh w16sdtfl w16du">
+  <w:optimizeForBrowser/>
+  <w:allowPNG/>
+</w:webSettings>
 </file>
 
 <file path=word/theme/theme1.xml><?xml version="1.0" encoding="utf-8"?>
